--- a/docs/handleiding/word/handleiding_sollicitant.docx
+++ b/docs/handleiding/word/handleiding_sollicitant.docx
@@ -10,119 +10,78 @@
         <w:rPr>
           <w:lang w:val="nl"/>
         </w:rPr>
-        <w:t xml:space="preserve">Jouw sollicitatie bij Paal 13</w:t>
-      </w:r>
-    </w:p>
-    <w:sdt>
-      <w:sdtPr>
-        <w:docPartObj>
-          <w:docPartGallery w:val="Table of Contents"/>
-          <w:docPartUnique/>
-        </w:docPartObj>
-      </w:sdtPr>
-      <w:sdtContent>
-        <w:p>
-          <w:pPr>
-            <w:pStyle w:val="TOCHeading"/>
-          </w:pPr>
-          <w:r>
-            <w:rPr>
-              <w:lang w:val="nl"/>
-            </w:rPr>
-            <w:t xml:space="preserve">Table of Contents</w:t>
-          </w:r>
-        </w:p>
-        <w:p>
-          <w:r>
-            <w:fldChar w:fldCharType="begin" w:dirty="true"/>
-            <w:instrText xml:space="preserve">TOC \o "1-2" \h \z \u</w:instrText>
-            <w:fldChar w:fldCharType="separate"/>
-            <w:fldChar w:fldCharType="end"/>
-          </w:r>
-        </w:p>
-      </w:sdtContent>
-    </w:sdt>
-    <w:bookmarkStart w:id="21" w:name="X2a4ba334b9ac1bf9d8a7f4e59d98515f7d1789c"/>
+        <w:t xml:space="preserve">Jouw sollicitatie bij Paal 13 — hoe werkt het portaal?</w:t>
+      </w:r>
+    </w:p>
+    <w:p>
+      <w:pPr>
+        <w:pStyle w:val="FirstParagraph"/>
+      </w:pPr>
+      <w:r>
+        <w:rPr>
+          <w:lang w:val="nl"/>
+        </w:rPr>
+        <w:t xml:space="preserve">Versie 2.94.0 · september 2026</w:t>
+      </w:r>
+    </w:p>
+    <w:p>
+      <w:pPr>
+        <w:pStyle w:val="BodyText"/>
+      </w:pPr>
+      <w:r>
+        <w:rPr>
+          <w:lang w:val="nl"/>
+        </w:rPr>
+        <w:t xml:space="preserve">Je hebt je aangemeld als strandwacht bij Reddingsbrigade Paal 13. Alles wat daarna komt regel je in</w:t>
+      </w:r>
+      <w:r>
+        <w:rPr>
+          <w:lang w:val="nl"/>
+        </w:rPr>
+        <w:t xml:space="preserve"> </w:t>
+      </w:r>
+      <w:r>
+        <w:rPr>
+          <w:lang w:val="nl"/>
+        </w:rPr>
+        <w:t xml:space="preserve">je eigen portaal:</w:t>
+      </w:r>
+      <w:r>
+        <w:rPr>
+          <w:lang w:val="nl"/>
+        </w:rPr>
+        <w:t xml:space="preserve"> </w:t>
+      </w:r>
+      <w:r>
+        <w:rPr>
+          <w:rStyle w:val="VerbatimChar"/>
+          <w:lang w:val="nl"/>
+        </w:rPr>
+        <w:t xml:space="preserve">https://sollicitatie.paal13.com/portaal/</w:t>
+      </w:r>
+      <w:r>
+        <w:rPr>
+          <w:lang w:val="nl"/>
+        </w:rPr>
+        <w:t xml:space="preserve">. Dit is een korte uitleg, ook voor je</w:t>
+      </w:r>
+      <w:r>
+        <w:rPr>
+          <w:lang w:val="nl"/>
+        </w:rPr>
+        <w:t xml:space="preserve"> </w:t>
+      </w:r>
+      <w:r>
+        <w:rPr>
+          <w:lang w:val="nl"/>
+        </w:rPr>
+        <w:t xml:space="preserve">ouder of verzorger als je nog geen 18 bent.</w:t>
+      </w:r>
+    </w:p>
+    <w:bookmarkStart w:id="9" w:name="inhoud"/>
     <w:p>
       <w:pPr>
         <w:pStyle w:val="Heading1"/>
-      </w:pPr>
-      <w:r>
-        <w:rPr>
-          <w:lang w:val="nl"/>
-        </w:rPr>
-        <w:t xml:space="preserve">Jouw sollicitatie bij Paal 13 — hoe werkt het portaal?</w:t>
-      </w:r>
-    </w:p>
-    <w:p>
-      <w:pPr>
-        <w:pStyle w:val="FirstParagraph"/>
-      </w:pPr>
-      <w:r>
-        <w:rPr>
-          <w:lang w:val="nl"/>
-        </w:rPr>
-        <w:t xml:space="preserve">Versie 2.94.0 · september 2026</w:t>
-      </w:r>
-    </w:p>
-    <w:p>
-      <w:pPr>
-        <w:pStyle w:val="BodyText"/>
-      </w:pPr>
-      <w:r>
-        <w:rPr>
-          <w:lang w:val="nl"/>
-        </w:rPr>
-        <w:t xml:space="preserve">Je hebt je aangemeld als strandwacht bij Reddingsbrigade Paal 13. Alles wat daarna komt regel je in</w:t>
-      </w:r>
-      <w:r>
-        <w:rPr>
-          <w:lang w:val="nl"/>
-        </w:rPr>
-        <w:t xml:space="preserve"> </w:t>
-      </w:r>
-      <w:r>
-        <w:rPr>
-          <w:lang w:val="nl"/>
-        </w:rPr>
-        <w:t xml:space="preserve">je eigen portaal:</w:t>
-      </w:r>
-      <w:r>
-        <w:rPr>
-          <w:lang w:val="nl"/>
-        </w:rPr>
-        <w:t xml:space="preserve"> </w:t>
-      </w:r>
-      <w:r>
-        <w:rPr>
-          <w:rStyle w:val="VerbatimChar"/>
-          <w:lang w:val="nl"/>
-        </w:rPr>
-        <w:t xml:space="preserve">https://sollicitatie.paal13.com/portaal/</w:t>
-      </w:r>
-      <w:r>
-        <w:rPr>
-          <w:lang w:val="nl"/>
-        </w:rPr>
-        <w:t xml:space="preserve">. Dit is een korte uitleg, ook voor je</w:t>
-      </w:r>
-      <w:r>
-        <w:rPr>
-          <w:lang w:val="nl"/>
-        </w:rPr>
-        <w:t xml:space="preserve"> </w:t>
-      </w:r>
-      <w:r>
-        <w:rPr>
-          <w:lang w:val="nl"/>
-        </w:rPr>
-        <w:t xml:space="preserve">ouder of verzorger als je nog geen 18 bent.</w:t>
-      </w:r>
-    </w:p>
-    <w:bookmarkStart w:id="9" w:name="inhoud"/>
-    <w:p>
-      <w:pPr>
-        <w:pStyle w:val="Heading2"/>
       </w:pPr>
       <w:r>
         <w:rPr>
@@ -340,7 +299,7 @@
     <w:bookmarkStart w:id="10" w:name="inloggen"/>
     <w:p>
       <w:pPr>
-        <w:pStyle w:val="Heading2"/>
+        <w:pStyle w:val="Heading1"/>
       </w:pPr>
       <w:r>
         <w:rPr>
@@ -467,7 +426,7 @@
     <w:bookmarkStart w:id="11" w:name="de-drie-tabbladen"/>
     <w:p>
       <w:pPr>
-        <w:pStyle w:val="Heading2"/>
+        <w:pStyle w:val="Heading1"/>
       </w:pPr>
       <w:r>
         <w:rPr>
@@ -614,7 +573,7 @@
     <w:bookmarkStart w:id="12" w:name="wat-je-stap-voor-stap-doet"/>
     <w:p>
       <w:pPr>
-        <w:pStyle w:val="Heading2"/>
+        <w:pStyle w:val="Heading1"/>
       </w:pPr>
       <w:r>
         <w:rPr>
@@ -917,7 +876,7 @@
     <w:bookmarkStart w:id="13" w:name="beter-leren-kennen"/>
     <w:p>
       <w:pPr>
-        <w:pStyle w:val="Heading2"/>
+        <w:pStyle w:val="Heading1"/>
       </w:pPr>
       <w:r>
         <w:rPr>
@@ -998,7 +957,7 @@
     <w:bookmarkStart w:id="14" w:name="beschikbaarheid-doorgeven"/>
     <w:p>
       <w:pPr>
-        <w:pStyle w:val="Heading2"/>
+        <w:pStyle w:val="Heading1"/>
       </w:pPr>
       <w:r>
         <w:rPr>
@@ -1172,7 +1131,7 @@
     <w:bookmarkStart w:id="15" w:name="ondertekenen"/>
     <w:p>
       <w:pPr>
-        <w:pStyle w:val="Heading2"/>
+        <w:pStyle w:val="Heading1"/>
       </w:pPr>
       <w:r>
         <w:rPr>
@@ -1329,7 +1288,7 @@
     <w:bookmarkStart w:id="16" w:name="als-je-nog-geen-18-bent"/>
     <w:p>
       <w:pPr>
-        <w:pStyle w:val="Heading2"/>
+        <w:pStyle w:val="Heading1"/>
       </w:pPr>
       <w:r>
         <w:rPr>
@@ -1456,7 +1415,7 @@
     <w:bookmarkStart w:id="17" w:name="aangenomen-het-takenpakket"/>
     <w:p>
       <w:pPr>
-        <w:pStyle w:val="Heading2"/>
+        <w:pStyle w:val="Heading1"/>
       </w:pPr>
       <w:r>
         <w:rPr>
@@ -1798,7 +1757,7 @@
     <w:bookmarkStart w:id="18" w:name="berichten-en-whatsapp"/>
     <w:p>
       <w:pPr>
-        <w:pStyle w:val="Heading2"/>
+        <w:pStyle w:val="Heading1"/>
       </w:pPr>
       <w:r>
         <w:rPr>
@@ -1883,7 +1842,7 @@
     <w:bookmarkStart w:id="19" w:name="je-gegevens-en-privacy"/>
     <w:p>
       <w:pPr>
-        <w:pStyle w:val="Heading2"/>
+        <w:pStyle w:val="Heading1"/>
       </w:pPr>
       <w:r>
         <w:rPr>
@@ -2031,7 +1990,7 @@
     <w:bookmarkStart w:id="20" w:name="veelgestelde-vragen"/>
     <w:p>
       <w:pPr>
-        <w:pStyle w:val="Heading2"/>
+        <w:pStyle w:val="Heading1"/>
       </w:pPr>
       <w:r>
         <w:rPr>
@@ -2252,7 +2211,6 @@
       </w:r>
     </w:p>
     <w:bookmarkEnd w:id="20"/>
-    <w:bookmarkEnd w:id="21"/>
     <w:sectPr>
       <w:footnotePr>
         <w:numRestart w:val="eachSect"/>

--- a/docs/handleiding/word/handleiding_sollicitant.docx
+++ b/docs/handleiding/word/handleiding_sollicitant.docx
@@ -2012,10 +2012,7 @@
         <w:t xml:space="preserve">Ik krijg geen inlogcode.</w:t>
       </w:r>
       <w:r>
-        <w:rPr>
-          <w:lang w:val="nl"/>
-        </w:rPr>
-        <w:t xml:space="preserve"> </w:t>
+        <w:br/>
       </w:r>
       <w:r>
         <w:rPr>
@@ -2049,10 +2046,7 @@
         <w:t xml:space="preserve">De link in de mail voor mijn ouder werkt niet.</w:t>
       </w:r>
       <w:r>
-        <w:rPr>
-          <w:lang w:val="nl"/>
-        </w:rPr>
-        <w:t xml:space="preserve"> </w:t>
+        <w:br/>
       </w:r>
       <w:r>
         <w:rPr>
@@ -2086,10 +2080,7 @@
         <w:t xml:space="preserve">Ik heb een fout gemaakt in Beter Leren Kennen.</w:t>
       </w:r>
       <w:r>
-        <w:rPr>
-          <w:lang w:val="nl"/>
-        </w:rPr>
-        <w:t xml:space="preserve"> </w:t>
+        <w:br/>
       </w:r>
       <w:r>
         <w:rPr>
@@ -2111,10 +2102,7 @@
         <w:t xml:space="preserve">Kan ik mijn beschikbaarheid nog wijzigen na "definitief"?</w:t>
       </w:r>
       <w:r>
-        <w:rPr>
-          <w:lang w:val="nl"/>
-        </w:rPr>
-        <w:t xml:space="preserve"> </w:t>
+        <w:br/>
       </w:r>
       <w:r>
         <w:rPr>
@@ -2136,10 +2124,7 @@
         <w:t xml:space="preserve">Mijn foto wordt geweigerd.</w:t>
       </w:r>
       <w:r>
-        <w:rPr>
-          <w:lang w:val="nl"/>
-        </w:rPr>
-        <w:t xml:space="preserve"> </w:t>
+        <w:br/>
       </w:r>
       <w:r>
         <w:rPr>
@@ -2173,10 +2158,7 @@
         <w:t xml:space="preserve">Wie ziet mijn bijzonderheden (bijvoorbeeld medische informatie)?</w:t>
       </w:r>
       <w:r>
-        <w:rPr>
-          <w:lang w:val="nl"/>
-        </w:rPr>
-        <w:t xml:space="preserve"> </w:t>
+        <w:br/>
       </w:r>
       <w:r>
         <w:rPr>
@@ -2198,10 +2180,7 @@
         <w:t xml:space="preserve">Ik ben 17 en heb het loonheffingsformulier zelf getekend. Klopt dat?</w:t>
       </w:r>
       <w:r>
-        <w:rPr>
-          <w:lang w:val="nl"/>
-        </w:rPr>
-        <w:t xml:space="preserve"> </w:t>
+        <w:br/>
       </w:r>
       <w:r>
         <w:rPr>

--- a/docs/handleiding/word/handleiding_sollicitant.docx
+++ b/docs/handleiding/word/handleiding_sollicitant.docx
@@ -21,7 +21,7 @@
         <w:rPr>
           <w:lang w:val="nl"/>
         </w:rPr>
-        <w:t xml:space="preserve">Versie 2.94.0 · september 2026</w:t>
+        <w:t xml:space="preserve">Versie 2.99 · september 2026</w:t>
       </w:r>
     </w:p>
     <w:p>
@@ -32,19 +32,19 @@
         <w:rPr>
           <w:lang w:val="nl"/>
         </w:rPr>
-        <w:t xml:space="preserve">Je hebt je aangemeld als strandwacht bij Reddingsbrigade Paal 13. Alles wat daarna komt regel je in</w:t>
-      </w:r>
-      <w:r>
-        <w:rPr>
-          <w:lang w:val="nl"/>
-        </w:rPr>
-        <w:t xml:space="preserve"> </w:t>
-      </w:r>
-      <w:r>
-        <w:rPr>
-          <w:lang w:val="nl"/>
-        </w:rPr>
-        <w:t xml:space="preserve">je eigen portaal:</w:t>
+        <w:t xml:space="preserve">Je wilt strandwacht worden bij Reddingsbrigade Paal 13. Na je aanmelding regel je alles in je</w:t>
+      </w:r>
+      <w:r>
+        <w:rPr>
+          <w:lang w:val="nl"/>
+        </w:rPr>
+        <w:t xml:space="preserve"> </w:t>
+      </w:r>
+      <w:r>
+        <w:rPr>
+          <w:lang w:val="nl"/>
+        </w:rPr>
+        <w:t xml:space="preserve">eigen portaal:</w:t>
       </w:r>
       <w:r>
         <w:rPr>
@@ -63,19 +63,19 @@
         <w:rPr>
           <w:lang w:val="nl"/>
         </w:rPr>
-        <w:t xml:space="preserve">. Dit is een korte uitleg, ook voor je</w:t>
-      </w:r>
-      <w:r>
-        <w:rPr>
-          <w:lang w:val="nl"/>
-        </w:rPr>
-        <w:t xml:space="preserve"> </w:t>
-      </w:r>
-      <w:r>
-        <w:rPr>
-          <w:lang w:val="nl"/>
-        </w:rPr>
-        <w:t xml:space="preserve">ouder of verzorger als je nog geen 18 bent.</w:t>
+        <w:t xml:space="preserve">. Hier lees je hoe dat werkt. Deze uitleg</w:t>
+      </w:r>
+      <w:r>
+        <w:rPr>
+          <w:lang w:val="nl"/>
+        </w:rPr>
+        <w:t xml:space="preserve"> </w:t>
+      </w:r>
+      <w:r>
+        <w:rPr>
+          <w:lang w:val="nl"/>
+        </w:rPr>
+        <w:t xml:space="preserve">is ook voor je ouder of verzorger als je nog geen 18 bent.</w:t>
       </w:r>
     </w:p>
     <w:bookmarkStart w:id="9" w:name="inhoud"/>
@@ -89,6 +89,24 @@
         </w:rPr>
         <w:t xml:space="preserve">Inhoud</w:t>
       </w:r>
+    </w:p>
+    <w:p>
+      <w:pPr>
+        <w:pStyle w:val="Compact"/>
+        <w:numPr>
+          <w:ilvl w:val="0"/>
+          <w:numId w:val="1001"/>
+        </w:numPr>
+      </w:pPr>
+      <w:hyperlink w:anchor="aanmelden">
+        <w:r>
+          <w:rPr>
+            <w:rStyle w:val="Hyperlink"/>
+            <w:lang w:val="nl"/>
+          </w:rPr>
+          <w:t xml:space="preserve">Aanmelden</w:t>
+        </w:r>
+      </w:hyperlink>
     </w:p>
     <w:p>
       <w:pPr>
@@ -242,13 +260,31 @@
           <w:numId w:val="1001"/>
         </w:numPr>
       </w:pPr>
-      <w:hyperlink w:anchor="berichten-en-whatsapp">
+      <w:hyperlink w:anchor="berichten-en-een-vraag-stellen">
         <w:r>
           <w:rPr>
             <w:rStyle w:val="Hyperlink"/>
             <w:lang w:val="nl"/>
           </w:rPr>
-          <w:t xml:space="preserve">Berichten en WhatsApp</w:t>
+          <w:t xml:space="preserve">Berichten en een vraag stellen</w:t>
+        </w:r>
+      </w:hyperlink>
+    </w:p>
+    <w:p>
+      <w:pPr>
+        <w:pStyle w:val="Compact"/>
+        <w:numPr>
+          <w:ilvl w:val="0"/>
+          <w:numId w:val="1001"/>
+        </w:numPr>
+      </w:pPr>
+      <w:hyperlink w:anchor="niet-aangenomen-een-seintje">
+        <w:r>
+          <w:rPr>
+            <w:rStyle w:val="Hyperlink"/>
+            <w:lang w:val="nl"/>
+          </w:rPr>
+          <w:t xml:space="preserve">Niet aangenomen: een seintje</w:t>
         </w:r>
       </w:hyperlink>
     </w:p>
@@ -296,7 +332,7 @@
       </w:r>
     </w:p>
     <w:bookmarkEnd w:id="9"/>
-    <w:bookmarkStart w:id="10" w:name="inloggen"/>
+    <w:bookmarkStart w:id="10" w:name="aanmelden"/>
     <w:p>
       <w:pPr>
         <w:pStyle w:val="Heading1"/>
@@ -305,7 +341,44 @@
         <w:rPr>
           <w:lang w:val="nl"/>
         </w:rPr>
-        <w:t xml:space="preserve">Inloggen</w:t>
+        <w:t xml:space="preserve">Aanmelden</w:t>
+      </w:r>
+    </w:p>
+    <w:p>
+      <w:pPr>
+        <w:pStyle w:val="BlockText"/>
+      </w:pPr>
+      <w:r>
+        <w:rPr>
+          <w:b/>
+          <w:bCs/>
+          <w:lang w:val="nl"/>
+        </w:rPr>
+        <w:t xml:space="preserve">In het kort:</w:t>
+      </w:r>
+      <w:r>
+        <w:rPr>
+          <w:lang w:val="nl"/>
+        </w:rPr>
+        <w:t xml:space="preserve"> </w:t>
+      </w:r>
+      <w:r>
+        <w:rPr>
+          <w:lang w:val="nl"/>
+        </w:rPr>
+        <w:t xml:space="preserve">je meldt je aan met een kort formulier in drie stappen. Je moet minimaal 15 jaar</w:t>
+      </w:r>
+      <w:r>
+        <w:rPr>
+          <w:lang w:val="nl"/>
+        </w:rPr>
+        <w:t xml:space="preserve"> </w:t>
+      </w:r>
+      <w:r>
+        <w:rPr>
+          <w:lang w:val="nl"/>
+        </w:rPr>
+        <w:t xml:space="preserve">zijn. Ben je nog geen 16, dan geeft je ouder of verzorger toestemming.</w:t>
       </w:r>
     </w:p>
     <w:p>
@@ -316,7 +389,38 @@
         <w:rPr>
           <w:lang w:val="nl"/>
         </w:rPr>
-        <w:t xml:space="preserve">Je hebt geen wachtwoord nodig.</w:t>
+        <w:t xml:space="preserve">Het formulier staat op</w:t>
+      </w:r>
+      <w:r>
+        <w:rPr>
+          <w:lang w:val="nl"/>
+        </w:rPr>
+        <w:t xml:space="preserve"> </w:t>
+      </w:r>
+      <w:r>
+        <w:rPr>
+          <w:rStyle w:val="VerbatimChar"/>
+          <w:lang w:val="nl"/>
+        </w:rPr>
+        <w:t xml:space="preserve">https://sollicitatie.paal13.com/aanmelden.php</w:t>
+      </w:r>
+      <w:r>
+        <w:rPr>
+          <w:lang w:val="nl"/>
+        </w:rPr>
+        <w:t xml:space="preserve">, op paal13.com en op</w:t>
+      </w:r>
+      <w:r>
+        <w:rPr>
+          <w:lang w:val="nl"/>
+        </w:rPr>
+        <w:t xml:space="preserve"> </w:t>
+      </w:r>
+      <w:r>
+        <w:rPr>
+          <w:lang w:val="nl"/>
+        </w:rPr>
+        <w:t xml:space="preserve">wervingspagina's van Paal 13. Het is overal hetzelfde formulier.</w:t>
       </w:r>
     </w:p>
     <w:p>
@@ -329,9 +433,23 @@
       </w:pPr>
       <w:r>
         <w:rPr>
-          <w:lang w:val="nl"/>
-        </w:rPr>
-        <w:t xml:space="preserve">Ga naar het portaal en vul het e-mailadres in waarmee je je hebt aangemeld.</w:t>
+          <w:b/>
+          <w:bCs/>
+          <w:lang w:val="nl"/>
+        </w:rPr>
+        <w:t xml:space="preserve">Naam:</w:t>
+      </w:r>
+      <w:r>
+        <w:rPr>
+          <w:lang w:val="nl"/>
+        </w:rPr>
+        <w:t xml:space="preserve"> </w:t>
+      </w:r>
+      <w:r>
+        <w:rPr>
+          <w:lang w:val="nl"/>
+        </w:rPr>
+        <w:t xml:space="preserve">je voornaam, tussenvoegsel (als je dat hebt) en achternaam.</w:t>
       </w:r>
     </w:p>
     <w:p>
@@ -344,21 +462,35 @@
       </w:pPr>
       <w:r>
         <w:rPr>
-          <w:lang w:val="nl"/>
-        </w:rPr>
-        <w:t xml:space="preserve">Je krijgt een code van zes cijfers per e-mail (en via WhatsApp als we je nummer hebben en je dat</w:t>
-      </w:r>
-      <w:r>
-        <w:rPr>
-          <w:lang w:val="nl"/>
-        </w:rPr>
-        <w:t xml:space="preserve"> </w:t>
-      </w:r>
-      <w:r>
-        <w:rPr>
-          <w:lang w:val="nl"/>
-        </w:rPr>
-        <w:t xml:space="preserve">aan hebt staan).</w:t>
+          <w:b/>
+          <w:bCs/>
+          <w:lang w:val="nl"/>
+        </w:rPr>
+        <w:t xml:space="preserve">Jij:</w:t>
+      </w:r>
+      <w:r>
+        <w:rPr>
+          <w:lang w:val="nl"/>
+        </w:rPr>
+        <w:t xml:space="preserve"> </w:t>
+      </w:r>
+      <w:r>
+        <w:rPr>
+          <w:lang w:val="nl"/>
+        </w:rPr>
+        <w:t xml:space="preserve">je geboortedatum. Je geslacht mag je invullen, maar het hoeft niet. We gebruiken het</w:t>
+      </w:r>
+      <w:r>
+        <w:rPr>
+          <w:lang w:val="nl"/>
+        </w:rPr>
+        <w:t xml:space="preserve"> </w:t>
+      </w:r>
+      <w:r>
+        <w:rPr>
+          <w:lang w:val="nl"/>
+        </w:rPr>
+        <w:t xml:space="preserve">alleen voor de slaapindeling in het trainingsweekend.</w:t>
       </w:r>
     </w:p>
     <w:p>
@@ -371,9 +503,55 @@
       </w:pPr>
       <w:r>
         <w:rPr>
-          <w:lang w:val="nl"/>
-        </w:rPr>
-        <w:t xml:space="preserve">Vul de code in. Klaar.</w:t>
+          <w:b/>
+          <w:bCs/>
+          <w:lang w:val="nl"/>
+        </w:rPr>
+        <w:t xml:space="preserve">Contact:</w:t>
+      </w:r>
+      <w:r>
+        <w:rPr>
+          <w:lang w:val="nl"/>
+        </w:rPr>
+        <w:t xml:space="preserve"> </w:t>
+      </w:r>
+      <w:r>
+        <w:rPr>
+          <w:lang w:val="nl"/>
+        </w:rPr>
+        <w:t xml:space="preserve">je e-mailadres en je telefoonnummer. Zet een vinkje dat je de privacyverklaring</w:t>
+      </w:r>
+      <w:r>
+        <w:rPr>
+          <w:lang w:val="nl"/>
+        </w:rPr>
+        <w:t xml:space="preserve"> </w:t>
+      </w:r>
+      <w:r>
+        <w:rPr>
+          <w:lang w:val="nl"/>
+        </w:rPr>
+        <w:t xml:space="preserve">hebt gelezen en klik op</w:t>
+      </w:r>
+      <w:r>
+        <w:rPr>
+          <w:lang w:val="nl"/>
+        </w:rPr>
+        <w:t xml:space="preserve"> </w:t>
+      </w:r>
+      <w:r>
+        <w:rPr>
+          <w:b/>
+          <w:bCs/>
+          <w:lang w:val="nl"/>
+        </w:rPr>
+        <w:t xml:space="preserve">Aanmelden</w:t>
+      </w:r>
+      <w:r>
+        <w:rPr>
+          <w:lang w:val="nl"/>
+        </w:rPr>
+        <w:t xml:space="preserve">.</w:t>
       </w:r>
     </w:p>
     <w:p>
@@ -384,19 +562,19 @@
         <w:rPr>
           <w:lang w:val="nl"/>
         </w:rPr>
-        <w:t xml:space="preserve">Ben je al lid van de vereniging en heb je een Paal 13-account, dan word je doorgestuurd naar de</w:t>
-      </w:r>
-      <w:r>
-        <w:rPr>
-          <w:lang w:val="nl"/>
-        </w:rPr>
-        <w:t xml:space="preserve"> </w:t>
-      </w:r>
-      <w:r>
-        <w:rPr>
-          <w:lang w:val="nl"/>
-        </w:rPr>
-        <w:t xml:space="preserve">gewone Paal 13-inlog.</w:t>
+        <w:t xml:space="preserve">Klopt er iets niet, dan zegt het formulier wat er mis is en springt het terug naar die stap.</w:t>
+      </w:r>
+      <w:r>
+        <w:rPr>
+          <w:lang w:val="nl"/>
+        </w:rPr>
+        <w:t xml:space="preserve"> </w:t>
+      </w:r>
+      <w:r>
+        <w:rPr>
+          <w:lang w:val="nl"/>
+        </w:rPr>
+        <w:t xml:space="preserve">Wat je al had ingevuld, blijft staan.</w:t>
       </w:r>
     </w:p>
     <w:p>
@@ -405,25 +583,85 @@
       </w:pPr>
       <w:r>
         <w:rPr>
-          <w:lang w:val="nl"/>
-        </w:rPr>
-        <w:t xml:space="preserve">Komt de code niet? Kijk in je spam, wacht een minuut en probeer het opnieuw. Na vijf verkeerde</w:t>
-      </w:r>
-      <w:r>
-        <w:rPr>
-          <w:lang w:val="nl"/>
-        </w:rPr>
-        <w:t xml:space="preserve"> </w:t>
-      </w:r>
-      <w:r>
-        <w:rPr>
-          <w:lang w:val="nl"/>
-        </w:rPr>
-        <w:t xml:space="preserve">pogingen vraag je een nieuwe code aan.</w:t>
+          <w:b/>
+          <w:bCs/>
+          <w:lang w:val="nl"/>
+        </w:rPr>
+        <w:t xml:space="preserve">Ben je 15?</w:t>
+      </w:r>
+      <w:r>
+        <w:rPr>
+          <w:lang w:val="nl"/>
+        </w:rPr>
+        <w:t xml:space="preserve"> </w:t>
+      </w:r>
+      <w:r>
+        <w:rPr>
+          <w:lang w:val="nl"/>
+        </w:rPr>
+        <w:t xml:space="preserve">Dan vraagt het formulier in stap 2 de naam van je ouder of verzorger. Je ouder zet</w:t>
+      </w:r>
+      <w:r>
+        <w:rPr>
+          <w:lang w:val="nl"/>
+        </w:rPr>
+        <w:t xml:space="preserve"> </w:t>
+      </w:r>
+      <w:r>
+        <w:rPr>
+          <w:lang w:val="nl"/>
+        </w:rPr>
+        <w:t xml:space="preserve">ook een vinkje dat de brigade je gegevens mag verwerken. Vul dit blok samen in.</w:t>
+      </w:r>
+    </w:p>
+    <w:p>
+      <w:pPr>
+        <w:pStyle w:val="BodyText"/>
+      </w:pPr>
+      <w:r>
+        <w:rPr>
+          <w:lang w:val="nl"/>
+        </w:rPr>
+        <w:t xml:space="preserve">Na het aanmelden krijg je een e-mail met een link naar je portaal. Geen mail? Kijk in je</w:t>
+      </w:r>
+      <w:r>
+        <w:rPr>
+          <w:lang w:val="nl"/>
+        </w:rPr>
+        <w:t xml:space="preserve"> </w:t>
+      </w:r>
+      <w:r>
+        <w:rPr>
+          <w:lang w:val="nl"/>
+        </w:rPr>
+        <w:t xml:space="preserve">ongewenste mail. Heb je je dit seizoen al aangemeld, dan zegt het formulier dat.</w:t>
+      </w:r>
+    </w:p>
+    <w:p>
+      <w:pPr>
+        <w:pStyle w:val="BodyText"/>
+      </w:pPr>
+      <w:r>
+        <w:rPr>
+          <w:lang w:val="nl"/>
+        </w:rPr>
+        <w:t xml:space="preserve">Is de aanmelding gesloten, dan zie je dat op het formulier. Houd dan paal13.com en social media in</w:t>
+      </w:r>
+      <w:r>
+        <w:rPr>
+          <w:lang w:val="nl"/>
+        </w:rPr>
+        <w:t xml:space="preserve"> </w:t>
+      </w:r>
+      <w:r>
+        <w:rPr>
+          <w:lang w:val="nl"/>
+        </w:rPr>
+        <w:t xml:space="preserve">de gaten.</w:t>
       </w:r>
     </w:p>
     <w:bookmarkEnd w:id="10"/>
-    <w:bookmarkStart w:id="11" w:name="de-drie-tabbladen"/>
+    <w:bookmarkStart w:id="11" w:name="inloggen"/>
     <w:p>
       <w:pPr>
         <w:pStyle w:val="Heading1"/>
@@ -432,7 +670,44 @@
         <w:rPr>
           <w:lang w:val="nl"/>
         </w:rPr>
-        <w:t xml:space="preserve">De drie tabbladen</w:t>
+        <w:t xml:space="preserve">Inloggen</w:t>
+      </w:r>
+    </w:p>
+    <w:p>
+      <w:pPr>
+        <w:pStyle w:val="BlockText"/>
+      </w:pPr>
+      <w:r>
+        <w:rPr>
+          <w:b/>
+          <w:bCs/>
+          <w:lang w:val="nl"/>
+        </w:rPr>
+        <w:t xml:space="preserve">In het kort:</w:t>
+      </w:r>
+      <w:r>
+        <w:rPr>
+          <w:lang w:val="nl"/>
+        </w:rPr>
+        <w:t xml:space="preserve"> </w:t>
+      </w:r>
+      <w:r>
+        <w:rPr>
+          <w:lang w:val="nl"/>
+        </w:rPr>
+        <w:t xml:space="preserve">je logt in met je e-mailadres. Je krijgt een inloglink en een code. Tik op de</w:t>
+      </w:r>
+      <w:r>
+        <w:rPr>
+          <w:lang w:val="nl"/>
+        </w:rPr>
+        <w:t xml:space="preserve"> </w:t>
+      </w:r>
+      <w:r>
+        <w:rPr>
+          <w:lang w:val="nl"/>
+        </w:rPr>
+        <w:t xml:space="preserve">link, druk op "Open mijn portaal" en je bent binnen. Een wachtwoord heb je niet nodig.</w:t>
       </w:r>
     </w:p>
     <w:p>
@@ -445,35 +720,29 @@
       </w:pPr>
       <w:r>
         <w:rPr>
-          <w:b/>
-          <w:bCs/>
-          <w:lang w:val="nl"/>
-        </w:rPr>
-        <w:t xml:space="preserve">Start:</w:t>
-      </w:r>
-      <w:r>
-        <w:rPr>
-          <w:lang w:val="nl"/>
-        </w:rPr>
-        <w:t xml:space="preserve"> </w:t>
-      </w:r>
-      <w:r>
-        <w:rPr>
-          <w:lang w:val="nl"/>
-        </w:rPr>
-        <w:t xml:space="preserve">waar je staat (stap 1 t/m 5), de praktische informatie over de selectiedag of het</w:t>
-      </w:r>
-      <w:r>
-        <w:rPr>
-          <w:lang w:val="nl"/>
-        </w:rPr>
-        <w:t xml:space="preserve"> </w:t>
-      </w:r>
-      <w:r>
-        <w:rPr>
-          <w:lang w:val="nl"/>
-        </w:rPr>
-        <w:t xml:space="preserve">trainingsweekend (datum, tijd, locatie, wat je meeneemt) en de taken die nu open staan.</w:t>
+          <w:lang w:val="nl"/>
+        </w:rPr>
+        <w:t xml:space="preserve">Ga naar het portaal en vul het e-mailadres in waarmee je je hebt aangemeld. Klik op</w:t>
+      </w:r>
+      <w:r>
+        <w:rPr>
+          <w:lang w:val="nl"/>
+        </w:rPr>
+        <w:t xml:space="preserve"> </w:t>
+      </w:r>
+      <w:r>
+        <w:rPr>
+          <w:b/>
+          <w:bCs/>
+          <w:lang w:val="nl"/>
+        </w:rPr>
+        <w:t xml:space="preserve">Doorgaan</w:t>
+      </w:r>
+      <w:r>
+        <w:rPr>
+          <w:lang w:val="nl"/>
+        </w:rPr>
+        <w:t xml:space="preserve">.</w:t>
       </w:r>
     </w:p>
     <w:p>
@@ -486,35 +755,55 @@
       </w:pPr>
       <w:r>
         <w:rPr>
-          <w:b/>
-          <w:bCs/>
-          <w:lang w:val="nl"/>
-        </w:rPr>
-        <w:t xml:space="preserve">Taken:</w:t>
-      </w:r>
-      <w:r>
-        <w:rPr>
-          <w:lang w:val="nl"/>
-        </w:rPr>
-        <w:t xml:space="preserve"> </w:t>
-      </w:r>
-      <w:r>
-        <w:rPr>
-          <w:lang w:val="nl"/>
-        </w:rPr>
-        <w:t xml:space="preserve">alle taken: wat je nu moet doen, wat wacht op je ouder of verzorger, en wat af is.</w:t>
-      </w:r>
-      <w:r>
-        <w:rPr>
-          <w:lang w:val="nl"/>
-        </w:rPr>
-        <w:t xml:space="preserve"> </w:t>
-      </w:r>
-      <w:r>
-        <w:rPr>
-          <w:lang w:val="nl"/>
-        </w:rPr>
-        <w:t xml:space="preserve">Bij een afgeronde taak kun je met "Bekijken" altijd terug.</w:t>
+          <w:lang w:val="nl"/>
+        </w:rPr>
+        <w:t xml:space="preserve">Je krijgt een bericht per e-mail, en als het kan ook via WhatsApp of sms. Daarin staan een</w:t>
+      </w:r>
+      <w:r>
+        <w:rPr>
+          <w:lang w:val="nl"/>
+        </w:rPr>
+        <w:t xml:space="preserve"> </w:t>
+      </w:r>
+      <w:r>
+        <w:rPr>
+          <w:b/>
+          <w:bCs/>
+          <w:lang w:val="nl"/>
+        </w:rPr>
+        <w:t xml:space="preserve">inloglink</w:t>
+      </w:r>
+      <w:r>
+        <w:rPr>
+          <w:lang w:val="nl"/>
+        </w:rPr>
+        <w:t xml:space="preserve"> </w:t>
+      </w:r>
+      <w:r>
+        <w:rPr>
+          <w:lang w:val="nl"/>
+        </w:rPr>
+        <w:t xml:space="preserve">en een</w:t>
+      </w:r>
+      <w:r>
+        <w:rPr>
+          <w:lang w:val="nl"/>
+        </w:rPr>
+        <w:t xml:space="preserve"> </w:t>
+      </w:r>
+      <w:r>
+        <w:rPr>
+          <w:b/>
+          <w:bCs/>
+          <w:lang w:val="nl"/>
+        </w:rPr>
+        <w:t xml:space="preserve">code van zes cijfers</w:t>
+      </w:r>
+      <w:r>
+        <w:rPr>
+          <w:lang w:val="nl"/>
+        </w:rPr>
+        <w:t xml:space="preserve">.</w:t>
       </w:r>
     </w:p>
     <w:p>
@@ -527,6 +816,533 @@
       </w:pPr>
       <w:r>
         <w:rPr>
+          <w:lang w:val="nl"/>
+        </w:rPr>
+        <w:t xml:space="preserve">Tik op de inloglink. Je ziet een scherm met de knop</w:t>
+      </w:r>
+      <w:r>
+        <w:rPr>
+          <w:lang w:val="nl"/>
+        </w:rPr>
+        <w:t xml:space="preserve"> </w:t>
+      </w:r>
+      <w:r>
+        <w:rPr>
+          <w:b/>
+          <w:bCs/>
+          <w:lang w:val="nl"/>
+        </w:rPr>
+        <w:t xml:space="preserve">Open mijn portaal</w:t>
+      </w:r>
+      <w:r>
+        <w:rPr>
+          <w:lang w:val="nl"/>
+        </w:rPr>
+        <w:t xml:space="preserve">. Druk daarop.</w:t>
+      </w:r>
+      <w:r>
+        <w:rPr>
+          <w:lang w:val="nl"/>
+        </w:rPr>
+        <w:t xml:space="preserve"> </w:t>
+      </w:r>
+      <w:r>
+        <w:rPr>
+          <w:lang w:val="nl"/>
+        </w:rPr>
+        <w:t xml:space="preserve">Liever typen? Vul dan de zes cijfers in op het inlogscherm.</w:t>
+      </w:r>
+    </w:p>
+    <w:p>
+      <w:pPr>
+        <w:pStyle w:val="FirstParagraph"/>
+      </w:pPr>
+      <w:r>
+        <w:rPr>
+          <w:lang w:val="nl"/>
+        </w:rPr>
+        <w:t xml:space="preserve">De link en de code werken 15 minuten en maar één keer.</w:t>
+      </w:r>
+    </w:p>
+    <w:p>
+      <w:pPr>
+        <w:pStyle w:val="BodyText"/>
+      </w:pPr>
+      <w:r>
+        <w:rPr>
+          <w:b/>
+          <w:bCs/>
+          <w:lang w:val="nl"/>
+        </w:rPr>
+        <w:t xml:space="preserve">Waarom nog een knop na de link?</w:t>
+      </w:r>
+      <w:r>
+        <w:rPr>
+          <w:lang w:val="nl"/>
+        </w:rPr>
+        <w:t xml:space="preserve"> </w:t>
+      </w:r>
+      <w:r>
+        <w:rPr>
+          <w:lang w:val="nl"/>
+        </w:rPr>
+        <w:t xml:space="preserve">Sommige mailprogramma's openen links al voordat jij dat doet,</w:t>
+      </w:r>
+      <w:r>
+        <w:rPr>
+          <w:lang w:val="nl"/>
+        </w:rPr>
+        <w:t xml:space="preserve"> </w:t>
+      </w:r>
+      <w:r>
+        <w:rPr>
+          <w:lang w:val="nl"/>
+        </w:rPr>
+        <w:t xml:space="preserve">om te kijken of ze veilig zijn. Als de link je dan meteen zou inloggen, zou hij al op zijn. Door</w:t>
+      </w:r>
+      <w:r>
+        <w:rPr>
+          <w:lang w:val="nl"/>
+        </w:rPr>
+        <w:t xml:space="preserve"> </w:t>
+      </w:r>
+      <w:r>
+        <w:rPr>
+          <w:lang w:val="nl"/>
+        </w:rPr>
+        <w:t xml:space="preserve">de knop gebeurt het inloggen pas als jij drukt.</w:t>
+      </w:r>
+    </w:p>
+    <w:p>
+      <w:pPr>
+        <w:pStyle w:val="BodyText"/>
+      </w:pPr>
+      <w:r>
+        <w:rPr>
+          <w:b/>
+          <w:bCs/>
+          <w:lang w:val="nl"/>
+        </w:rPr>
+        <w:t xml:space="preserve">Blijf ingelogd.</w:t>
+      </w:r>
+      <w:r>
+        <w:rPr>
+          <w:lang w:val="nl"/>
+        </w:rPr>
+        <w:t xml:space="preserve"> </w:t>
+      </w:r>
+      <w:r>
+        <w:rPr>
+          <w:lang w:val="nl"/>
+        </w:rPr>
+        <w:t xml:space="preserve">Onder de knop staat een vakje</w:t>
+      </w:r>
+      <w:r>
+        <w:rPr>
+          <w:lang w:val="nl"/>
+        </w:rPr>
+        <w:t xml:space="preserve"> </w:t>
+      </w:r>
+      <w:r>
+        <w:rPr>
+          <w:b/>
+          <w:bCs/>
+          <w:lang w:val="nl"/>
+        </w:rPr>
+        <w:t xml:space="preserve">Blijf ingelogd op dit apparaat</w:t>
+      </w:r>
+      <w:r>
+        <w:rPr>
+          <w:lang w:val="nl"/>
+        </w:rPr>
+        <w:t xml:space="preserve">. Zet je dat</w:t>
+      </w:r>
+      <w:r>
+        <w:rPr>
+          <w:lang w:val="nl"/>
+        </w:rPr>
+        <w:t xml:space="preserve"> </w:t>
+      </w:r>
+      <w:r>
+        <w:rPr>
+          <w:lang w:val="nl"/>
+        </w:rPr>
+        <w:t xml:space="preserve">aan, dan hoef je op dat apparaat 60 dagen niet meer in te loggen. Elke keer dat je het portaal</w:t>
+      </w:r>
+      <w:r>
+        <w:rPr>
+          <w:lang w:val="nl"/>
+        </w:rPr>
+        <w:t xml:space="preserve"> </w:t>
+      </w:r>
+      <w:r>
+        <w:rPr>
+          <w:lang w:val="nl"/>
+        </w:rPr>
+        <w:t xml:space="preserve">gebruikt, gaan die 60 dagen opnieuw in. Het vakje staat standaard uit. Zet het niet aan op een</w:t>
+      </w:r>
+      <w:r>
+        <w:rPr>
+          <w:lang w:val="nl"/>
+        </w:rPr>
+        <w:t xml:space="preserve"> </w:t>
+      </w:r>
+      <w:r>
+        <w:rPr>
+          <w:lang w:val="nl"/>
+        </w:rPr>
+        <w:t xml:space="preserve">telefoon of computer die je deelt of leent.</w:t>
+      </w:r>
+    </w:p>
+    <w:p>
+      <w:pPr>
+        <w:pStyle w:val="BodyText"/>
+      </w:pPr>
+      <w:r>
+        <w:rPr>
+          <w:b/>
+          <w:bCs/>
+          <w:lang w:val="nl"/>
+        </w:rPr>
+        <w:t xml:space="preserve">Uitloggen</w:t>
+      </w:r>
+      <w:r>
+        <w:rPr>
+          <w:lang w:val="nl"/>
+        </w:rPr>
+        <w:t xml:space="preserve"> </w:t>
+      </w:r>
+      <w:r>
+        <w:rPr>
+          <w:lang w:val="nl"/>
+        </w:rPr>
+        <w:t xml:space="preserve">doe je onderaan de pagina Gegevens (of met het pijltje naast je naam op een</w:t>
+      </w:r>
+      <w:r>
+        <w:rPr>
+          <w:lang w:val="nl"/>
+        </w:rPr>
+        <w:t xml:space="preserve"> </w:t>
+      </w:r>
+      <w:r>
+        <w:rPr>
+          <w:lang w:val="nl"/>
+        </w:rPr>
+        <w:t xml:space="preserve">computer). Dan vergeet dat apparaat je ook.</w:t>
+      </w:r>
+    </w:p>
+    <w:p>
+      <w:pPr>
+        <w:pStyle w:val="BodyText"/>
+      </w:pPr>
+      <w:r>
+        <w:rPr>
+          <w:b/>
+          <w:bCs/>
+          <w:lang w:val="nl"/>
+        </w:rPr>
+        <w:t xml:space="preserve">Al een Paal 13-account?</w:t>
+      </w:r>
+      <w:r>
+        <w:rPr>
+          <w:lang w:val="nl"/>
+        </w:rPr>
+        <w:t xml:space="preserve"> </w:t>
+      </w:r>
+      <w:r>
+        <w:rPr>
+          <w:lang w:val="nl"/>
+        </w:rPr>
+        <w:t xml:space="preserve">Dan sturen we je door naar de gewone Paal 13-inlog. Werkt dat account</w:t>
+      </w:r>
+      <w:r>
+        <w:rPr>
+          <w:lang w:val="nl"/>
+        </w:rPr>
+        <w:t xml:space="preserve"> </w:t>
+      </w:r>
+      <w:r>
+        <w:rPr>
+          <w:lang w:val="nl"/>
+        </w:rPr>
+        <w:t xml:space="preserve">niet meer, klik dan op</w:t>
+      </w:r>
+      <w:r>
+        <w:rPr>
+          <w:lang w:val="nl"/>
+        </w:rPr>
+        <w:t xml:space="preserve"> </w:t>
+      </w:r>
+      <w:r>
+        <w:rPr>
+          <w:b/>
+          <w:bCs/>
+          <w:lang w:val="nl"/>
+        </w:rPr>
+        <w:t xml:space="preserve">Stuur mij toch een code</w:t>
+      </w:r>
+      <w:r>
+        <w:rPr>
+          <w:lang w:val="nl"/>
+        </w:rPr>
+        <w:t xml:space="preserve">.</w:t>
+      </w:r>
+    </w:p>
+    <w:p>
+      <w:pPr>
+        <w:pStyle w:val="BodyText"/>
+      </w:pPr>
+      <w:r>
+        <w:rPr>
+          <w:lang w:val="nl"/>
+        </w:rPr>
+        <w:t xml:space="preserve">Komt er niets binnen? Kijk in je spam. Na een minuut kun je op</w:t>
+      </w:r>
+      <w:r>
+        <w:rPr>
+          <w:lang w:val="nl"/>
+        </w:rPr>
+        <w:t xml:space="preserve"> </w:t>
+      </w:r>
+      <w:r>
+        <w:rPr>
+          <w:b/>
+          <w:bCs/>
+          <w:lang w:val="nl"/>
+        </w:rPr>
+        <w:t xml:space="preserve">Opnieuw sturen</w:t>
+      </w:r>
+      <w:r>
+        <w:rPr>
+          <w:lang w:val="nl"/>
+        </w:rPr>
+        <w:t xml:space="preserve"> </w:t>
+      </w:r>
+      <w:r>
+        <w:rPr>
+          <w:lang w:val="nl"/>
+        </w:rPr>
+        <w:t xml:space="preserve">klikken. Je hebt</w:t>
+      </w:r>
+      <w:r>
+        <w:rPr>
+          <w:lang w:val="nl"/>
+        </w:rPr>
+        <w:t xml:space="preserve"> </w:t>
+      </w:r>
+      <w:r>
+        <w:rPr>
+          <w:lang w:val="nl"/>
+        </w:rPr>
+        <w:t xml:space="preserve">vijf pogingen om de code goed in te vullen; daarna vraag je een nieuwe aan.</w:t>
+      </w:r>
+    </w:p>
+    <w:bookmarkEnd w:id="11"/>
+    <w:bookmarkStart w:id="12" w:name="de-drie-tabbladen"/>
+    <w:p>
+      <w:pPr>
+        <w:pStyle w:val="Heading1"/>
+      </w:pPr>
+      <w:r>
+        <w:rPr>
+          <w:lang w:val="nl"/>
+        </w:rPr>
+        <w:t xml:space="preserve">De drie tabbladen</w:t>
+      </w:r>
+    </w:p>
+    <w:p>
+      <w:pPr>
+        <w:pStyle w:val="BlockText"/>
+      </w:pPr>
+      <w:r>
+        <w:rPr>
+          <w:b/>
+          <w:bCs/>
+          <w:lang w:val="nl"/>
+        </w:rPr>
+        <w:t xml:space="preserve">In het kort:</w:t>
+      </w:r>
+      <w:r>
+        <w:rPr>
+          <w:lang w:val="nl"/>
+        </w:rPr>
+        <w:t xml:space="preserve"> </w:t>
+      </w:r>
+      <w:r>
+        <w:rPr>
+          <w:lang w:val="nl"/>
+        </w:rPr>
+        <w:t xml:space="preserve">Start laat zien waar je staat, Taken laat zien wat je moet doen en Gegevens</w:t>
+      </w:r>
+      <w:r>
+        <w:rPr>
+          <w:lang w:val="nl"/>
+        </w:rPr>
+        <w:t xml:space="preserve"> </w:t>
+      </w:r>
+      <w:r>
+        <w:rPr>
+          <w:lang w:val="nl"/>
+        </w:rPr>
+        <w:t xml:space="preserve">laat zien wat we van je weten. Het belletje opent je berichten.</w:t>
+      </w:r>
+    </w:p>
+    <w:p>
+      <w:pPr>
+        <w:pStyle w:val="Compact"/>
+        <w:numPr>
+          <w:ilvl w:val="0"/>
+          <w:numId w:val="1004"/>
+        </w:numPr>
+      </w:pPr>
+      <w:r>
+        <w:rPr>
+          <w:b/>
+          <w:bCs/>
+          <w:lang w:val="nl"/>
+        </w:rPr>
+        <w:t xml:space="preserve">Start:</w:t>
+      </w:r>
+      <w:r>
+        <w:rPr>
+          <w:lang w:val="nl"/>
+        </w:rPr>
+        <w:t xml:space="preserve"> </w:t>
+      </w:r>
+      <w:r>
+        <w:rPr>
+          <w:lang w:val="nl"/>
+        </w:rPr>
+        <w:t xml:space="preserve">waar je staat (stap 1 tot en met 5). Bij de selectiedag en het trainingsweekend zie je</w:t>
+      </w:r>
+      <w:r>
+        <w:rPr>
+          <w:lang w:val="nl"/>
+        </w:rPr>
+        <w:t xml:space="preserve"> </w:t>
+      </w:r>
+      <w:r>
+        <w:rPr>
+          <w:lang w:val="nl"/>
+        </w:rPr>
+        <w:t xml:space="preserve">de datum, de tijd, de plek en wat je meeneemt. Daaronder staan de taken die nu open staan, met</w:t>
+      </w:r>
+      <w:r>
+        <w:rPr>
+          <w:lang w:val="nl"/>
+        </w:rPr>
+        <w:t xml:space="preserve"> </w:t>
+      </w:r>
+      <w:r>
+        <w:rPr>
+          <w:lang w:val="nl"/>
+        </w:rPr>
+        <w:t xml:space="preserve">een knop naar de eerste taak.</w:t>
+      </w:r>
+    </w:p>
+    <w:p>
+      <w:pPr>
+        <w:pStyle w:val="Compact"/>
+        <w:numPr>
+          <w:ilvl w:val="0"/>
+          <w:numId w:val="1004"/>
+        </w:numPr>
+      </w:pPr>
+      <w:r>
+        <w:rPr>
+          <w:b/>
+          <w:bCs/>
+          <w:lang w:val="nl"/>
+        </w:rPr>
+        <w:t xml:space="preserve">Taken:</w:t>
+      </w:r>
+      <w:r>
+        <w:rPr>
+          <w:lang w:val="nl"/>
+        </w:rPr>
+        <w:t xml:space="preserve"> </w:t>
+      </w:r>
+      <w:r>
+        <w:rPr>
+          <w:lang w:val="nl"/>
+        </w:rPr>
+        <w:t xml:space="preserve">al je taken bij elkaar: "Nu te doen", "Wacht op je ouder/verzorger" en "Afgerond".</w:t>
+      </w:r>
+      <w:r>
+        <w:rPr>
+          <w:lang w:val="nl"/>
+        </w:rPr>
+        <w:t xml:space="preserve"> </w:t>
+      </w:r>
+      <w:r>
+        <w:rPr>
+          <w:lang w:val="nl"/>
+        </w:rPr>
+        <w:t xml:space="preserve">Het getal bij Taken zegt hoeveel er nog open staan. Bij een afgeronde taak kun je vaak nog op</w:t>
+      </w:r>
+      <w:r>
+        <w:rPr>
+          <w:lang w:val="nl"/>
+        </w:rPr>
+        <w:t xml:space="preserve"> </w:t>
+      </w:r>
+      <w:r>
+        <w:rPr>
+          <w:b/>
+          <w:bCs/>
+          <w:lang w:val="nl"/>
+        </w:rPr>
+        <w:t xml:space="preserve">Bekijken</w:t>
+      </w:r>
+      <w:r>
+        <w:rPr>
+          <w:lang w:val="nl"/>
+        </w:rPr>
+        <w:t xml:space="preserve"> </w:t>
+      </w:r>
+      <w:r>
+        <w:rPr>
+          <w:lang w:val="nl"/>
+        </w:rPr>
+        <w:t xml:space="preserve">of</w:t>
+      </w:r>
+      <w:r>
+        <w:rPr>
+          <w:lang w:val="nl"/>
+        </w:rPr>
+        <w:t xml:space="preserve"> </w:t>
+      </w:r>
+      <w:r>
+        <w:rPr>
+          <w:b/>
+          <w:bCs/>
+          <w:lang w:val="nl"/>
+        </w:rPr>
+        <w:t xml:space="preserve">Wijzigen</w:t>
+      </w:r>
+      <w:r>
+        <w:rPr>
+          <w:lang w:val="nl"/>
+        </w:rPr>
+        <w:t xml:space="preserve"> </w:t>
+      </w:r>
+      <w:r>
+        <w:rPr>
+          <w:lang w:val="nl"/>
+        </w:rPr>
+        <w:t xml:space="preserve">klikken.</w:t>
+      </w:r>
+    </w:p>
+    <w:p>
+      <w:pPr>
+        <w:pStyle w:val="Compact"/>
+        <w:numPr>
+          <w:ilvl w:val="0"/>
+          <w:numId w:val="1004"/>
+        </w:numPr>
+      </w:pPr>
+      <w:r>
+        <w:rPr>
           <w:b/>
           <w:bCs/>
           <w:lang w:val="nl"/>
@@ -543,19 +1359,19 @@
         <w:rPr>
           <w:lang w:val="nl"/>
         </w:rPr>
-        <w:t xml:space="preserve">je naam, adres, telefoonnummer, hoe je berichten wilt krijgen, en je</w:t>
-      </w:r>
-      <w:r>
-        <w:rPr>
-          <w:lang w:val="nl"/>
-        </w:rPr>
-        <w:t xml:space="preserve"> </w:t>
-      </w:r>
-      <w:r>
-        <w:rPr>
-          <w:lang w:val="nl"/>
-        </w:rPr>
-        <w:t xml:space="preserve">privacy-opties.</w:t>
+        <w:t xml:space="preserve">wat we van je weten, hoe je berichten wilt krijgen, je gegevens downloaden of</w:t>
+      </w:r>
+      <w:r>
+        <w:rPr>
+          <w:lang w:val="nl"/>
+        </w:rPr>
+        <w:t xml:space="preserve"> </w:t>
+      </w:r>
+      <w:r>
+        <w:rPr>
+          <w:lang w:val="nl"/>
+        </w:rPr>
+        <w:t xml:space="preserve">laten verwijderen, en uitloggen.</w:t>
       </w:r>
     </w:p>
     <w:p>
@@ -566,11 +1382,60 @@
         <w:rPr>
           <w:lang w:val="nl"/>
         </w:rPr>
-        <w:t xml:space="preserve">Het belletje rechtsboven opent je berichten.</w:t>
-      </w:r>
-    </w:p>
-    <w:bookmarkEnd w:id="11"/>
-    <w:bookmarkStart w:id="12" w:name="wat-je-stap-voor-stap-doet"/>
+        <w:t xml:space="preserve">Het</w:t>
+      </w:r>
+      <w:r>
+        <w:rPr>
+          <w:lang w:val="nl"/>
+        </w:rPr>
+        <w:t xml:space="preserve"> </w:t>
+      </w:r>
+      <w:r>
+        <w:rPr>
+          <w:b/>
+          <w:bCs/>
+          <w:lang w:val="nl"/>
+        </w:rPr>
+        <w:t xml:space="preserve">belletje</w:t>
+      </w:r>
+      <w:r>
+        <w:rPr>
+          <w:lang w:val="nl"/>
+        </w:rPr>
+        <w:t xml:space="preserve"> </w:t>
+      </w:r>
+      <w:r>
+        <w:rPr>
+          <w:lang w:val="nl"/>
+        </w:rPr>
+        <w:t xml:space="preserve">rechtsboven opent je berichten. Een stipje betekent dat er iets nieuws is.</w:t>
+      </w:r>
+    </w:p>
+    <w:p>
+      <w:pPr>
+        <w:pStyle w:val="BodyText"/>
+      </w:pPr>
+      <w:r>
+        <w:rPr>
+          <w:lang w:val="nl"/>
+        </w:rPr>
+        <w:t xml:space="preserve">Onderaan elke pagina staat waar je terecht kunt als iets niet lukt, en een link naar de</w:t>
+      </w:r>
+      <w:r>
+        <w:rPr>
+          <w:lang w:val="nl"/>
+        </w:rPr>
+        <w:t xml:space="preserve"> </w:t>
+      </w:r>
+      <w:r>
+        <w:rPr>
+          <w:lang w:val="nl"/>
+        </w:rPr>
+        <w:t xml:space="preserve">privacyverklaring.</w:t>
+      </w:r>
+    </w:p>
+    <w:bookmarkEnd w:id="12"/>
+    <w:bookmarkStart w:id="13" w:name="wat-je-stap-voor-stap-doet"/>
     <w:p>
       <w:pPr>
         <w:pStyle w:val="Heading1"/>
@@ -580,6 +1445,43 @@
           <w:lang w:val="nl"/>
         </w:rPr>
         <w:t xml:space="preserve">Wat je stap voor stap doet</w:t>
+      </w:r>
+    </w:p>
+    <w:p>
+      <w:pPr>
+        <w:pStyle w:val="BlockText"/>
+      </w:pPr>
+      <w:r>
+        <w:rPr>
+          <w:b/>
+          <w:bCs/>
+          <w:lang w:val="nl"/>
+        </w:rPr>
+        <w:t xml:space="preserve">In het kort:</w:t>
+      </w:r>
+      <w:r>
+        <w:rPr>
+          <w:lang w:val="nl"/>
+        </w:rPr>
+        <w:t xml:space="preserve"> </w:t>
+      </w:r>
+      <w:r>
+        <w:rPr>
+          <w:lang w:val="nl"/>
+        </w:rPr>
+        <w:t xml:space="preserve">je sollicitatie heeft vijf stappen. Bij elke stap krijg je bericht, en in het</w:t>
+      </w:r>
+      <w:r>
+        <w:rPr>
+          <w:lang w:val="nl"/>
+        </w:rPr>
+        <w:t xml:space="preserve"> </w:t>
+      </w:r>
+      <w:r>
+        <w:rPr>
+          <w:lang w:val="nl"/>
+        </w:rPr>
+        <w:t xml:space="preserve">portaal staat wat je moet doen.</w:t>
       </w:r>
     </w:p>
     <w:tbl>
@@ -695,7 +1597,7 @@
               <w:rPr>
                 <w:lang w:val="nl"/>
               </w:rPr>
-              <w:t xml:space="preserve">2 Uitgenodigd voor de selectiedag</w:t>
+              <w:t xml:space="preserve">2 Selectiedag</w:t>
             </w:r>
           </w:p>
         </w:tc>
@@ -709,7 +1611,7 @@
               <w:rPr>
                 <w:lang w:val="nl"/>
               </w:rPr>
-              <w:t xml:space="preserve">Je krijgt bericht met de datum</w:t>
+              <w:t xml:space="preserve">Je bent uitgenodigd en krijgt de datum</w:t>
             </w:r>
           </w:p>
         </w:tc>
@@ -723,7 +1625,7 @@
               <w:rPr>
                 <w:lang w:val="nl"/>
               </w:rPr>
-              <w:t xml:space="preserve">Beter Leren Kennen invullen, beschikbaarheid doorgeven, gezondheidsverklaring en intake ondertekenen</w:t>
+              <w:t xml:space="preserve">Beter Leren Kennen invullen, beschikbaarheid doorgeven, de gezondheidsverklaring en het intakeformulier ondertekenen (of laten ondertekenen door je ouder)</w:t>
             </w:r>
           </w:p>
         </w:tc>
@@ -739,7 +1641,7 @@
               <w:rPr>
                 <w:lang w:val="nl"/>
               </w:rPr>
-              <w:t xml:space="preserve">3 Selectiedag</w:t>
+              <w:t xml:space="preserve">3 Na de selectie</w:t>
             </w:r>
           </w:p>
         </w:tc>
@@ -753,7 +1655,7 @@
               <w:rPr>
                 <w:lang w:val="nl"/>
               </w:rPr>
-              <w:t xml:space="preserve">Je komt naar het strand</w:t>
+              <w:t xml:space="preserve">Het bestuur bespreekt de selectiedag</w:t>
             </w:r>
           </w:p>
         </w:tc>
@@ -767,7 +1669,7 @@
               <w:rPr>
                 <w:lang w:val="nl"/>
               </w:rPr>
-              <w:t xml:space="preserve">Meedoen; inchecken kan bij aankomst op een tablet</w:t>
+              <w:t xml:space="preserve">Wachten; je hoort binnen twee weken of je door mag</w:t>
             </w:r>
           </w:p>
         </w:tc>
@@ -797,7 +1699,7 @@
               <w:rPr>
                 <w:lang w:val="nl"/>
               </w:rPr>
-              <w:t xml:space="preserve">Bij een positieve uitslag word je uitgenodigd</w:t>
+              <w:t xml:space="preserve">Je bent uitgenodigd voor het weekend</w:t>
             </w:r>
           </w:p>
         </w:tc>
@@ -869,11 +1771,46 @@
         <w:rPr>
           <w:lang w:val="nl"/>
         </w:rPr>
-        <w:t xml:space="preserve">Elke stap krijg je per e-mail of WhatsApp te horen, en het staat altijd op Start.</w:t>
-      </w:r>
-    </w:p>
-    <w:bookmarkEnd w:id="12"/>
-    <w:bookmarkStart w:id="13" w:name="beter-leren-kennen"/>
+        <w:t xml:space="preserve">Op de selectiedag kun je jezelf bij aankomst aanmelden op een tablet: je typt je naam en ziet in</w:t>
+      </w:r>
+      <w:r>
+        <w:rPr>
+          <w:lang w:val="nl"/>
+        </w:rPr>
+        <w:t xml:space="preserve"> </w:t>
+      </w:r>
+      <w:r>
+        <w:rPr>
+          <w:lang w:val="nl"/>
+        </w:rPr>
+        <w:t xml:space="preserve">welke groep je zit.</w:t>
+      </w:r>
+    </w:p>
+    <w:p>
+      <w:pPr>
+        <w:pStyle w:val="BodyText"/>
+      </w:pPr>
+      <w:r>
+        <w:rPr>
+          <w:lang w:val="nl"/>
+        </w:rPr>
+        <w:t xml:space="preserve">Als je een taak hebt afgerond, zegt het portaal wat er daarna gebeurt. Bijvoorbeeld: "Er staat</w:t>
+      </w:r>
+      <w:r>
+        <w:rPr>
+          <w:lang w:val="nl"/>
+        </w:rPr>
+        <w:t xml:space="preserve"> </w:t>
+      </w:r>
+      <w:r>
+        <w:rPr>
+          <w:lang w:val="nl"/>
+        </w:rPr>
+        <w:t xml:space="preserve">hierna nog één ding open", of "Dat was het voor nu. We zien je op zaterdag 11 april."</w:t>
+      </w:r>
+    </w:p>
+    <w:bookmarkEnd w:id="13"/>
+    <w:bookmarkStart w:id="14" w:name="beter-leren-kennen"/>
     <w:p>
       <w:pPr>
         <w:pStyle w:val="Heading1"/>
@@ -887,94 +1824,50 @@
     </w:p>
     <w:p>
       <w:pPr>
+        <w:pStyle w:val="BlockText"/>
+      </w:pPr>
+      <w:r>
+        <w:rPr>
+          <w:b/>
+          <w:bCs/>
+          <w:lang w:val="nl"/>
+        </w:rPr>
+        <w:t xml:space="preserve">In het kort:</w:t>
+      </w:r>
+      <w:r>
+        <w:rPr>
+          <w:lang w:val="nl"/>
+        </w:rPr>
+        <w:t xml:space="preserve"> </w:t>
+      </w:r>
+      <w:r>
+        <w:rPr>
+          <w:lang w:val="nl"/>
+        </w:rPr>
+        <w:t xml:space="preserve">een formulier van vier korte stappen waarmee we je leren kennen. Het wordt</w:t>
+      </w:r>
+      <w:r>
+        <w:rPr>
+          <w:lang w:val="nl"/>
+        </w:rPr>
+        <w:t xml:space="preserve"> </w:t>
+      </w:r>
+      <w:r>
+        <w:rPr>
+          <w:lang w:val="nl"/>
+        </w:rPr>
+        <w:t xml:space="preserve">vanzelf bewaard. Invullen kan zolang je bent uitgenodigd voor de selectiedag.</w:t>
+      </w:r>
+    </w:p>
+    <w:p>
+      <w:pPr>
         <w:pStyle w:val="FirstParagraph"/>
       </w:pPr>
       <w:r>
         <w:rPr>
           <w:lang w:val="nl"/>
         </w:rPr>
-        <w:t xml:space="preserve">Dit is het formulier waarmee we je leren kennen: je gegevens, je zwemdiploma's en ervaring, wat je</w:t>
-      </w:r>
-      <w:r>
-        <w:rPr>
-          <w:lang w:val="nl"/>
-        </w:rPr>
-        <w:t xml:space="preserve"> </w:t>
-      </w:r>
-      <w:r>
-        <w:rPr>
-          <w:lang w:val="nl"/>
-        </w:rPr>
-        <w:t xml:space="preserve">leuk vindt en een foto. Vier korte stappen.</w:t>
-      </w:r>
-    </w:p>
-    <w:p>
-      <w:pPr>
-        <w:pStyle w:val="Compact"/>
-        <w:numPr>
-          <w:ilvl w:val="0"/>
-          <w:numId w:val="1004"/>
-        </w:numPr>
-      </w:pPr>
-      <w:r>
-        <w:rPr>
-          <w:lang w:val="nl"/>
-        </w:rPr>
-        <w:t xml:space="preserve">Je invoer wordt automatisch bewaard. Sluit je de pagina, dan ga je later verder waar je was.</w:t>
-      </w:r>
-    </w:p>
-    <w:p>
-      <w:pPr>
-        <w:pStyle w:val="Compact"/>
-        <w:numPr>
-          <w:ilvl w:val="0"/>
-          <w:numId w:val="1004"/>
-        </w:numPr>
-      </w:pPr>
-      <w:r>
-        <w:rPr>
-          <w:lang w:val="nl"/>
-        </w:rPr>
-        <w:t xml:space="preserve">Bij je adres hoef je alleen postcode en huisnummer in te vullen; de rest zoeken we op.</w:t>
-      </w:r>
-    </w:p>
-    <w:p>
-      <w:pPr>
-        <w:pStyle w:val="Compact"/>
-        <w:numPr>
-          <w:ilvl w:val="0"/>
-          <w:numId w:val="1004"/>
-        </w:numPr>
-      </w:pPr>
-      <w:r>
-        <w:rPr>
-          <w:lang w:val="nl"/>
-        </w:rPr>
-        <w:t xml:space="preserve">Na het inleveren kun je het nog aanpassen, met een korte reden.</w:t>
-      </w:r>
-    </w:p>
-    <w:bookmarkEnd w:id="13"/>
-    <w:bookmarkStart w:id="14" w:name="beschikbaarheid-doorgeven"/>
-    <w:p>
-      <w:pPr>
-        <w:pStyle w:val="Heading1"/>
-      </w:pPr>
-      <w:r>
-        <w:rPr>
-          <w:lang w:val="nl"/>
-        </w:rPr>
-        <w:t xml:space="preserve">Beschikbaarheid doorgeven</w:t>
-      </w:r>
-    </w:p>
-    <w:p>
-      <w:pPr>
-        <w:pStyle w:val="FirstParagraph"/>
-      </w:pPr>
-      <w:r>
-        <w:rPr>
-          <w:lang w:val="nl"/>
-        </w:rPr>
-        <w:t xml:space="preserve">We willen weten welke weken van het seizoen je kunt werken.</w:t>
+        <w:t xml:space="preserve">De vier stappen:</w:t>
       </w:r>
     </w:p>
     <w:p>
@@ -991,31 +1884,31 @@
           <w:bCs/>
           <w:lang w:val="nl"/>
         </w:rPr>
-        <w:t xml:space="preserve">Slim invullen:</w:t>
-      </w:r>
-      <w:r>
-        <w:rPr>
-          <w:lang w:val="nl"/>
-        </w:rPr>
-        <w:t xml:space="preserve"> </w:t>
-      </w:r>
-      <w:r>
-        <w:rPr>
-          <w:lang w:val="nl"/>
-        </w:rPr>
-        <w:t xml:space="preserve">typ het in je eigen woorden ("hele zomer behalve week 31, en op woensdag</w:t>
-      </w:r>
-      <w:r>
-        <w:rPr>
-          <w:lang w:val="nl"/>
-        </w:rPr>
-        <w:t xml:space="preserve"> </w:t>
-      </w:r>
-      <w:r>
-        <w:rPr>
-          <w:lang w:val="nl"/>
-        </w:rPr>
-        <w:t xml:space="preserve">nooit"). We maken er een voorstel van dat je nakijkt en kunt aanpassen.</w:t>
+        <w:t xml:space="preserve">Gegevens:</w:t>
+      </w:r>
+      <w:r>
+        <w:rPr>
+          <w:lang w:val="nl"/>
+        </w:rPr>
+        <w:t xml:space="preserve"> </w:t>
+      </w:r>
+      <w:r>
+        <w:rPr>
+          <w:lang w:val="nl"/>
+        </w:rPr>
+        <w:t xml:space="preserve">je telefoonnummer en je adres. Vul je postcode en huisnummer in; straat en</w:t>
+      </w:r>
+      <w:r>
+        <w:rPr>
+          <w:lang w:val="nl"/>
+        </w:rPr>
+        <w:t xml:space="preserve"> </w:t>
+      </w:r>
+      <w:r>
+        <w:rPr>
+          <w:lang w:val="nl"/>
+        </w:rPr>
+        <w:t xml:space="preserve">woonplaats zoeken we zelf op.</w:t>
       </w:r>
     </w:p>
     <w:p>
@@ -1032,19 +1925,19 @@
           <w:bCs/>
           <w:lang w:val="nl"/>
         </w:rPr>
-        <w:t xml:space="preserve">Zelf invullen:</w:t>
-      </w:r>
-      <w:r>
-        <w:rPr>
-          <w:lang w:val="nl"/>
-        </w:rPr>
-        <w:t xml:space="preserve"> </w:t>
-      </w:r>
-      <w:r>
-        <w:rPr>
-          <w:lang w:val="nl"/>
-        </w:rPr>
-        <w:t xml:space="preserve">kies je werkperiode, geef vakanties, losse dagen en een vaste vrije dag op.</w:t>
+        <w:t xml:space="preserve">Achtergrond:</w:t>
+      </w:r>
+      <w:r>
+        <w:rPr>
+          <w:lang w:val="nl"/>
+        </w:rPr>
+        <w:t xml:space="preserve"> </w:t>
+      </w:r>
+      <w:r>
+        <w:rPr>
+          <w:lang w:val="nl"/>
+        </w:rPr>
+        <w:t xml:space="preserve">je opleiding, zwemdiploma's en ervaring.</w:t>
       </w:r>
     </w:p>
     <w:p>
@@ -1057,21 +1950,23 @@
       </w:pPr>
       <w:r>
         <w:rPr>
-          <w:lang w:val="nl"/>
-        </w:rPr>
-        <w:t xml:space="preserve">Wil je in een bepaalde week minder dagen werken, dan doe je een verzoek. Het bestuur beoordeelt</w:t>
-      </w:r>
-      <w:r>
-        <w:rPr>
-          <w:lang w:val="nl"/>
-        </w:rPr>
-        <w:t xml:space="preserve"> </w:t>
-      </w:r>
-      <w:r>
-        <w:rPr>
-          <w:lang w:val="nl"/>
-        </w:rPr>
-        <w:t xml:space="preserve">dat en je krijgt bericht.</w:t>
+          <w:b/>
+          <w:bCs/>
+          <w:lang w:val="nl"/>
+        </w:rPr>
+        <w:t xml:space="preserve">Motivatie:</w:t>
+      </w:r>
+      <w:r>
+        <w:rPr>
+          <w:lang w:val="nl"/>
+        </w:rPr>
+        <w:t xml:space="preserve"> </w:t>
+      </w:r>
+      <w:r>
+        <w:rPr>
+          <w:lang w:val="nl"/>
+        </w:rPr>
+        <w:t xml:space="preserve">waarom je strandwacht wilt worden. Een paar zinnen is genoeg.</w:t>
       </w:r>
     </w:p>
     <w:p>
@@ -1084,51 +1979,97 @@
       </w:pPr>
       <w:r>
         <w:rPr>
-          <w:lang w:val="nl"/>
-        </w:rPr>
-        <w:t xml:space="preserve">Je kunt je beschikbaarheid aanpassen tot je hem</w:t>
-      </w:r>
-      <w:r>
-        <w:rPr>
-          <w:lang w:val="nl"/>
-        </w:rPr>
-        <w:t xml:space="preserve"> </w:t>
-      </w:r>
-      <w:r>
-        <w:rPr>
-          <w:b/>
-          <w:bCs/>
-          <w:lang w:val="nl"/>
-        </w:rPr>
-        <w:t xml:space="preserve">definitief</w:t>
-      </w:r>
-      <w:r>
-        <w:rPr>
-          <w:lang w:val="nl"/>
-        </w:rPr>
-        <w:t xml:space="preserve"> </w:t>
-      </w:r>
-      <w:r>
-        <w:rPr>
-          <w:lang w:val="nl"/>
-        </w:rPr>
-        <w:t xml:space="preserve">maakt (aparte taak). Daarna kan</w:t>
-      </w:r>
-      <w:r>
-        <w:rPr>
-          <w:lang w:val="nl"/>
-        </w:rPr>
-        <w:t xml:space="preserve"> </w:t>
-      </w:r>
-      <w:r>
-        <w:rPr>
-          <w:lang w:val="nl"/>
-        </w:rPr>
-        <w:t xml:space="preserve">het alleen nog via het bestuur.</w:t>
+          <w:b/>
+          <w:bCs/>
+          <w:lang w:val="nl"/>
+        </w:rPr>
+        <w:t xml:space="preserve">Overig:</w:t>
+      </w:r>
+      <w:r>
+        <w:rPr>
+          <w:lang w:val="nl"/>
+        </w:rPr>
+        <w:t xml:space="preserve"> </w:t>
+      </w:r>
+      <w:r>
+        <w:rPr>
+          <w:lang w:val="nl"/>
+        </w:rPr>
+        <w:t xml:space="preserve">bijzonderheden en een foto van jezelf. Je kunt direct een foto maken of er een</w:t>
+      </w:r>
+      <w:r>
+        <w:rPr>
+          <w:lang w:val="nl"/>
+        </w:rPr>
+        <w:t xml:space="preserve"> </w:t>
+      </w:r>
+      <w:r>
+        <w:rPr>
+          <w:lang w:val="nl"/>
+        </w:rPr>
+        <w:t xml:space="preserve">kiezen (maximaal 5 MB).</w:t>
+      </w:r>
+    </w:p>
+    <w:p>
+      <w:pPr>
+        <w:pStyle w:val="FirstParagraph"/>
+      </w:pPr>
+      <w:r>
+        <w:rPr>
+          <w:lang w:val="nl"/>
+        </w:rPr>
+        <w:t xml:space="preserve">Het invullen duurt ongeveer 8 minuten. Wat je typt, wordt vanzelf bewaard. Sluit je de pagina, dan</w:t>
+      </w:r>
+      <w:r>
+        <w:rPr>
+          <w:lang w:val="nl"/>
+        </w:rPr>
+        <w:t xml:space="preserve"> </w:t>
+      </w:r>
+      <w:r>
+        <w:rPr>
+          <w:lang w:val="nl"/>
+        </w:rPr>
+        <w:t xml:space="preserve">ga je later verder waar je was.</w:t>
+      </w:r>
+    </w:p>
+    <w:p>
+      <w:pPr>
+        <w:pStyle w:val="BodyText"/>
+      </w:pPr>
+      <w:r>
+        <w:rPr>
+          <w:lang w:val="nl"/>
+        </w:rPr>
+        <w:t xml:space="preserve">Na het inleveren kun je het formulier nog aanpassen. Je schrijft dan kort op waarom. Dat kan</w:t>
+      </w:r>
+      <w:r>
+        <w:rPr>
+          <w:lang w:val="nl"/>
+        </w:rPr>
+        <w:t xml:space="preserve"> </w:t>
+      </w:r>
+      <w:r>
+        <w:rPr>
+          <w:lang w:val="nl"/>
+        </w:rPr>
+        <w:t xml:space="preserve">zolang je uitgenodigd bent voor de selectiedag. Daarna gaat het formulier dicht. Klopt er dan nog</w:t>
+      </w:r>
+      <w:r>
+        <w:rPr>
+          <w:lang w:val="nl"/>
+        </w:rPr>
+        <w:t xml:space="preserve"> </w:t>
+      </w:r>
+      <w:r>
+        <w:rPr>
+          <w:lang w:val="nl"/>
+        </w:rPr>
+        <w:t xml:space="preserve">iets niet, mail het bestuur.</w:t>
       </w:r>
     </w:p>
     <w:bookmarkEnd w:id="14"/>
-    <w:bookmarkStart w:id="15" w:name="ondertekenen"/>
+    <w:bookmarkStart w:id="15" w:name="beschikbaarheid-doorgeven"/>
     <w:p>
       <w:pPr>
         <w:pStyle w:val="Heading1"/>
@@ -1137,7 +2078,44 @@
         <w:rPr>
           <w:lang w:val="nl"/>
         </w:rPr>
-        <w:t xml:space="preserve">Ondertekenen</w:t>
+        <w:t xml:space="preserve">Beschikbaarheid doorgeven</w:t>
+      </w:r>
+    </w:p>
+    <w:p>
+      <w:pPr>
+        <w:pStyle w:val="BlockText"/>
+      </w:pPr>
+      <w:r>
+        <w:rPr>
+          <w:b/>
+          <w:bCs/>
+          <w:lang w:val="nl"/>
+        </w:rPr>
+        <w:t xml:space="preserve">In het kort:</w:t>
+      </w:r>
+      <w:r>
+        <w:rPr>
+          <w:lang w:val="nl"/>
+        </w:rPr>
+        <w:t xml:space="preserve"> </w:t>
+      </w:r>
+      <w:r>
+        <w:rPr>
+          <w:lang w:val="nl"/>
+        </w:rPr>
+        <w:t xml:space="preserve">je geeft door welke weken je kunt werken. Dat kan in je eigen woorden of met</w:t>
+      </w:r>
+      <w:r>
+        <w:rPr>
+          <w:lang w:val="nl"/>
+        </w:rPr>
+        <w:t xml:space="preserve"> </w:t>
+      </w:r>
+      <w:r>
+        <w:rPr>
+          <w:lang w:val="nl"/>
+        </w:rPr>
+        <w:t xml:space="preserve">vinkjes. Daarna maak je het definitief. Aanpassen kan ook daarna nog.</w:t>
       </w:r>
     </w:p>
     <w:p>
@@ -1148,19 +2126,7 @@
         <w:rPr>
           <w:lang w:val="nl"/>
         </w:rPr>
-        <w:t xml:space="preserve">Sommige formulieren onderteken je digitaal: de gezondheidsverklaring, het intakeformulier en, als je</w:t>
-      </w:r>
-      <w:r>
-        <w:rPr>
-          <w:lang w:val="nl"/>
-        </w:rPr>
-        <w:t xml:space="preserve"> </w:t>
-      </w:r>
-      <w:r>
-        <w:rPr>
-          <w:lang w:val="nl"/>
-        </w:rPr>
-        <w:t xml:space="preserve">bent aangenomen, het loonheffingsformulier en de inschrijving als lid.</w:t>
+        <w:t xml:space="preserve">Je kiest zelf hoe je het invult:</w:t>
       </w:r>
     </w:p>
     <w:p>
@@ -1173,9 +2139,83 @@
       </w:pPr>
       <w:r>
         <w:rPr>
-          <w:lang w:val="nl"/>
-        </w:rPr>
-        <w:t xml:space="preserve">Lees het document (klik op "Alles lezen").</w:t>
+          <w:b/>
+          <w:bCs/>
+          <w:lang w:val="nl"/>
+        </w:rPr>
+        <w:t xml:space="preserve">Slim invullen:</w:t>
+      </w:r>
+      <w:r>
+        <w:rPr>
+          <w:lang w:val="nl"/>
+        </w:rPr>
+        <w:t xml:space="preserve"> </w:t>
+      </w:r>
+      <w:r>
+        <w:rPr>
+          <w:lang w:val="nl"/>
+        </w:rPr>
+        <w:t xml:space="preserve">typ in je eigen woorden wanneer je kunt, bijvoorbeeld "hele zomer, behalve</w:t>
+      </w:r>
+      <w:r>
+        <w:rPr>
+          <w:lang w:val="nl"/>
+        </w:rPr>
+        <w:t xml:space="preserve"> </w:t>
+      </w:r>
+      <w:r>
+        <w:rPr>
+          <w:lang w:val="nl"/>
+        </w:rPr>
+        <w:t xml:space="preserve">week 31, en op woensdag nooit". We maken er een voorstel van. Klopt het? Klik op</w:t>
+      </w:r>
+      <w:r>
+        <w:rPr>
+          <w:lang w:val="nl"/>
+        </w:rPr>
+        <w:t xml:space="preserve"> </w:t>
+      </w:r>
+      <w:r>
+        <w:rPr>
+          <w:b/>
+          <w:bCs/>
+          <w:lang w:val="nl"/>
+        </w:rPr>
+        <w:t xml:space="preserve">Klopt, dit</w:t>
+      </w:r>
+      <w:r>
+        <w:rPr>
+          <w:b/>
+          <w:bCs/>
+          <w:lang w:val="nl"/>
+        </w:rPr>
+        <w:t xml:space="preserve"> </w:t>
+      </w:r>
+      <w:r>
+        <w:rPr>
+          <w:b/>
+          <w:bCs/>
+          <w:lang w:val="nl"/>
+        </w:rPr>
+        <w:t xml:space="preserve">overnemen</w:t>
+      </w:r>
+      <w:r>
+        <w:rPr>
+          <w:lang w:val="nl"/>
+        </w:rPr>
+        <w:t xml:space="preserve">. Klopt het niet helemaal? Typ erbij wat anders moet, of pas het zelf aan in het</w:t>
+      </w:r>
+      <w:r>
+        <w:rPr>
+          <w:lang w:val="nl"/>
+        </w:rPr>
+        <w:t xml:space="preserve"> </w:t>
+      </w:r>
+      <w:r>
+        <w:rPr>
+          <w:lang w:val="nl"/>
+        </w:rPr>
+        <w:t xml:space="preserve">formulier. (Deze knop zie je alleen als het bestuur deze hulp heeft aangezet.)</w:t>
       </w:r>
     </w:p>
     <w:p>
@@ -1188,39 +2228,35 @@
       </w:pPr>
       <w:r>
         <w:rPr>
-          <w:lang w:val="nl"/>
-        </w:rPr>
-        <w:t xml:space="preserve">Vul de vragen in.</w:t>
-      </w:r>
-    </w:p>
-    <w:p>
-      <w:pPr>
-        <w:pStyle w:val="Compact"/>
-        <w:numPr>
-          <w:ilvl w:val="0"/>
-          <w:numId w:val="1006"/>
-        </w:numPr>
-      </w:pPr>
-      <w:r>
-        <w:rPr>
-          <w:lang w:val="nl"/>
-        </w:rPr>
-        <w:t xml:space="preserve">Zet je handtekening in het vak, met je vinger of muis. "Wissen" als het niet lukt.</w:t>
-      </w:r>
-    </w:p>
-    <w:p>
-      <w:pPr>
-        <w:pStyle w:val="Compact"/>
-        <w:numPr>
-          <w:ilvl w:val="0"/>
-          <w:numId w:val="1006"/>
-        </w:numPr>
-      </w:pPr>
-      <w:r>
-        <w:rPr>
-          <w:lang w:val="nl"/>
-        </w:rPr>
-        <w:t xml:space="preserve">Vink aan dat je akkoord gaat en klik op de knop onderaan.</w:t>
+          <w:b/>
+          <w:bCs/>
+          <w:lang w:val="nl"/>
+        </w:rPr>
+        <w:t xml:space="preserve">Zelf invullen met vinkjes:</w:t>
+      </w:r>
+      <w:r>
+        <w:rPr>
+          <w:lang w:val="nl"/>
+        </w:rPr>
+        <w:t xml:space="preserve"> </w:t>
+      </w:r>
+      <w:r>
+        <w:rPr>
+          <w:lang w:val="nl"/>
+        </w:rPr>
+        <w:t xml:space="preserve">kies je werkperiode, geef vakanties en losse dagen op, en een</w:t>
+      </w:r>
+      <w:r>
+        <w:rPr>
+          <w:lang w:val="nl"/>
+        </w:rPr>
+        <w:t xml:space="preserve"> </w:t>
+      </w:r>
+      <w:r>
+        <w:rPr>
+          <w:lang w:val="nl"/>
+        </w:rPr>
+        <w:t xml:space="preserve">vaste dag waarop je liever vrij bent. Die vaste dag is een voorkeur; de planner beslist.</w:t>
       </w:r>
     </w:p>
     <w:p>
@@ -1231,61 +2267,189 @@
         <w:rPr>
           <w:lang w:val="nl"/>
         </w:rPr>
-        <w:t xml:space="preserve">Je krijgt een bevestiging met de ondertekende PDF, ook per e-mail. Bij het loonheffingsformulier</w:t>
-      </w:r>
-      <w:r>
-        <w:rPr>
-          <w:lang w:val="nl"/>
-        </w:rPr>
-        <w:t xml:space="preserve"> </w:t>
-      </w:r>
-      <w:r>
-        <w:rPr>
-          <w:lang w:val="nl"/>
-        </w:rPr>
-        <w:t xml:space="preserve">vragen we vlak voor het ondertekenen een</w:t>
-      </w:r>
-      <w:r>
-        <w:rPr>
-          <w:lang w:val="nl"/>
-        </w:rPr>
-        <w:t xml:space="preserve"> </w:t>
-      </w:r>
-      <w:r>
-        <w:rPr>
-          <w:b/>
-          <w:bCs/>
-          <w:lang w:val="nl"/>
-        </w:rPr>
-        <w:t xml:space="preserve">verificatiecode</w:t>
-      </w:r>
-      <w:r>
-        <w:rPr>
-          <w:lang w:val="nl"/>
-        </w:rPr>
-        <w:t xml:space="preserve"> </w:t>
-      </w:r>
-      <w:r>
-        <w:rPr>
-          <w:lang w:val="nl"/>
-        </w:rPr>
-        <w:t xml:space="preserve">die we naar je telefoon sturen; dat is</w:t>
-      </w:r>
-      <w:r>
-        <w:rPr>
-          <w:lang w:val="nl"/>
-        </w:rPr>
-        <w:t xml:space="preserve"> </w:t>
-      </w:r>
-      <w:r>
-        <w:rPr>
-          <w:lang w:val="nl"/>
-        </w:rPr>
-        <w:t xml:space="preserve">wettelijk nodig omdat er persoonsgegevens (je BSN) op staan.</w:t>
+        <w:t xml:space="preserve">Wil je in een bepaalde week minder dagen werken, dan doe je een</w:t>
+      </w:r>
+      <w:r>
+        <w:rPr>
+          <w:lang w:val="nl"/>
+        </w:rPr>
+        <w:t xml:space="preserve"> </w:t>
+      </w:r>
+      <w:r>
+        <w:rPr>
+          <w:b/>
+          <w:bCs/>
+          <w:lang w:val="nl"/>
+        </w:rPr>
+        <w:t xml:space="preserve">verzoek</w:t>
+      </w:r>
+      <w:r>
+        <w:rPr>
+          <w:lang w:val="nl"/>
+        </w:rPr>
+        <w:t xml:space="preserve">. Het bestuur bekijkt</w:t>
+      </w:r>
+      <w:r>
+        <w:rPr>
+          <w:lang w:val="nl"/>
+        </w:rPr>
+        <w:t xml:space="preserve"> </w:t>
+      </w:r>
+      <w:r>
+        <w:rPr>
+          <w:lang w:val="nl"/>
+        </w:rPr>
+        <w:t xml:space="preserve">het. Op de pagina Mijn beschikbaarheid zie je of het in behandeling, goedgekeurd of afgewezen is.</w:t>
+      </w:r>
+    </w:p>
+    <w:p>
+      <w:pPr>
+        <w:pStyle w:val="BodyText"/>
+      </w:pPr>
+      <w:r>
+        <w:rPr>
+          <w:b/>
+          <w:bCs/>
+          <w:lang w:val="nl"/>
+        </w:rPr>
+        <w:t xml:space="preserve">Voorlopig of definitief.</w:t>
+      </w:r>
+      <w:r>
+        <w:rPr>
+          <w:lang w:val="nl"/>
+        </w:rPr>
+        <w:t xml:space="preserve"> </w:t>
+      </w:r>
+      <w:r>
+        <w:rPr>
+          <w:lang w:val="nl"/>
+        </w:rPr>
+        <w:t xml:space="preserve">Zolang je beschikbaarheid op voorlopig staat, zie je een taak</w:t>
+      </w:r>
+      <w:r>
+        <w:rPr>
+          <w:lang w:val="nl"/>
+        </w:rPr>
+        <w:t xml:space="preserve"> </w:t>
+      </w:r>
+      <w:r>
+        <w:rPr>
+          <w:lang w:val="nl"/>
+        </w:rPr>
+        <w:t xml:space="preserve">"Beschikbaarheid definitief maken", met de deadline erbij. Klopt alles, klik dan op</w:t>
+      </w:r>
+      <w:r>
+        <w:rPr>
+          <w:lang w:val="nl"/>
+        </w:rPr>
+        <w:t xml:space="preserve"> </w:t>
+      </w:r>
+      <w:r>
+        <w:rPr>
+          <w:b/>
+          <w:bCs/>
+          <w:lang w:val="nl"/>
+        </w:rPr>
+        <w:t xml:space="preserve">Definitief</w:t>
+      </w:r>
+      <w:r>
+        <w:rPr>
+          <w:b/>
+          <w:bCs/>
+          <w:lang w:val="nl"/>
+        </w:rPr>
+        <w:t xml:space="preserve"> </w:t>
+      </w:r>
+      <w:r>
+        <w:rPr>
+          <w:b/>
+          <w:bCs/>
+          <w:lang w:val="nl"/>
+        </w:rPr>
+        <w:t xml:space="preserve">maken</w:t>
+      </w:r>
+      <w:r>
+        <w:rPr>
+          <w:lang w:val="nl"/>
+        </w:rPr>
+        <w:t xml:space="preserve">. Doe je niets, dan gebruiken we vanaf twee weken vóór het trainingsweekend wat je hebt</w:t>
+      </w:r>
+      <w:r>
+        <w:rPr>
+          <w:lang w:val="nl"/>
+        </w:rPr>
+        <w:t xml:space="preserve"> </w:t>
+      </w:r>
+      <w:r>
+        <w:rPr>
+          <w:lang w:val="nl"/>
+        </w:rPr>
+        <w:t xml:space="preserve">ingevuld.</w:t>
+      </w:r>
+    </w:p>
+    <w:p>
+      <w:pPr>
+        <w:pStyle w:val="BodyText"/>
+      </w:pPr>
+      <w:r>
+        <w:rPr>
+          <w:lang w:val="nl"/>
+        </w:rPr>
+        <w:t xml:space="preserve">Ook als je beschikbaarheid definitief is, kun je hem nog aanpassen met</w:t>
+      </w:r>
+      <w:r>
+        <w:rPr>
+          <w:lang w:val="nl"/>
+        </w:rPr>
+        <w:t xml:space="preserve"> </w:t>
+      </w:r>
+      <w:r>
+        <w:rPr>
+          <w:b/>
+          <w:bCs/>
+          <w:lang w:val="nl"/>
+        </w:rPr>
+        <w:t xml:space="preserve">Aanpassen</w:t>
+      </w:r>
+      <w:r>
+        <w:rPr>
+          <w:lang w:val="nl"/>
+        </w:rPr>
+        <w:t xml:space="preserve"> </w:t>
+      </w:r>
+      <w:r>
+        <w:rPr>
+          <w:lang w:val="nl"/>
+        </w:rPr>
+        <w:t xml:space="preserve">als er iets</w:t>
+      </w:r>
+      <w:r>
+        <w:rPr>
+          <w:lang w:val="nl"/>
+        </w:rPr>
+        <w:t xml:space="preserve"> </w:t>
+      </w:r>
+      <w:r>
+        <w:rPr>
+          <w:lang w:val="nl"/>
+        </w:rPr>
+        <w:t xml:space="preserve">verandert. Heeft het bestuur iets in overleg met jou aangepast, dan zie je dat op de pagina onder</w:t>
+      </w:r>
+      <w:r>
+        <w:rPr>
+          <w:lang w:val="nl"/>
+        </w:rPr>
+        <w:t xml:space="preserve"> </w:t>
+      </w:r>
+      <w:r>
+        <w:rPr>
+          <w:lang w:val="nl"/>
+        </w:rPr>
+        <w:t xml:space="preserve">"Aangepast in overleg".</w:t>
       </w:r>
     </w:p>
     <w:bookmarkEnd w:id="15"/>
-    <w:bookmarkStart w:id="16" w:name="als-je-nog-geen-18-bent"/>
+    <w:bookmarkStart w:id="16" w:name="ondertekenen"/>
     <w:p>
       <w:pPr>
         <w:pStyle w:val="Heading1"/>
@@ -1294,7 +2458,44 @@
         <w:rPr>
           <w:lang w:val="nl"/>
         </w:rPr>
-        <w:t xml:space="preserve">Als je nog geen 18 bent</w:t>
+        <w:t xml:space="preserve">Ondertekenen</w:t>
+      </w:r>
+    </w:p>
+    <w:p>
+      <w:pPr>
+        <w:pStyle w:val="BlockText"/>
+      </w:pPr>
+      <w:r>
+        <w:rPr>
+          <w:b/>
+          <w:bCs/>
+          <w:lang w:val="nl"/>
+        </w:rPr>
+        <w:t xml:space="preserve">In het kort:</w:t>
+      </w:r>
+      <w:r>
+        <w:rPr>
+          <w:lang w:val="nl"/>
+        </w:rPr>
+        <w:t xml:space="preserve"> </w:t>
+      </w:r>
+      <w:r>
+        <w:rPr>
+          <w:lang w:val="nl"/>
+        </w:rPr>
+        <w:t xml:space="preserve">sommige formulieren onderteken je in het portaal met je vinger of je muis. Voor</w:t>
+      </w:r>
+      <w:r>
+        <w:rPr>
+          <w:lang w:val="nl"/>
+        </w:rPr>
+        <w:t xml:space="preserve"> </w:t>
+      </w:r>
+      <w:r>
+        <w:rPr>
+          <w:lang w:val="nl"/>
+        </w:rPr>
+        <w:t xml:space="preserve">het loonheffingsformulier vragen we er een code bij. Je krijgt een kopie als pdf.</w:t>
       </w:r>
     </w:p>
     <w:p>
@@ -1305,19 +2506,7 @@
         <w:rPr>
           <w:lang w:val="nl"/>
         </w:rPr>
-        <w:t xml:space="preserve">Je mag je aanmelden vanaf de leeftijd die het bestuur heeft ingesteld (15 of 16 jaar). Maar zolang je</w:t>
-      </w:r>
-      <w:r>
-        <w:rPr>
-          <w:lang w:val="nl"/>
-        </w:rPr>
-        <w:t xml:space="preserve"> </w:t>
-      </w:r>
-      <w:r>
-        <w:rPr>
-          <w:lang w:val="nl"/>
-        </w:rPr>
-        <w:t xml:space="preserve">jonger bent dan 18, tekent je ouder of verzorger de formulieren, niet jij.</w:t>
+        <w:t xml:space="preserve">Welke formulieren je ondertekent:</w:t>
       </w:r>
     </w:p>
     <w:p>
@@ -1332,7 +2521,53 @@
         <w:rPr>
           <w:lang w:val="nl"/>
         </w:rPr>
-        <w:t xml:space="preserve">Vul bij de taak "Gegevens ouder/verzorger" naam en e-mailadres van je ouder in.</w:t>
+        <w:t xml:space="preserve">bij de uitnodiging voor de selectiedag: de</w:t>
+      </w:r>
+      <w:r>
+        <w:rPr>
+          <w:lang w:val="nl"/>
+        </w:rPr>
+        <w:t xml:space="preserve"> </w:t>
+      </w:r>
+      <w:r>
+        <w:rPr>
+          <w:b/>
+          <w:bCs/>
+          <w:lang w:val="nl"/>
+        </w:rPr>
+        <w:t xml:space="preserve">gezondheidsverklaring</w:t>
+      </w:r>
+      <w:r>
+        <w:rPr>
+          <w:lang w:val="nl"/>
+        </w:rPr>
+        <w:t xml:space="preserve"> </w:t>
+      </w:r>
+      <w:r>
+        <w:rPr>
+          <w:lang w:val="nl"/>
+        </w:rPr>
+        <w:t xml:space="preserve">en het</w:t>
+      </w:r>
+      <w:r>
+        <w:rPr>
+          <w:lang w:val="nl"/>
+        </w:rPr>
+        <w:t xml:space="preserve"> </w:t>
+      </w:r>
+      <w:r>
+        <w:rPr>
+          <w:b/>
+          <w:bCs/>
+          <w:lang w:val="nl"/>
+        </w:rPr>
+        <w:t xml:space="preserve">intakeformulier</w:t>
+      </w:r>
+      <w:r>
+        <w:rPr>
+          <w:lang w:val="nl"/>
+        </w:rPr>
+        <w:t xml:space="preserve">;</w:t>
       </w:r>
     </w:p>
     <w:p>
@@ -1347,19 +2582,64 @@
         <w:rPr>
           <w:lang w:val="nl"/>
         </w:rPr>
-        <w:t xml:space="preserve">Je ouder krijgt een e-mail met een persoonlijke link per formulier. Die opent een eenvoudig</w:t>
-      </w:r>
-      <w:r>
-        <w:rPr>
-          <w:lang w:val="nl"/>
-        </w:rPr>
-        <w:t xml:space="preserve"> </w:t>
-      </w:r>
-      <w:r>
-        <w:rPr>
-          <w:lang w:val="nl"/>
-        </w:rPr>
-        <w:t xml:space="preserve">scherm, ook op de telefoon, zonder inloggen.</w:t>
+        <w:t xml:space="preserve">als je bent aangenomen: het</w:t>
+      </w:r>
+      <w:r>
+        <w:rPr>
+          <w:lang w:val="nl"/>
+        </w:rPr>
+        <w:t xml:space="preserve"> </w:t>
+      </w:r>
+      <w:r>
+        <w:rPr>
+          <w:b/>
+          <w:bCs/>
+          <w:lang w:val="nl"/>
+        </w:rPr>
+        <w:t xml:space="preserve">loonheffingsformulier</w:t>
+      </w:r>
+      <w:r>
+        <w:rPr>
+          <w:lang w:val="nl"/>
+        </w:rPr>
+        <w:t xml:space="preserve"> </w:t>
+      </w:r>
+      <w:r>
+        <w:rPr>
+          <w:lang w:val="nl"/>
+        </w:rPr>
+        <w:t xml:space="preserve">en de</w:t>
+      </w:r>
+      <w:r>
+        <w:rPr>
+          <w:lang w:val="nl"/>
+        </w:rPr>
+        <w:t xml:space="preserve"> </w:t>
+      </w:r>
+      <w:r>
+        <w:rPr>
+          <w:b/>
+          <w:bCs/>
+          <w:lang w:val="nl"/>
+        </w:rPr>
+        <w:t xml:space="preserve">inschrijving als lid</w:t>
+      </w:r>
+      <w:r>
+        <w:rPr>
+          <w:lang w:val="nl"/>
+        </w:rPr>
+        <w:t xml:space="preserve">.</w:t>
+      </w:r>
+    </w:p>
+    <w:p>
+      <w:pPr>
+        <w:pStyle w:val="FirstParagraph"/>
+      </w:pPr>
+      <w:r>
+        <w:rPr>
+          <w:lang w:val="nl"/>
+        </w:rPr>
+        <w:t xml:space="preserve">Zo werkt het:</w:t>
       </w:r>
     </w:p>
     <w:p>
@@ -1367,14 +2647,190 @@
         <w:pStyle w:val="Compact"/>
         <w:numPr>
           <w:ilvl w:val="0"/>
-          <w:numId w:val="1007"/>
+          <w:numId w:val="1008"/>
         </w:numPr>
       </w:pPr>
       <w:r>
         <w:rPr>
           <w:lang w:val="nl"/>
         </w:rPr>
-        <w:t xml:space="preserve">Zodra je ouder heeft getekend, zie jij dat op Taken ("Ondertekend door …").</w:t>
+        <w:t xml:space="preserve">Lees het document. Klik op</w:t>
+      </w:r>
+      <w:r>
+        <w:rPr>
+          <w:lang w:val="nl"/>
+        </w:rPr>
+        <w:t xml:space="preserve"> </w:t>
+      </w:r>
+      <w:r>
+        <w:rPr>
+          <w:b/>
+          <w:bCs/>
+          <w:lang w:val="nl"/>
+        </w:rPr>
+        <w:t xml:space="preserve">Alles lezen</w:t>
+      </w:r>
+      <w:r>
+        <w:rPr>
+          <w:lang w:val="nl"/>
+        </w:rPr>
+        <w:t xml:space="preserve"> </w:t>
+      </w:r>
+      <w:r>
+        <w:rPr>
+          <w:lang w:val="nl"/>
+        </w:rPr>
+        <w:t xml:space="preserve">om de hele tekst te zien.</w:t>
+      </w:r>
+    </w:p>
+    <w:p>
+      <w:pPr>
+        <w:pStyle w:val="Compact"/>
+        <w:numPr>
+          <w:ilvl w:val="0"/>
+          <w:numId w:val="1008"/>
+        </w:numPr>
+      </w:pPr>
+      <w:r>
+        <w:rPr>
+          <w:lang w:val="nl"/>
+        </w:rPr>
+        <w:t xml:space="preserve">Vul de vragen in.</w:t>
+      </w:r>
+    </w:p>
+    <w:p>
+      <w:pPr>
+        <w:pStyle w:val="Compact"/>
+        <w:numPr>
+          <w:ilvl w:val="0"/>
+          <w:numId w:val="1008"/>
+        </w:numPr>
+      </w:pPr>
+      <w:r>
+        <w:rPr>
+          <w:lang w:val="nl"/>
+        </w:rPr>
+        <w:t xml:space="preserve">Zet je handtekening in het vak, met je vinger of je muis. Lukt het niet mooi? Klik op</w:t>
+      </w:r>
+      <w:r>
+        <w:rPr>
+          <w:lang w:val="nl"/>
+        </w:rPr>
+        <w:t xml:space="preserve"> </w:t>
+      </w:r>
+      <w:r>
+        <w:rPr>
+          <w:b/>
+          <w:bCs/>
+          <w:lang w:val="nl"/>
+        </w:rPr>
+        <w:t xml:space="preserve">Wissen</w:t>
+      </w:r>
+      <w:r>
+        <w:rPr>
+          <w:lang w:val="nl"/>
+        </w:rPr>
+        <w:t xml:space="preserve"> </w:t>
+      </w:r>
+      <w:r>
+        <w:rPr>
+          <w:lang w:val="nl"/>
+        </w:rPr>
+        <w:t xml:space="preserve">en probeer opnieuw.</w:t>
+      </w:r>
+    </w:p>
+    <w:p>
+      <w:pPr>
+        <w:pStyle w:val="Compact"/>
+        <w:numPr>
+          <w:ilvl w:val="0"/>
+          <w:numId w:val="1008"/>
+        </w:numPr>
+      </w:pPr>
+      <w:r>
+        <w:rPr>
+          <w:lang w:val="nl"/>
+        </w:rPr>
+        <w:t xml:space="preserve">Alleen bij het loonheffingsformulier: klik op</w:t>
+      </w:r>
+      <w:r>
+        <w:rPr>
+          <w:lang w:val="nl"/>
+        </w:rPr>
+        <w:t xml:space="preserve"> </w:t>
+      </w:r>
+      <w:r>
+        <w:rPr>
+          <w:b/>
+          <w:bCs/>
+          <w:lang w:val="nl"/>
+        </w:rPr>
+        <w:t xml:space="preserve">Code sturen</w:t>
+      </w:r>
+      <w:r>
+        <w:rPr>
+          <w:lang w:val="nl"/>
+        </w:rPr>
+        <w:t xml:space="preserve">. Je krijgt een code per sms of via</w:t>
+      </w:r>
+      <w:r>
+        <w:rPr>
+          <w:lang w:val="nl"/>
+        </w:rPr>
+        <w:t xml:space="preserve"> </w:t>
+      </w:r>
+      <w:r>
+        <w:rPr>
+          <w:lang w:val="nl"/>
+        </w:rPr>
+        <w:t xml:space="preserve">WhatsApp op je telefoon (of per e-mail als dat niet kan). Vul de code in. Hij werkt 15 minuten</w:t>
+      </w:r>
+      <w:r>
+        <w:rPr>
+          <w:lang w:val="nl"/>
+        </w:rPr>
+        <w:t xml:space="preserve"> </w:t>
+      </w:r>
+      <w:r>
+        <w:rPr>
+          <w:lang w:val="nl"/>
+        </w:rPr>
+        <w:t xml:space="preserve">en maar één keer. We vragen dit omdat er je burgerservicenummer (BSN) op staat.</w:t>
+      </w:r>
+    </w:p>
+    <w:p>
+      <w:pPr>
+        <w:pStyle w:val="Compact"/>
+        <w:numPr>
+          <w:ilvl w:val="0"/>
+          <w:numId w:val="1008"/>
+        </w:numPr>
+      </w:pPr>
+      <w:r>
+        <w:rPr>
+          <w:lang w:val="nl"/>
+        </w:rPr>
+        <w:t xml:space="preserve">Zet het vinkje dat je akkoord gaat en klik op</w:t>
+      </w:r>
+      <w:r>
+        <w:rPr>
+          <w:lang w:val="nl"/>
+        </w:rPr>
+        <w:t xml:space="preserve"> </w:t>
+      </w:r>
+      <w:r>
+        <w:rPr>
+          <w:b/>
+          <w:bCs/>
+          <w:lang w:val="nl"/>
+        </w:rPr>
+        <w:t xml:space="preserve">Ondertekenen en versturen</w:t>
+      </w:r>
+      <w:r>
+        <w:rPr>
+          <w:lang w:val="nl"/>
+        </w:rPr>
+        <w:t xml:space="preserve">.</w:t>
       </w:r>
     </w:p>
     <w:p>
@@ -1385,7 +2841,388 @@
         <w:rPr>
           <w:lang w:val="nl"/>
         </w:rPr>
-        <w:t xml:space="preserve">Verkeerd e-mailadres ingevuld? Pas het aan bij Gegevens; de mail gaat dan opnieuw.</w:t>
+        <w:t xml:space="preserve">Daarna zie je een bevestiging. Je kunt de ondertekende pdf meteen downloaden, en je krijgt hem ook</w:t>
+      </w:r>
+      <w:r>
+        <w:rPr>
+          <w:lang w:val="nl"/>
+        </w:rPr>
+        <w:t xml:space="preserve"> </w:t>
+      </w:r>
+      <w:r>
+        <w:rPr>
+          <w:lang w:val="nl"/>
+        </w:rPr>
+        <w:t xml:space="preserve">per e-mail. De pdf is digitaal verzegeld: verandert iemand er later iets in, dan ziet elk</w:t>
+      </w:r>
+      <w:r>
+        <w:rPr>
+          <w:lang w:val="nl"/>
+        </w:rPr>
+        <w:t xml:space="preserve"> </w:t>
+      </w:r>
+      <w:r>
+        <w:rPr>
+          <w:lang w:val="nl"/>
+        </w:rPr>
+        <w:t xml:space="preserve">pdf-programma dat.</w:t>
+      </w:r>
+    </w:p>
+    <w:bookmarkEnd w:id="16"/>
+    <w:bookmarkStart w:id="17" w:name="als-je-nog-geen-18-bent"/>
+    <w:p>
+      <w:pPr>
+        <w:pStyle w:val="Heading1"/>
+      </w:pPr>
+      <w:r>
+        <w:rPr>
+          <w:lang w:val="nl"/>
+        </w:rPr>
+        <w:t xml:space="preserve">Als je nog geen 18 bent</w:t>
+      </w:r>
+    </w:p>
+    <w:p>
+      <w:pPr>
+        <w:pStyle w:val="BlockText"/>
+      </w:pPr>
+      <w:r>
+        <w:rPr>
+          <w:b/>
+          <w:bCs/>
+          <w:lang w:val="nl"/>
+        </w:rPr>
+        <w:t xml:space="preserve">In het kort:</w:t>
+      </w:r>
+      <w:r>
+        <w:rPr>
+          <w:lang w:val="nl"/>
+        </w:rPr>
+        <w:t xml:space="preserve"> </w:t>
+      </w:r>
+      <w:r>
+        <w:rPr>
+          <w:lang w:val="nl"/>
+        </w:rPr>
+        <w:t xml:space="preserve">zolang je jonger bent dan 18, ondertekent je ouder of verzorger de</w:t>
+      </w:r>
+      <w:r>
+        <w:rPr>
+          <w:lang w:val="nl"/>
+        </w:rPr>
+        <w:t xml:space="preserve"> </w:t>
+      </w:r>
+      <w:r>
+        <w:rPr>
+          <w:lang w:val="nl"/>
+        </w:rPr>
+        <w:t xml:space="preserve">gezondheidsverklaring en het intakeformulier. Het loonheffingsformulier en de inschrijving als</w:t>
+      </w:r>
+      <w:r>
+        <w:rPr>
+          <w:lang w:val="nl"/>
+        </w:rPr>
+        <w:t xml:space="preserve"> </w:t>
+      </w:r>
+      <w:r>
+        <w:rPr>
+          <w:lang w:val="nl"/>
+        </w:rPr>
+        <w:t xml:space="preserve">lid onderteken je zelf.</w:t>
+      </w:r>
+    </w:p>
+    <w:p>
+      <w:pPr>
+        <w:pStyle w:val="FirstParagraph"/>
+      </w:pPr>
+      <w:r>
+        <w:rPr>
+          <w:lang w:val="nl"/>
+        </w:rPr>
+        <w:t xml:space="preserve">Er zijn twee aparte leeftijdsgrenzen. Die hebben niets met elkaar te maken:</w:t>
+      </w:r>
+    </w:p>
+    <w:p>
+      <w:pPr>
+        <w:pStyle w:val="Compact"/>
+        <w:numPr>
+          <w:ilvl w:val="0"/>
+          <w:numId w:val="1009"/>
+        </w:numPr>
+      </w:pPr>
+      <w:r>
+        <w:rPr>
+          <w:b/>
+          <w:bCs/>
+          <w:lang w:val="nl"/>
+        </w:rPr>
+        <w:t xml:space="preserve">15 en 16 jaar, bij het aanmelden.</w:t>
+      </w:r>
+      <w:r>
+        <w:rPr>
+          <w:lang w:val="nl"/>
+        </w:rPr>
+        <w:t xml:space="preserve"> </w:t>
+      </w:r>
+      <w:r>
+        <w:rPr>
+          <w:lang w:val="nl"/>
+        </w:rPr>
+        <w:t xml:space="preserve">Je kunt je aanmelden vanaf 15 jaar. Ben je 15, dan moet je</w:t>
+      </w:r>
+      <w:r>
+        <w:rPr>
+          <w:lang w:val="nl"/>
+        </w:rPr>
+        <w:t xml:space="preserve"> </w:t>
+      </w:r>
+      <w:r>
+        <w:rPr>
+          <w:lang w:val="nl"/>
+        </w:rPr>
+        <w:t xml:space="preserve">ouder of verzorger bij het aanmelden toestemming geven voor het gebruik van je gegevens (zie</w:t>
+      </w:r>
+      <w:r>
+        <w:rPr>
+          <w:lang w:val="nl"/>
+        </w:rPr>
+        <w:t xml:space="preserve"> </w:t>
+      </w:r>
+      <w:hyperlink w:anchor="aanmelden">
+        <w:r>
+          <w:rPr>
+            <w:rStyle w:val="Hyperlink"/>
+            <w:lang w:val="nl"/>
+          </w:rPr>
+          <w:t xml:space="preserve">Aanmelden</w:t>
+        </w:r>
+      </w:hyperlink>
+      <w:r>
+        <w:rPr>
+          <w:lang w:val="nl"/>
+        </w:rPr>
+        <w:t xml:space="preserve">). Vanaf 16 jaar is dat niet nodig.</w:t>
+      </w:r>
+    </w:p>
+    <w:p>
+      <w:pPr>
+        <w:pStyle w:val="Compact"/>
+        <w:numPr>
+          <w:ilvl w:val="0"/>
+          <w:numId w:val="1009"/>
+        </w:numPr>
+      </w:pPr>
+      <w:r>
+        <w:rPr>
+          <w:b/>
+          <w:bCs/>
+          <w:lang w:val="nl"/>
+        </w:rPr>
+        <w:t xml:space="preserve">18 jaar, bij het ondertekenen.</w:t>
+      </w:r>
+      <w:r>
+        <w:rPr>
+          <w:lang w:val="nl"/>
+        </w:rPr>
+        <w:t xml:space="preserve"> </w:t>
+      </w:r>
+      <w:r>
+        <w:rPr>
+          <w:lang w:val="nl"/>
+        </w:rPr>
+        <w:t xml:space="preserve">Ben je jonger dan 18, dan ondertekent je ouder of verzorger</w:t>
+      </w:r>
+      <w:r>
+        <w:rPr>
+          <w:lang w:val="nl"/>
+        </w:rPr>
+        <w:t xml:space="preserve"> </w:t>
+      </w:r>
+      <w:r>
+        <w:rPr>
+          <w:lang w:val="nl"/>
+        </w:rPr>
+        <w:t xml:space="preserve">de gezondheidsverklaring en het intakeformulier. Dat geldt ook als je 16 of 17 bent.</w:t>
+      </w:r>
+    </w:p>
+    <w:p>
+      <w:pPr>
+        <w:pStyle w:val="FirstParagraph"/>
+      </w:pPr>
+      <w:r>
+        <w:rPr>
+          <w:lang w:val="nl"/>
+        </w:rPr>
+        <w:t xml:space="preserve">Zo gaat het ondertekenen door je ouder:</w:t>
+      </w:r>
+    </w:p>
+    <w:p>
+      <w:pPr>
+        <w:pStyle w:val="Compact"/>
+        <w:numPr>
+          <w:ilvl w:val="0"/>
+          <w:numId w:val="1010"/>
+        </w:numPr>
+      </w:pPr>
+      <w:r>
+        <w:rPr>
+          <w:lang w:val="nl"/>
+        </w:rPr>
+        <w:t xml:space="preserve">Bij de uitnodiging voor de selectiedag krijg je de taak</w:t>
+      </w:r>
+      <w:r>
+        <w:rPr>
+          <w:lang w:val="nl"/>
+        </w:rPr>
+        <w:t xml:space="preserve"> </w:t>
+      </w:r>
+      <w:r>
+        <w:rPr>
+          <w:b/>
+          <w:bCs/>
+          <w:lang w:val="nl"/>
+        </w:rPr>
+        <w:t xml:space="preserve">Gegevens ouder/verzorger invullen</w:t>
+      </w:r>
+      <w:r>
+        <w:rPr>
+          <w:lang w:val="nl"/>
+        </w:rPr>
+        <w:t xml:space="preserve">.</w:t>
+      </w:r>
+      <w:r>
+        <w:rPr>
+          <w:lang w:val="nl"/>
+        </w:rPr>
+        <w:t xml:space="preserve"> </w:t>
+      </w:r>
+      <w:r>
+        <w:rPr>
+          <w:lang w:val="nl"/>
+        </w:rPr>
+        <w:t xml:space="preserve">Vul de naam, het e-mailadres en het telefoonnummer van je ouder in.</w:t>
+      </w:r>
+    </w:p>
+    <w:p>
+      <w:pPr>
+        <w:pStyle w:val="Compact"/>
+        <w:numPr>
+          <w:ilvl w:val="0"/>
+          <w:numId w:val="1010"/>
+        </w:numPr>
+      </w:pPr>
+      <w:r>
+        <w:rPr>
+          <w:lang w:val="nl"/>
+        </w:rPr>
+        <w:t xml:space="preserve">Je ouder krijgt een e-mail met een persoonlijke link per formulier. Die opent een eenvoudig</w:t>
+      </w:r>
+      <w:r>
+        <w:rPr>
+          <w:lang w:val="nl"/>
+        </w:rPr>
+        <w:t xml:space="preserve"> </w:t>
+      </w:r>
+      <w:r>
+        <w:rPr>
+          <w:lang w:val="nl"/>
+        </w:rPr>
+        <w:t xml:space="preserve">scherm, ook op de telefoon. Inloggen is niet nodig.</w:t>
+      </w:r>
+    </w:p>
+    <w:p>
+      <w:pPr>
+        <w:pStyle w:val="Compact"/>
+        <w:numPr>
+          <w:ilvl w:val="0"/>
+          <w:numId w:val="1010"/>
+        </w:numPr>
+      </w:pPr>
+      <w:r>
+        <w:rPr>
+          <w:lang w:val="nl"/>
+        </w:rPr>
+        <w:t xml:space="preserve">Bij Taken zie je "Wacht op ondertekening door …". Zodra je ouder heeft getekend, staat er</w:t>
+      </w:r>
+      <w:r>
+        <w:rPr>
+          <w:lang w:val="nl"/>
+        </w:rPr>
+        <w:t xml:space="preserve"> </w:t>
+      </w:r>
+      <w:r>
+        <w:rPr>
+          <w:lang w:val="nl"/>
+        </w:rPr>
+        <w:t xml:space="preserve">"Ondertekend … door …".</w:t>
+      </w:r>
+    </w:p>
+    <w:p>
+      <w:pPr>
+        <w:pStyle w:val="FirstParagraph"/>
+      </w:pPr>
+      <w:r>
+        <w:rPr>
+          <w:lang w:val="nl"/>
+        </w:rPr>
+        <w:t xml:space="preserve">Is de mail bij je ouder kwijt? Klik bij de taak op</w:t>
+      </w:r>
+      <w:r>
+        <w:rPr>
+          <w:lang w:val="nl"/>
+        </w:rPr>
+        <w:t xml:space="preserve"> </w:t>
+      </w:r>
+      <w:r>
+        <w:rPr>
+          <w:b/>
+          <w:bCs/>
+          <w:lang w:val="nl"/>
+        </w:rPr>
+        <w:t xml:space="preserve">Link opnieuw sturen</w:t>
+      </w:r>
+      <w:r>
+        <w:rPr>
+          <w:lang w:val="nl"/>
+        </w:rPr>
+        <w:t xml:space="preserve">. Dat kan eens per</w:t>
+      </w:r>
+      <w:r>
+        <w:rPr>
+          <w:lang w:val="nl"/>
+        </w:rPr>
+        <w:t xml:space="preserve"> </w:t>
+      </w:r>
+      <w:r>
+        <w:rPr>
+          <w:lang w:val="nl"/>
+        </w:rPr>
+        <w:t xml:space="preserve">kwartier. Heb je een verkeerd e-mailadres ingevuld? Klik bij de taak "Gegevens ouder/verzorger" op</w:t>
+      </w:r>
+      <w:r>
+        <w:rPr>
+          <w:lang w:val="nl"/>
+        </w:rPr>
+        <w:t xml:space="preserve"> </w:t>
+      </w:r>
+      <w:r>
+        <w:rPr>
+          <w:b/>
+          <w:bCs/>
+          <w:lang w:val="nl"/>
+        </w:rPr>
+        <w:t xml:space="preserve">Wijzigen</w:t>
+      </w:r>
+      <w:r>
+        <w:rPr>
+          <w:lang w:val="nl"/>
+        </w:rPr>
+        <w:t xml:space="preserve"> </w:t>
+      </w:r>
+      <w:r>
+        <w:rPr>
+          <w:lang w:val="nl"/>
+        </w:rPr>
+        <w:t xml:space="preserve">en pas het aan. De mail gaat dan naar het nieuwe adres.</w:t>
       </w:r>
     </w:p>
     <w:p>
@@ -1396,23 +3233,35 @@
         <w:rPr>
           <w:lang w:val="nl"/>
         </w:rPr>
-        <w:t xml:space="preserve">Het loonheffingsformulier (na aannemen) teken je wél zelf, ook als je 15, 16 of 17 bent. Dat schrijft</w:t>
-      </w:r>
-      <w:r>
-        <w:rPr>
-          <w:lang w:val="nl"/>
-        </w:rPr>
-        <w:t xml:space="preserve"> </w:t>
-      </w:r>
-      <w:r>
-        <w:rPr>
-          <w:lang w:val="nl"/>
-        </w:rPr>
-        <w:t xml:space="preserve">de Belastingdienst zo voor.</w:t>
-      </w:r>
-    </w:p>
-    <w:bookmarkEnd w:id="16"/>
-    <w:bookmarkStart w:id="17" w:name="aangenomen-het-takenpakket"/>
+        <w:t xml:space="preserve">Het loonheffingsformulier (na het aannemen) onderteken je wél zelf, ook als je 15, 16 of 17 bent.</w:t>
+      </w:r>
+      <w:r>
+        <w:rPr>
+          <w:lang w:val="nl"/>
+        </w:rPr>
+        <w:t xml:space="preserve"> </w:t>
+      </w:r>
+      <w:r>
+        <w:rPr>
+          <w:lang w:val="nl"/>
+        </w:rPr>
+        <w:t xml:space="preserve">Dat schrijft de Belastingdienst zo voor. De inschrijving als lid onderteken je ook zelf; ben je</w:t>
+      </w:r>
+      <w:r>
+        <w:rPr>
+          <w:lang w:val="nl"/>
+        </w:rPr>
+        <w:t xml:space="preserve"> </w:t>
+      </w:r>
+      <w:r>
+        <w:rPr>
+          <w:lang w:val="nl"/>
+        </w:rPr>
+        <w:t xml:space="preserve">jonger dan 18, dan vul je daarin ook de gegevens van je ouder in.</w:t>
+      </w:r>
+    </w:p>
+    <w:bookmarkEnd w:id="17"/>
+    <w:bookmarkStart w:id="18" w:name="aangenomen-het-takenpakket"/>
     <w:p>
       <w:pPr>
         <w:pStyle w:val="Heading1"/>
@@ -1426,25 +3275,39 @@
     </w:p>
     <w:p>
       <w:pPr>
-        <w:pStyle w:val="FirstParagraph"/>
-      </w:pPr>
-      <w:r>
-        <w:rPr>
-          <w:lang w:val="nl"/>
-        </w:rPr>
-        <w:t xml:space="preserve">Gefeliciteerd. Om je salaris te kunnen betalen en je in te schrijven hebben we nog een paar dingen</w:t>
-      </w:r>
-      <w:r>
-        <w:rPr>
-          <w:lang w:val="nl"/>
-        </w:rPr>
-        <w:t xml:space="preserve"> </w:t>
-      </w:r>
-      <w:r>
-        <w:rPr>
-          <w:lang w:val="nl"/>
-        </w:rPr>
-        <w:t xml:space="preserve">nodig. Ze staan als taken op Start en Taken:</w:t>
+        <w:pStyle w:val="BlockText"/>
+      </w:pPr>
+      <w:r>
+        <w:rPr>
+          <w:b/>
+          <w:bCs/>
+          <w:lang w:val="nl"/>
+        </w:rPr>
+        <w:t xml:space="preserve">In het kort:</w:t>
+      </w:r>
+      <w:r>
+        <w:rPr>
+          <w:lang w:val="nl"/>
+        </w:rPr>
+        <w:t xml:space="preserve"> </w:t>
+      </w:r>
+      <w:r>
+        <w:rPr>
+          <w:lang w:val="nl"/>
+        </w:rPr>
+        <w:t xml:space="preserve">gefeliciteerd. Om je loon te betalen en je in te schrijven hebben we nog een</w:t>
+      </w:r>
+      <w:r>
+        <w:rPr>
+          <w:lang w:val="nl"/>
+        </w:rPr>
+        <w:t xml:space="preserve"> </w:t>
+      </w:r>
+      <w:r>
+        <w:rPr>
+          <w:lang w:val="nl"/>
+        </w:rPr>
+        <w:t xml:space="preserve">paar dingen nodig. Ze staan als takenpakket op Start en bij Taken.</w:t>
       </w:r>
     </w:p>
     <w:tbl>
@@ -1515,7 +3378,7 @@
               <w:rPr>
                 <w:lang w:val="nl"/>
               </w:rPr>
-              <w:t xml:space="preserve">Het officiële formulier van de Belastingdienst, vooringevuld; je kiest of de loonheffingskorting wordt toegepast en ondertekent met een verificatiecode</w:t>
+              <w:t xml:space="preserve">Het officiële formulier van de Belastingdienst, al deels ingevuld. Je kiest of de loonheffingskorting wordt toegepast en ondertekent met een code</w:t>
             </w:r>
           </w:p>
         </w:tc>
@@ -1531,7 +3394,7 @@
               <w:rPr>
                 <w:lang w:val="nl"/>
               </w:rPr>
-              <w:t xml:space="preserve">Kopie identiteitsbewijs</w:t>
+              <w:t xml:space="preserve">Kopie ID uploaden</w:t>
             </w:r>
           </w:p>
         </w:tc>
@@ -1545,7 +3408,1501 @@
               <w:rPr>
                 <w:lang w:val="nl"/>
               </w:rPr>
-              <w:t xml:space="preserve">Foto van je paspoort (fotopagina) of ID-kaart (voor- én achterkant); de wet verplicht ons die te bewaren</w:t>
+              <w:t xml:space="preserve">Een foto van je paspoort (alleen de pagina met je foto) of je identiteitskaart (voor- én achterkant). Een rijbewijs telt niet. Dek niets af: de wet verplicht ons een volledige kopie te bewaren</w:t>
+            </w:r>
+          </w:p>
+        </w:tc>
+      </w:tr>
+      <w:tr>
+        <w:tc>
+          <w:tcPr/>
+          <w:p>
+            <w:pPr>
+              <w:pStyle w:val="Compact"/>
+            </w:pPr>
+            <w:r>
+              <w:rPr>
+                <w:lang w:val="nl"/>
+              </w:rPr>
+              <w:t xml:space="preserve">Kopie bankpas uploaden</w:t>
+            </w:r>
+          </w:p>
+        </w:tc>
+        <w:tc>
+          <w:tcPr/>
+          <w:p>
+            <w:pPr>
+              <w:pStyle w:val="Compact"/>
+            </w:pPr>
+            <w:r>
+              <w:rPr>
+                <w:lang w:val="nl"/>
+              </w:rPr>
+              <w:t xml:space="preserve">Een foto van de voorkant, zodat we je naam en rekeningnummer goed overnemen. Deze foto wordt na verwerking vernietigd</w:t>
+            </w:r>
+          </w:p>
+        </w:tc>
+      </w:tr>
+      <w:tr>
+        <w:tc>
+          <w:tcPr/>
+          <w:p>
+            <w:pPr>
+              <w:pStyle w:val="Compact"/>
+            </w:pPr>
+            <w:r>
+              <w:rPr>
+                <w:lang w:val="nl"/>
+              </w:rPr>
+              <w:t xml:space="preserve">Huisregels lezen</w:t>
+            </w:r>
+          </w:p>
+        </w:tc>
+        <w:tc>
+          <w:tcPr/>
+          <w:p>
+            <w:pPr>
+              <w:pStyle w:val="Compact"/>
+            </w:pPr>
+            <w:r>
+              <w:rPr>
+                <w:lang w:val="nl"/>
+              </w:rPr>
+              <w:t xml:space="preserve">Open het document en klik daarna op</w:t>
+            </w:r>
+            <w:r>
+              <w:rPr>
+                <w:lang w:val="nl"/>
+              </w:rPr>
+              <w:t xml:space="preserve"> </w:t>
+            </w:r>
+            <w:r>
+              <w:rPr>
+                <w:b/>
+                <w:bCs/>
+                <w:lang w:val="nl"/>
+              </w:rPr>
+              <w:t xml:space="preserve">Gedaan</w:t>
+            </w:r>
+            <w:r>
+              <w:rPr>
+                <w:lang w:val="nl"/>
+              </w:rPr>
+              <w:t xml:space="preserve">. Staat er "volgt binnenkort", dan komt het document nog</w:t>
+            </w:r>
+          </w:p>
+        </w:tc>
+      </w:tr>
+      <w:tr>
+        <w:tc>
+          <w:tcPr/>
+          <w:p>
+            <w:pPr>
+              <w:pStyle w:val="Compact"/>
+            </w:pPr>
+            <w:r>
+              <w:rPr>
+                <w:lang w:val="nl"/>
+              </w:rPr>
+              <w:t xml:space="preserve">Lid worden</w:t>
+            </w:r>
+          </w:p>
+        </w:tc>
+        <w:tc>
+          <w:tcPr/>
+          <w:p>
+            <w:pPr>
+              <w:pStyle w:val="Compact"/>
+            </w:pPr>
+            <w:r>
+              <w:rPr>
+                <w:lang w:val="nl"/>
+              </w:rPr>
+              <w:t xml:space="preserve">Je inschrijving als lid of donateur van de vereniging. Alleen als je nog geen Paal 13-account hebt</w:t>
+            </w:r>
+          </w:p>
+        </w:tc>
+      </w:tr>
+      <w:tr>
+        <w:tc>
+          <w:tcPr/>
+          <w:p>
+            <w:pPr>
+              <w:pStyle w:val="Compact"/>
+            </w:pPr>
+            <w:r>
+              <w:rPr>
+                <w:lang w:val="nl"/>
+              </w:rPr>
+              <w:t xml:space="preserve">Paal 13-account activeren</w:t>
+            </w:r>
+          </w:p>
+        </w:tc>
+        <w:tc>
+          <w:tcPr/>
+          <w:p>
+            <w:pPr>
+              <w:pStyle w:val="Compact"/>
+            </w:pPr>
+            <w:r>
+              <w:rPr>
+                <w:lang w:val="nl"/>
+              </w:rPr>
+              <w:t xml:space="preserve">Niet verplicht. Je krijgt later per mail een uitnodiging voor je verenigingsaccount; klik op</w:t>
+            </w:r>
+            <w:r>
+              <w:rPr>
+                <w:lang w:val="nl"/>
+              </w:rPr>
+              <w:t xml:space="preserve"> </w:t>
+            </w:r>
+            <w:r>
+              <w:rPr>
+                <w:b/>
+                <w:bCs/>
+                <w:lang w:val="nl"/>
+              </w:rPr>
+              <w:t xml:space="preserve">Gedaan</w:t>
+            </w:r>
+            <w:r>
+              <w:rPr>
+                <w:lang w:val="nl"/>
+              </w:rPr>
+              <w:t xml:space="preserve"> </w:t>
+            </w:r>
+            <w:r>
+              <w:rPr>
+                <w:lang w:val="nl"/>
+              </w:rPr>
+              <w:t xml:space="preserve">als dat gelukt is</w:t>
+            </w:r>
+          </w:p>
+        </w:tc>
+      </w:tr>
+    </w:tbl>
+    <w:p>
+      <w:pPr>
+        <w:pStyle w:val="BodyText"/>
+      </w:pPr>
+      <w:r>
+        <w:rPr>
+          <w:b/>
+          <w:bCs/>
+          <w:lang w:val="nl"/>
+        </w:rPr>
+        <w:t xml:space="preserve">Foto's uploaden.</w:t>
+      </w:r>
+      <w:r>
+        <w:rPr>
+          <w:lang w:val="nl"/>
+        </w:rPr>
+        <w:t xml:space="preserve"> </w:t>
+      </w:r>
+      <w:r>
+        <w:rPr>
+          <w:lang w:val="nl"/>
+        </w:rPr>
+        <w:t xml:space="preserve">Je maakt de foto direct met je telefoon of kiest een bestand. Dat mag een jpg,</w:t>
+      </w:r>
+      <w:r>
+        <w:rPr>
+          <w:lang w:val="nl"/>
+        </w:rPr>
+        <w:t xml:space="preserve"> </w:t>
+      </w:r>
+      <w:r>
+        <w:rPr>
+          <w:lang w:val="nl"/>
+        </w:rPr>
+        <w:t xml:space="preserve">png of pdf zijn, van maximaal 10 MB. Je kunt een foto vervangen of verwijderen, totdat de</w:t>
+      </w:r>
+      <w:r>
+        <w:rPr>
+          <w:lang w:val="nl"/>
+        </w:rPr>
+        <w:t xml:space="preserve"> </w:t>
+      </w:r>
+      <w:r>
+        <w:rPr>
+          <w:lang w:val="nl"/>
+        </w:rPr>
+        <w:t xml:space="preserve">penningmeester je dossier heeft verwerkt. Daarna kan dat niet meer; mail dan het bestuur als er</w:t>
+      </w:r>
+      <w:r>
+        <w:rPr>
+          <w:lang w:val="nl"/>
+        </w:rPr>
+        <w:t xml:space="preserve"> </w:t>
+      </w:r>
+      <w:r>
+        <w:rPr>
+          <w:lang w:val="nl"/>
+        </w:rPr>
+        <w:t xml:space="preserve">iets niet klopt.</w:t>
+      </w:r>
+    </w:p>
+    <w:p>
+      <w:pPr>
+        <w:pStyle w:val="BodyText"/>
+      </w:pPr>
+      <w:r>
+        <w:rPr>
+          <w:b/>
+          <w:bCs/>
+          <w:lang w:val="nl"/>
+        </w:rPr>
+        <w:t xml:space="preserve">Hoe veilig is dat?</w:t>
+      </w:r>
+      <w:r>
+        <w:rPr>
+          <w:lang w:val="nl"/>
+        </w:rPr>
+        <w:t xml:space="preserve"> </w:t>
+      </w:r>
+      <w:r>
+        <w:rPr>
+          <w:lang w:val="nl"/>
+        </w:rPr>
+        <w:t xml:space="preserve">Je kopie ID, je bankpas, je BSN en je rekeningnummer worden meteen</w:t>
+      </w:r>
+      <w:r>
+        <w:rPr>
+          <w:lang w:val="nl"/>
+        </w:rPr>
+        <w:t xml:space="preserve"> </w:t>
+      </w:r>
+      <w:r>
+        <w:rPr>
+          <w:lang w:val="nl"/>
+        </w:rPr>
+        <w:t xml:space="preserve">versleuteld opgeslagen. Alleen de penningmeester en de beheerder van het systeem kunnen ze</w:t>
+      </w:r>
+      <w:r>
+        <w:rPr>
+          <w:lang w:val="nl"/>
+        </w:rPr>
+        <w:t xml:space="preserve"> </w:t>
+      </w:r>
+      <w:r>
+        <w:rPr>
+          <w:lang w:val="nl"/>
+        </w:rPr>
+        <w:t xml:space="preserve">openen. Elke keer dat iemand ze bekijkt, wordt vastgelegd, en op een gedownloade foto komt een</w:t>
+      </w:r>
+      <w:r>
+        <w:rPr>
+          <w:lang w:val="nl"/>
+        </w:rPr>
+        <w:t xml:space="preserve"> </w:t>
+      </w:r>
+      <w:r>
+        <w:rPr>
+          <w:lang w:val="nl"/>
+        </w:rPr>
+        <w:t xml:space="preserve">watermerk. Na de wettelijke bewaartermijn worden ze vanzelf vernietigd.</w:t>
+      </w:r>
+    </w:p>
+    <w:bookmarkEnd w:id="18"/>
+    <w:bookmarkStart w:id="19" w:name="berichten-en-een-vraag-stellen"/>
+    <w:p>
+      <w:pPr>
+        <w:pStyle w:val="Heading1"/>
+      </w:pPr>
+      <w:r>
+        <w:rPr>
+          <w:lang w:val="nl"/>
+        </w:rPr>
+        <w:t xml:space="preserve">Berichten en een vraag stellen</w:t>
+      </w:r>
+    </w:p>
+    <w:p>
+      <w:pPr>
+        <w:pStyle w:val="BlockText"/>
+      </w:pPr>
+      <w:r>
+        <w:rPr>
+          <w:b/>
+          <w:bCs/>
+          <w:lang w:val="nl"/>
+        </w:rPr>
+        <w:t xml:space="preserve">In het kort:</w:t>
+      </w:r>
+      <w:r>
+        <w:rPr>
+          <w:lang w:val="nl"/>
+        </w:rPr>
+        <w:t xml:space="preserve"> </w:t>
+      </w:r>
+      <w:r>
+        <w:rPr>
+          <w:lang w:val="nl"/>
+        </w:rPr>
+        <w:t xml:space="preserve">alles wat we je sturen staat ook achter het belletje. Daaronder kun je het</w:t>
+      </w:r>
+      <w:r>
+        <w:rPr>
+          <w:lang w:val="nl"/>
+        </w:rPr>
+        <w:t xml:space="preserve"> </w:t>
+      </w:r>
+      <w:r>
+        <w:rPr>
+          <w:lang w:val="nl"/>
+        </w:rPr>
+        <w:t xml:space="preserve">bestuur een vraag stellen. Bij Gegevens kies je of je korte berichten via WhatsApp, sms of alleen</w:t>
+      </w:r>
+      <w:r>
+        <w:rPr>
+          <w:lang w:val="nl"/>
+        </w:rPr>
+        <w:t xml:space="preserve"> </w:t>
+      </w:r>
+      <w:r>
+        <w:rPr>
+          <w:lang w:val="nl"/>
+        </w:rPr>
+        <w:t xml:space="preserve">per e-mail wilt.</w:t>
+      </w:r>
+    </w:p>
+    <w:p>
+      <w:pPr>
+        <w:pStyle w:val="FirstParagraph"/>
+      </w:pPr>
+      <w:r>
+        <w:rPr>
+          <w:lang w:val="nl"/>
+        </w:rPr>
+        <w:t xml:space="preserve">Alles wat we je sturen (e-mail, WhatsApp, sms) staat ook bij</w:t>
+      </w:r>
+      <w:r>
+        <w:rPr>
+          <w:lang w:val="nl"/>
+        </w:rPr>
+        <w:t xml:space="preserve"> </w:t>
+      </w:r>
+      <w:r>
+        <w:rPr>
+          <w:b/>
+          <w:bCs/>
+          <w:lang w:val="nl"/>
+        </w:rPr>
+        <w:t xml:space="preserve">Berichten</w:t>
+      </w:r>
+      <w:r>
+        <w:rPr>
+          <w:lang w:val="nl"/>
+        </w:rPr>
+        <w:t xml:space="preserve">, achter het belletje.</w:t>
+      </w:r>
+      <w:r>
+        <w:rPr>
+          <w:lang w:val="nl"/>
+        </w:rPr>
+        <w:t xml:space="preserve"> </w:t>
+      </w:r>
+      <w:r>
+        <w:rPr>
+          <w:lang w:val="nl"/>
+        </w:rPr>
+        <w:t xml:space="preserve">Zo raak je niets kwijt. Tik op een bericht om het helemaal te lezen. De volledige tekst kun je</w:t>
+      </w:r>
+      <w:r>
+        <w:rPr>
+          <w:lang w:val="nl"/>
+        </w:rPr>
+        <w:t xml:space="preserve"> </w:t>
+      </w:r>
+      <w:r>
+        <w:rPr>
+          <w:lang w:val="nl"/>
+        </w:rPr>
+        <w:t xml:space="preserve">ongeveer drie maanden teruglezen.</w:t>
+      </w:r>
+    </w:p>
+    <w:p>
+      <w:pPr>
+        <w:pStyle w:val="BodyText"/>
+      </w:pPr>
+      <w:r>
+        <w:rPr>
+          <w:b/>
+          <w:bCs/>
+          <w:lang w:val="nl"/>
+        </w:rPr>
+        <w:t xml:space="preserve">Een vraag?</w:t>
+      </w:r>
+      <w:r>
+        <w:rPr>
+          <w:lang w:val="nl"/>
+        </w:rPr>
+        <w:t xml:space="preserve"> </w:t>
+      </w:r>
+      <w:r>
+        <w:rPr>
+          <w:lang w:val="nl"/>
+        </w:rPr>
+        <w:t xml:space="preserve">Onder je berichten staat een vak</w:t>
+      </w:r>
+      <w:r>
+        <w:rPr>
+          <w:lang w:val="nl"/>
+        </w:rPr>
+        <w:t xml:space="preserve"> </w:t>
+      </w:r>
+      <w:r>
+        <w:rPr>
+          <w:b/>
+          <w:bCs/>
+          <w:lang w:val="nl"/>
+        </w:rPr>
+        <w:t xml:space="preserve">Een vraag?</w:t>
+      </w:r>
+      <w:r>
+        <w:rPr>
+          <w:lang w:val="nl"/>
+        </w:rPr>
+        <w:t xml:space="preserve">. Typ je vraag en klik op</w:t>
+      </w:r>
+      <w:r>
+        <w:rPr>
+          <w:lang w:val="nl"/>
+        </w:rPr>
+        <w:t xml:space="preserve"> </w:t>
+      </w:r>
+      <w:r>
+        <w:rPr>
+          <w:b/>
+          <w:bCs/>
+          <w:lang w:val="nl"/>
+        </w:rPr>
+        <w:t xml:space="preserve">Versturen</w:t>
+      </w:r>
+      <w:r>
+        <w:rPr>
+          <w:lang w:val="nl"/>
+        </w:rPr>
+        <w:t xml:space="preserve">. Je vraag komt bij het bestuur binnen met je naam erbij, dus je hoeft niet uit te</w:t>
+      </w:r>
+      <w:r>
+        <w:rPr>
+          <w:lang w:val="nl"/>
+        </w:rPr>
+        <w:t xml:space="preserve"> </w:t>
+      </w:r>
+      <w:r>
+        <w:rPr>
+          <w:lang w:val="nl"/>
+        </w:rPr>
+        <w:t xml:space="preserve">leggen wie je bent. Je krijgt antwoord per e-mail, meestal binnen een paar dagen. Je kunt drie</w:t>
+      </w:r>
+      <w:r>
+        <w:rPr>
+          <w:lang w:val="nl"/>
+        </w:rPr>
+        <w:t xml:space="preserve"> </w:t>
+      </w:r>
+      <w:r>
+        <w:rPr>
+          <w:lang w:val="nl"/>
+        </w:rPr>
+        <w:t xml:space="preserve">vragen per uur sturen. Liever zelf mailen? Het adres staat eronder.</w:t>
+      </w:r>
+    </w:p>
+    <w:p>
+      <w:pPr>
+        <w:pStyle w:val="BodyText"/>
+      </w:pPr>
+      <w:r>
+        <w:rPr>
+          <w:b/>
+          <w:bCs/>
+          <w:lang w:val="nl"/>
+        </w:rPr>
+        <w:t xml:space="preserve">Hoe wil je berichten krijgen?</w:t>
+      </w:r>
+      <w:r>
+        <w:rPr>
+          <w:lang w:val="nl"/>
+        </w:rPr>
+        <w:t xml:space="preserve"> </w:t>
+      </w:r>
+      <w:r>
+        <w:rPr>
+          <w:lang w:val="nl"/>
+        </w:rPr>
+        <w:t xml:space="preserve">Bij Gegevens kies je voor korte berichten: WhatsApp, sms of</w:t>
+      </w:r>
+      <w:r>
+        <w:rPr>
+          <w:lang w:val="nl"/>
+        </w:rPr>
+        <w:t xml:space="preserve"> </w:t>
+      </w:r>
+      <w:r>
+        <w:rPr>
+          <w:lang w:val="nl"/>
+        </w:rPr>
+        <w:t xml:space="preserve">alleen e-mail. Je ziet alleen de keuzes die de brigade gebruikt. Belangrijke berichten, zoals een</w:t>
+      </w:r>
+      <w:r>
+        <w:rPr>
+          <w:lang w:val="nl"/>
+        </w:rPr>
+        <w:t xml:space="preserve"> </w:t>
+      </w:r>
+      <w:r>
+        <w:rPr>
+          <w:lang w:val="nl"/>
+        </w:rPr>
+        <w:t xml:space="preserve">uitnodiging of een bevestiging, krijg je altijd ook per e-mail. Lukt WhatsApp of sms niet, dan</w:t>
+      </w:r>
+      <w:r>
+        <w:rPr>
+          <w:lang w:val="nl"/>
+        </w:rPr>
+        <w:t xml:space="preserve"> </w:t>
+      </w:r>
+      <w:r>
+        <w:rPr>
+          <w:lang w:val="nl"/>
+        </w:rPr>
+        <w:t xml:space="preserve">krijg je het bericht per e-mail.</w:t>
+      </w:r>
+    </w:p>
+    <w:bookmarkEnd w:id="19"/>
+    <w:bookmarkStart w:id="20" w:name="niet-aangenomen-een-seintje"/>
+    <w:p>
+      <w:pPr>
+        <w:pStyle w:val="Heading1"/>
+      </w:pPr>
+      <w:r>
+        <w:rPr>
+          <w:lang w:val="nl"/>
+        </w:rPr>
+        <w:t xml:space="preserve">Niet aangenomen: een seintje</w:t>
+      </w:r>
+    </w:p>
+    <w:p>
+      <w:pPr>
+        <w:pStyle w:val="BlockText"/>
+      </w:pPr>
+      <w:r>
+        <w:rPr>
+          <w:b/>
+          <w:bCs/>
+          <w:lang w:val="nl"/>
+        </w:rPr>
+        <w:t xml:space="preserve">In het kort:</w:t>
+      </w:r>
+      <w:r>
+        <w:rPr>
+          <w:lang w:val="nl"/>
+        </w:rPr>
+        <w:t xml:space="preserve"> </w:t>
+      </w:r>
+      <w:r>
+        <w:rPr>
+          <w:lang w:val="nl"/>
+        </w:rPr>
+        <w:t xml:space="preserve">word je dit seizoen niet aangenomen, dan kun je vragen om een seintje bij de</w:t>
+      </w:r>
+      <w:r>
+        <w:rPr>
+          <w:lang w:val="nl"/>
+        </w:rPr>
+        <w:t xml:space="preserve"> </w:t>
+      </w:r>
+      <w:r>
+        <w:rPr>
+          <w:lang w:val="nl"/>
+        </w:rPr>
+        <w:t xml:space="preserve">volgende werving. Zonder seintje verwijderen we je gegevens vier weken na de afwijzing.</w:t>
+      </w:r>
+    </w:p>
+    <w:p>
+      <w:pPr>
+        <w:pStyle w:val="FirstParagraph"/>
+      </w:pPr>
+      <w:r>
+        <w:rPr>
+          <w:lang w:val="nl"/>
+        </w:rPr>
+        <w:t xml:space="preserve">Word je niet aangenomen, dan zie je op Start "Dit seizoen niet verder". Dat zegt niets over</w:t>
+      </w:r>
+      <w:r>
+        <w:rPr>
+          <w:lang w:val="nl"/>
+        </w:rPr>
+        <w:t xml:space="preserve"> </w:t>
+      </w:r>
+      <w:r>
+        <w:rPr>
+          <w:lang w:val="nl"/>
+        </w:rPr>
+        <w:t xml:space="preserve">volgend jaar: dan ben je opnieuw welkom. Wil je weten waarop we hebben gelet? Mail het bestuur;</w:t>
+      </w:r>
+      <w:r>
+        <w:rPr>
+          <w:lang w:val="nl"/>
+        </w:rPr>
+        <w:t xml:space="preserve"> </w:t>
+      </w:r>
+      <w:r>
+        <w:rPr>
+          <w:lang w:val="nl"/>
+        </w:rPr>
+        <w:t xml:space="preserve">we vertellen het graag persoonlijk.</w:t>
+      </w:r>
+    </w:p>
+    <w:p>
+      <w:pPr>
+        <w:pStyle w:val="BodyText"/>
+      </w:pPr>
+      <w:r>
+        <w:rPr>
+          <w:lang w:val="nl"/>
+        </w:rPr>
+        <w:t xml:space="preserve">Op dezelfde pagina staat</w:t>
+      </w:r>
+      <w:r>
+        <w:rPr>
+          <w:lang w:val="nl"/>
+        </w:rPr>
+        <w:t xml:space="preserve"> </w:t>
+      </w:r>
+      <w:r>
+        <w:rPr>
+          <w:b/>
+          <w:bCs/>
+          <w:lang w:val="nl"/>
+        </w:rPr>
+        <w:t xml:space="preserve">Seintje bij de volgende werving?</w:t>
+      </w:r>
+      <w:r>
+        <w:rPr>
+          <w:lang w:val="nl"/>
+        </w:rPr>
+        <w:t xml:space="preserve">. Klik op</w:t>
+      </w:r>
+      <w:r>
+        <w:rPr>
+          <w:lang w:val="nl"/>
+        </w:rPr>
+        <w:t xml:space="preserve"> </w:t>
+      </w:r>
+      <w:r>
+        <w:rPr>
+          <w:b/>
+          <w:bCs/>
+          <w:lang w:val="nl"/>
+        </w:rPr>
+        <w:t xml:space="preserve">Ja, graag</w:t>
+      </w:r>
+      <w:r>
+        <w:rPr>
+          <w:lang w:val="nl"/>
+        </w:rPr>
+        <w:t xml:space="preserve"> </w:t>
+      </w:r>
+      <w:r>
+        <w:rPr>
+          <w:lang w:val="nl"/>
+        </w:rPr>
+        <w:t xml:space="preserve">als je een</w:t>
+      </w:r>
+      <w:r>
+        <w:rPr>
+          <w:lang w:val="nl"/>
+        </w:rPr>
+        <w:t xml:space="preserve"> </w:t>
+      </w:r>
+      <w:r>
+        <w:rPr>
+          <w:lang w:val="nl"/>
+        </w:rPr>
+        <w:t xml:space="preserve">bericht wilt krijgen zodra we weer mensen zoeken. Dezelfde vraag staat ook als knop in de mail</w:t>
+      </w:r>
+      <w:r>
+        <w:rPr>
+          <w:lang w:val="nl"/>
+        </w:rPr>
+        <w:t xml:space="preserve"> </w:t>
+      </w:r>
+      <w:r>
+        <w:rPr>
+          <w:lang w:val="nl"/>
+        </w:rPr>
+        <w:t xml:space="preserve">over de afwijzing.</w:t>
+      </w:r>
+    </w:p>
+    <w:p>
+      <w:pPr>
+        <w:pStyle w:val="Compact"/>
+        <w:numPr>
+          <w:ilvl w:val="0"/>
+          <w:numId w:val="1011"/>
+        </w:numPr>
+      </w:pPr>
+      <w:r>
+        <w:rPr>
+          <w:b/>
+          <w:bCs/>
+          <w:lang w:val="nl"/>
+        </w:rPr>
+        <w:t xml:space="preserve">Met seintje:</w:t>
+      </w:r>
+      <w:r>
+        <w:rPr>
+          <w:lang w:val="nl"/>
+        </w:rPr>
+        <w:t xml:space="preserve"> </w:t>
+      </w:r>
+      <w:r>
+        <w:rPr>
+          <w:lang w:val="nl"/>
+        </w:rPr>
+        <w:t xml:space="preserve">we bewaren je naam en contactgegevens daarvoor maximaal een jaar.</w:t>
+      </w:r>
+    </w:p>
+    <w:p>
+      <w:pPr>
+        <w:pStyle w:val="Compact"/>
+        <w:numPr>
+          <w:ilvl w:val="0"/>
+          <w:numId w:val="1011"/>
+        </w:numPr>
+      </w:pPr>
+      <w:r>
+        <w:rPr>
+          <w:b/>
+          <w:bCs/>
+          <w:lang w:val="nl"/>
+        </w:rPr>
+        <w:t xml:space="preserve">Zonder seintje:</w:t>
+      </w:r>
+      <w:r>
+        <w:rPr>
+          <w:lang w:val="nl"/>
+        </w:rPr>
+        <w:t xml:space="preserve"> </w:t>
+      </w:r>
+      <w:r>
+        <w:rPr>
+          <w:lang w:val="nl"/>
+        </w:rPr>
+        <w:t xml:space="preserve">we verwijderen je gegevens vier weken na de afwijzing.</w:t>
+      </w:r>
+    </w:p>
+    <w:p>
+      <w:pPr>
+        <w:pStyle w:val="FirstParagraph"/>
+      </w:pPr>
+      <w:r>
+        <w:rPr>
+          <w:lang w:val="nl"/>
+        </w:rPr>
+        <w:t xml:space="preserve">Van gedachten veranderd? Klik op</w:t>
+      </w:r>
+      <w:r>
+        <w:rPr>
+          <w:lang w:val="nl"/>
+        </w:rPr>
+        <w:t xml:space="preserve"> </w:t>
+      </w:r>
+      <w:r>
+        <w:rPr>
+          <w:b/>
+          <w:bCs/>
+          <w:lang w:val="nl"/>
+        </w:rPr>
+        <w:t xml:space="preserve">Toch niet</w:t>
+      </w:r>
+      <w:r>
+        <w:rPr>
+          <w:lang w:val="nl"/>
+        </w:rPr>
+        <w:t xml:space="preserve">, of gebruik de link in de mail. Dat kan altijd.</w:t>
+      </w:r>
+    </w:p>
+    <w:p>
+      <w:pPr>
+        <w:pStyle w:val="BodyText"/>
+      </w:pPr>
+      <w:r>
+        <w:rPr>
+          <w:lang w:val="nl"/>
+        </w:rPr>
+        <w:t xml:space="preserve">Op deze pagina kun je ook je gegevens downloaden of meteen laten verwijderen.</w:t>
+      </w:r>
+    </w:p>
+    <w:bookmarkEnd w:id="20"/>
+    <w:bookmarkStart w:id="21" w:name="je-gegevens-en-privacy"/>
+    <w:p>
+      <w:pPr>
+        <w:pStyle w:val="Heading1"/>
+      </w:pPr>
+      <w:r>
+        <w:rPr>
+          <w:lang w:val="nl"/>
+        </w:rPr>
+        <w:t xml:space="preserve">Je gegevens en privacy</w:t>
+      </w:r>
+    </w:p>
+    <w:p>
+      <w:pPr>
+        <w:pStyle w:val="BlockText"/>
+      </w:pPr>
+      <w:r>
+        <w:rPr>
+          <w:b/>
+          <w:bCs/>
+          <w:lang w:val="nl"/>
+        </w:rPr>
+        <w:t xml:space="preserve">In het kort:</w:t>
+      </w:r>
+      <w:r>
+        <w:rPr>
+          <w:lang w:val="nl"/>
+        </w:rPr>
+        <w:t xml:space="preserve"> </w:t>
+      </w:r>
+      <w:r>
+        <w:rPr>
+          <w:lang w:val="nl"/>
+        </w:rPr>
+        <w:t xml:space="preserve">bij Gegevens zie je wat we van je weten. Je kunt alles downloaden en je</w:t>
+      </w:r>
+      <w:r>
+        <w:rPr>
+          <w:lang w:val="nl"/>
+        </w:rPr>
+        <w:t xml:space="preserve"> </w:t>
+      </w:r>
+      <w:r>
+        <w:rPr>
+          <w:lang w:val="nl"/>
+        </w:rPr>
+        <w:t xml:space="preserve">gegevens zelf laten verwijderen. In de privacyverklaring staat wat we bewaren, waarom en hoe</w:t>
+      </w:r>
+      <w:r>
+        <w:rPr>
+          <w:lang w:val="nl"/>
+        </w:rPr>
+        <w:t xml:space="preserve"> </w:t>
+      </w:r>
+      <w:r>
+        <w:rPr>
+          <w:lang w:val="nl"/>
+        </w:rPr>
+        <w:t xml:space="preserve">lang.</w:t>
+      </w:r>
+    </w:p>
+    <w:p>
+      <w:pPr>
+        <w:pStyle w:val="FirstParagraph"/>
+      </w:pPr>
+      <w:r>
+        <w:rPr>
+          <w:lang w:val="nl"/>
+        </w:rPr>
+        <w:t xml:space="preserve">Op de pagina</w:t>
+      </w:r>
+      <w:r>
+        <w:rPr>
+          <w:lang w:val="nl"/>
+        </w:rPr>
+        <w:t xml:space="preserve"> </w:t>
+      </w:r>
+      <w:r>
+        <w:rPr>
+          <w:b/>
+          <w:bCs/>
+          <w:lang w:val="nl"/>
+        </w:rPr>
+        <w:t xml:space="preserve">Gegevens</w:t>
+      </w:r>
+      <w:r>
+        <w:rPr>
+          <w:lang w:val="nl"/>
+        </w:rPr>
+        <w:t xml:space="preserve">:</w:t>
+      </w:r>
+    </w:p>
+    <w:p>
+      <w:pPr>
+        <w:pStyle w:val="Compact"/>
+        <w:numPr>
+          <w:ilvl w:val="0"/>
+          <w:numId w:val="1012"/>
+        </w:numPr>
+      </w:pPr>
+      <w:r>
+        <w:rPr>
+          <w:b/>
+          <w:bCs/>
+          <w:lang w:val="nl"/>
+        </w:rPr>
+        <w:t xml:space="preserve">Wat we van je weten:</w:t>
+      </w:r>
+      <w:r>
+        <w:rPr>
+          <w:lang w:val="nl"/>
+        </w:rPr>
+        <w:t xml:space="preserve"> </w:t>
+      </w:r>
+      <w:r>
+        <w:rPr>
+          <w:lang w:val="nl"/>
+        </w:rPr>
+        <w:t xml:space="preserve">je naam, e-mailadres, telefoonnummer, geboortedatum, wanneer je je</w:t>
+      </w:r>
+      <w:r>
+        <w:rPr>
+          <w:lang w:val="nl"/>
+        </w:rPr>
+        <w:t xml:space="preserve"> </w:t>
+      </w:r>
+      <w:r>
+        <w:rPr>
+          <w:lang w:val="nl"/>
+        </w:rPr>
+        <w:t xml:space="preserve">aanmeldde en waar je sollicitatie nu staat. Klopt er iets niet? Mail het bestuur, dan passen</w:t>
+      </w:r>
+      <w:r>
+        <w:rPr>
+          <w:lang w:val="nl"/>
+        </w:rPr>
+        <w:t xml:space="preserve"> </w:t>
+      </w:r>
+      <w:r>
+        <w:rPr>
+          <w:lang w:val="nl"/>
+        </w:rPr>
+        <w:t xml:space="preserve">zij het aan. Je telefoonnummer en adres kun je zelf aanpassen in Beter Leren Kennen, zolang dat</w:t>
+      </w:r>
+      <w:r>
+        <w:rPr>
+          <w:lang w:val="nl"/>
+        </w:rPr>
+        <w:t xml:space="preserve"> </w:t>
+      </w:r>
+      <w:r>
+        <w:rPr>
+          <w:lang w:val="nl"/>
+        </w:rPr>
+        <w:t xml:space="preserve">formulier open is.</w:t>
+      </w:r>
+    </w:p>
+    <w:p>
+      <w:pPr>
+        <w:pStyle w:val="Compact"/>
+        <w:numPr>
+          <w:ilvl w:val="0"/>
+          <w:numId w:val="1012"/>
+        </w:numPr>
+      </w:pPr>
+      <w:r>
+        <w:rPr>
+          <w:b/>
+          <w:bCs/>
+          <w:lang w:val="nl"/>
+        </w:rPr>
+        <w:t xml:space="preserve">Al mijn gegevens downloaden:</w:t>
+      </w:r>
+      <w:r>
+        <w:rPr>
+          <w:lang w:val="nl"/>
+        </w:rPr>
+        <w:t xml:space="preserve"> </w:t>
+      </w:r>
+      <w:r>
+        <w:rPr>
+          <w:lang w:val="nl"/>
+        </w:rPr>
+        <w:t xml:space="preserve">je krijgt een bestand (JSON) met alles wat we van je hebben</w:t>
+      </w:r>
+      <w:r>
+        <w:rPr>
+          <w:lang w:val="nl"/>
+        </w:rPr>
+        <w:t xml:space="preserve"> </w:t>
+      </w:r>
+      <w:r>
+        <w:rPr>
+          <w:lang w:val="nl"/>
+        </w:rPr>
+        <w:t xml:space="preserve">(recht op inzage).</w:t>
+      </w:r>
+    </w:p>
+    <w:p>
+      <w:pPr>
+        <w:pStyle w:val="Compact"/>
+        <w:numPr>
+          <w:ilvl w:val="0"/>
+          <w:numId w:val="1012"/>
+        </w:numPr>
+      </w:pPr>
+      <w:r>
+        <w:rPr>
+          <w:b/>
+          <w:bCs/>
+          <w:lang w:val="nl"/>
+        </w:rPr>
+        <w:t xml:space="preserve">Mijn account verwijderen:</w:t>
+      </w:r>
+      <w:r>
+        <w:rPr>
+          <w:lang w:val="nl"/>
+        </w:rPr>
+        <w:t xml:space="preserve"> </w:t>
+      </w:r>
+      <w:r>
+        <w:rPr>
+          <w:lang w:val="nl"/>
+        </w:rPr>
+        <w:t xml:space="preserve">typ</w:t>
+      </w:r>
+      <w:r>
+        <w:rPr>
+          <w:lang w:val="nl"/>
+        </w:rPr>
+        <w:t xml:space="preserve"> </w:t>
+      </w:r>
+      <w:r>
+        <w:rPr>
+          <w:rStyle w:val="VerbatimChar"/>
+          <w:lang w:val="nl"/>
+        </w:rPr>
+        <w:t xml:space="preserve">VERWIJDER</w:t>
+      </w:r>
+      <w:r>
+        <w:rPr>
+          <w:lang w:val="nl"/>
+        </w:rPr>
+        <w:t xml:space="preserve"> </w:t>
+      </w:r>
+      <w:r>
+        <w:rPr>
+          <w:lang w:val="nl"/>
+        </w:rPr>
+        <w:t xml:space="preserve">en klik op</w:t>
+      </w:r>
+      <w:r>
+        <w:rPr>
+          <w:lang w:val="nl"/>
+        </w:rPr>
+        <w:t xml:space="preserve"> </w:t>
+      </w:r>
+      <w:r>
+        <w:rPr>
+          <w:b/>
+          <w:bCs/>
+          <w:lang w:val="nl"/>
+        </w:rPr>
+        <w:t xml:space="preserve">Definitief verwijderen</w:t>
+      </w:r>
+      <w:r>
+        <w:rPr>
+          <w:lang w:val="nl"/>
+        </w:rPr>
+        <w:t xml:space="preserve">. Je naam en</w:t>
+      </w:r>
+      <w:r>
+        <w:rPr>
+          <w:lang w:val="nl"/>
+        </w:rPr>
+        <w:t xml:space="preserve"> </w:t>
+      </w:r>
+      <w:r>
+        <w:rPr>
+          <w:lang w:val="nl"/>
+        </w:rPr>
+        <w:t xml:space="preserve">contactgegevens worden dan onherkenbaar gemaakt, en je formulieren, beschikbaarheid, foto en</w:t>
+      </w:r>
+      <w:r>
+        <w:rPr>
+          <w:lang w:val="nl"/>
+        </w:rPr>
+        <w:t xml:space="preserve"> </w:t>
+      </w:r>
+      <w:r>
+        <w:rPr>
+          <w:lang w:val="nl"/>
+        </w:rPr>
+        <w:t xml:space="preserve">documenten worden gewist. Het bestuur krijgt daar bericht van. Dit kun je niet terugdraaien.</w:t>
+      </w:r>
+      <w:r>
+        <w:rPr>
+          <w:lang w:val="nl"/>
+        </w:rPr>
+        <w:t xml:space="preserve"> </w:t>
+      </w:r>
+      <w:r>
+        <w:rPr>
+          <w:lang w:val="nl"/>
+        </w:rPr>
+        <w:t xml:space="preserve">Is je loondossier al verwerkt, dan kan dit niet meer zelf: de wet verplicht ons het</w:t>
+      </w:r>
+      <w:r>
+        <w:rPr>
+          <w:lang w:val="nl"/>
+        </w:rPr>
+        <w:t xml:space="preserve"> </w:t>
+      </w:r>
+      <w:r>
+        <w:rPr>
+          <w:lang w:val="nl"/>
+        </w:rPr>
+        <w:t xml:space="preserve">loonheffingsformulier en de kopie ID vijf jaar te bewaren. Mail in dat geval het bestuur.</w:t>
+      </w:r>
+    </w:p>
+    <w:p>
+      <w:pPr>
+        <w:pStyle w:val="Compact"/>
+        <w:numPr>
+          <w:ilvl w:val="0"/>
+          <w:numId w:val="1012"/>
+        </w:numPr>
+      </w:pPr>
+      <w:r>
+        <w:rPr>
+          <w:b/>
+          <w:bCs/>
+          <w:lang w:val="nl"/>
+        </w:rPr>
+        <w:t xml:space="preserve">Ingelogd blijven:</w:t>
+      </w:r>
+      <w:r>
+        <w:rPr>
+          <w:lang w:val="nl"/>
+        </w:rPr>
+        <w:t xml:space="preserve"> </w:t>
+      </w:r>
+      <w:r>
+        <w:rPr>
+          <w:lang w:val="nl"/>
+        </w:rPr>
+        <w:t xml:space="preserve">als een of meer apparaten je onthouden, zie je hier hoeveel. Telefoon kwijt</w:t>
+      </w:r>
+      <w:r>
+        <w:rPr>
+          <w:lang w:val="nl"/>
+        </w:rPr>
+        <w:t xml:space="preserve"> </w:t>
+      </w:r>
+      <w:r>
+        <w:rPr>
+          <w:lang w:val="nl"/>
+        </w:rPr>
+        <w:t xml:space="preserve">of ingelogd op een vreemde computer? Klik op</w:t>
+      </w:r>
+      <w:r>
+        <w:rPr>
+          <w:lang w:val="nl"/>
+        </w:rPr>
+        <w:t xml:space="preserve"> </w:t>
+      </w:r>
+      <w:r>
+        <w:rPr>
+          <w:b/>
+          <w:bCs/>
+          <w:lang w:val="nl"/>
+        </w:rPr>
+        <w:t xml:space="preserve">Vergeet alle apparaten</w:t>
+      </w:r>
+      <w:r>
+        <w:rPr>
+          <w:lang w:val="nl"/>
+        </w:rPr>
+        <w:t xml:space="preserve"> </w:t>
+      </w:r>
+      <w:r>
+        <w:rPr>
+          <w:lang w:val="nl"/>
+        </w:rPr>
+        <w:t xml:space="preserve">en daarna op</w:t>
+      </w:r>
+      <w:r>
+        <w:rPr>
+          <w:lang w:val="nl"/>
+        </w:rPr>
+        <w:t xml:space="preserve"> </w:t>
+      </w:r>
+      <w:r>
+        <w:rPr>
+          <w:b/>
+          <w:bCs/>
+          <w:lang w:val="nl"/>
+        </w:rPr>
+        <w:t xml:space="preserve">Ja, vergeet</w:t>
+      </w:r>
+      <w:r>
+        <w:rPr>
+          <w:b/>
+          <w:bCs/>
+          <w:lang w:val="nl"/>
+        </w:rPr>
+        <w:t xml:space="preserve"> </w:t>
+      </w:r>
+      <w:r>
+        <w:rPr>
+          <w:b/>
+          <w:bCs/>
+          <w:lang w:val="nl"/>
+        </w:rPr>
+        <w:t xml:space="preserve">ze allemaal</w:t>
+      </w:r>
+      <w:r>
+        <w:rPr>
+          <w:lang w:val="nl"/>
+        </w:rPr>
+        <w:t xml:space="preserve">. Op elk apparaat moet je dan opnieuw inloggen.</w:t>
+      </w:r>
+    </w:p>
+    <w:p>
+      <w:pPr>
+        <w:pStyle w:val="FirstParagraph"/>
+      </w:pPr>
+      <w:r>
+        <w:rPr>
+          <w:b/>
+          <w:bCs/>
+          <w:lang w:val="nl"/>
+        </w:rPr>
+        <w:t xml:space="preserve">Hoe lang we je gegevens bewaren</w:t>
+      </w:r>
+      <w:r>
+        <w:rPr>
+          <w:lang w:val="nl"/>
+        </w:rPr>
+        <w:t xml:space="preserve"> </w:t>
+      </w:r>
+      <w:r>
+        <w:rPr>
+          <w:lang w:val="nl"/>
+        </w:rPr>
+        <w:t xml:space="preserve">(de standaardtermijnen):</w:t>
+      </w:r>
+    </w:p>
+    <w:tbl>
+      <w:tblPr>
+        <w:tblStyle w:val="Table"/>
+        <w:tblW w:type="auto" w:w="0"/>
+        <w:tblLook w:firstRow="1" w:lastRow="0" w:firstColumn="0" w:lastColumn="0" w:noHBand="0" w:noVBand="0" w:val="0020"/>
+      </w:tblPr>
+      <w:tblGrid>
+        <w:gridCol w:w="3960"/>
+        <w:gridCol w:w="3960"/>
+      </w:tblGrid>
+      <w:tr>
+        <w:trPr>
+          <w:tblHeader w:val="on"/>
+        </w:trPr>
+        <w:tc>
+          <w:tcPr/>
+          <w:p>
+            <w:pPr>
+              <w:pStyle w:val="Compact"/>
+            </w:pPr>
+            <w:r>
+              <w:rPr>
+                <w:lang w:val="nl"/>
+              </w:rPr>
+              <w:t xml:space="preserve">Situatie</w:t>
+            </w:r>
+          </w:p>
+        </w:tc>
+        <w:tc>
+          <w:tcPr/>
+          <w:p>
+            <w:pPr>
+              <w:pStyle w:val="Compact"/>
+            </w:pPr>
+            <w:r>
+              <w:rPr>
+                <w:lang w:val="nl"/>
+              </w:rPr>
+              <w:t xml:space="preserve">Hoe lang</w:t>
+            </w:r>
+          </w:p>
+        </w:tc>
+      </w:tr>
+      <w:tr>
+        <w:tc>
+          <w:tcPr/>
+          <w:p>
+            <w:pPr>
+              <w:pStyle w:val="Compact"/>
+            </w:pPr>
+            <w:r>
+              <w:rPr>
+                <w:lang w:val="nl"/>
+              </w:rPr>
+              <w:t xml:space="preserve">Niet aangenomen, of zelf gestopt</w:t>
+            </w:r>
+          </w:p>
+        </w:tc>
+        <w:tc>
+          <w:tcPr/>
+          <w:p>
+            <w:pPr>
+              <w:pStyle w:val="Compact"/>
+            </w:pPr>
+            <w:r>
+              <w:rPr>
+                <w:lang w:val="nl"/>
+              </w:rPr>
+              <w:t xml:space="preserve">4 weken na het besluit</w:t>
+            </w:r>
+          </w:p>
+        </w:tc>
+      </w:tr>
+      <w:tr>
+        <w:tc>
+          <w:tcPr/>
+          <w:p>
+            <w:pPr>
+              <w:pStyle w:val="Compact"/>
+            </w:pPr>
+            <w:r>
+              <w:rPr>
+                <w:lang w:val="nl"/>
+              </w:rPr>
+              <w:t xml:space="preserve">Niet aangenomen, met seintje</w:t>
+            </w:r>
+          </w:p>
+        </w:tc>
+        <w:tc>
+          <w:tcPr/>
+          <w:p>
+            <w:pPr>
+              <w:pStyle w:val="Compact"/>
+            </w:pPr>
+            <w:r>
+              <w:rPr>
+                <w:lang w:val="nl"/>
+              </w:rPr>
+              <w:t xml:space="preserve">Maximaal een jaar</w:t>
+            </w:r>
+          </w:p>
+        </w:tc>
+      </w:tr>
+      <w:tr>
+        <w:tc>
+          <w:tcPr/>
+          <w:p>
+            <w:pPr>
+              <w:pStyle w:val="Compact"/>
+            </w:pPr>
+            <w:r>
+              <w:rPr>
+                <w:lang w:val="nl"/>
+              </w:rPr>
+              <w:t xml:space="preserve">Aanmelding niet afgemaakt</w:t>
+            </w:r>
+          </w:p>
+        </w:tc>
+        <w:tc>
+          <w:tcPr/>
+          <w:p>
+            <w:pPr>
+              <w:pStyle w:val="Compact"/>
+            </w:pPr>
+            <w:r>
+              <w:rPr>
+                <w:lang w:val="nl"/>
+              </w:rPr>
+              <w:t xml:space="preserve">3 maanden</w:t>
+            </w:r>
+          </w:p>
+        </w:tc>
+      </w:tr>
+      <w:tr>
+        <w:tc>
+          <w:tcPr/>
+          <w:p>
+            <w:pPr>
+              <w:pStyle w:val="Compact"/>
+            </w:pPr>
+            <w:r>
+              <w:rPr>
+                <w:lang w:val="nl"/>
+              </w:rPr>
+              <w:t xml:space="preserve">Aangenomen</w:t>
+            </w:r>
+          </w:p>
+        </w:tc>
+        <w:tc>
+          <w:tcPr/>
+          <w:p>
+            <w:pPr>
+              <w:pStyle w:val="Compact"/>
+            </w:pPr>
+            <w:r>
+              <w:rPr>
+                <w:lang w:val="nl"/>
+              </w:rPr>
+              <w:t xml:space="preserve">Zolang je bij ons werkt, en daarna nog 2 jaar na je laatste seizoen</w:t>
+            </w:r>
+          </w:p>
+        </w:tc>
+      </w:tr>
+      <w:tr>
+        <w:tc>
+          <w:tcPr/>
+          <w:p>
+            <w:pPr>
+              <w:pStyle w:val="Compact"/>
+            </w:pPr>
+            <w:r>
+              <w:rPr>
+                <w:lang w:val="nl"/>
+              </w:rPr>
+              <w:t xml:space="preserve">Gezondheidsverklaring</w:t>
+            </w:r>
+          </w:p>
+        </w:tc>
+        <w:tc>
+          <w:tcPr/>
+          <w:p>
+            <w:pPr>
+              <w:pStyle w:val="Compact"/>
+            </w:pPr>
+            <w:r>
+              <w:rPr>
+                <w:lang w:val="nl"/>
+              </w:rPr>
+              <w:t xml:space="preserve">Eén seizoen; bij een afwijzing meteen weg</w:t>
+            </w:r>
+          </w:p>
+        </w:tc>
+      </w:tr>
+      <w:tr>
+        <w:tc>
+          <w:tcPr/>
+          <w:p>
+            <w:pPr>
+              <w:pStyle w:val="Compact"/>
+            </w:pPr>
+            <w:r>
+              <w:rPr>
+                <w:lang w:val="nl"/>
+              </w:rPr>
+              <w:t xml:space="preserve">Loonheffingsformulier en kopie ID</w:t>
+            </w:r>
+          </w:p>
+        </w:tc>
+        <w:tc>
+          <w:tcPr/>
+          <w:p>
+            <w:pPr>
+              <w:pStyle w:val="Compact"/>
+            </w:pPr>
+            <w:r>
+              <w:rPr>
+                <w:lang w:val="nl"/>
+              </w:rPr>
+              <w:t xml:space="preserve">5 jaar na het jaar waarin je voor het laatst bij ons werkte (wettelijke termijn)</w:t>
             </w:r>
           </w:p>
         </w:tc>
@@ -1575,7 +4932,7 @@
               <w:rPr>
                 <w:lang w:val="nl"/>
               </w:rPr>
-              <w:t xml:space="preserve">Foto van de voorkant, zodat we je rekeningnummer goed hebben; die foto wordt na verwerking vernietigd</w:t>
+              <w:t xml:space="preserve">30 dagen nadat de penningmeester je rekeningnummer heeft verwerkt</w:t>
             </w:r>
           </w:p>
         </w:tc>
@@ -1591,7 +4948,7 @@
               <w:rPr>
                 <w:lang w:val="nl"/>
               </w:rPr>
-              <w:t xml:space="preserve">Huisregels lezen</w:t>
+              <w:t xml:space="preserve">"Blijf ingelogd"</w:t>
             </w:r>
           </w:p>
         </w:tc>
@@ -1605,67 +4962,7 @@
               <w:rPr>
                 <w:lang w:val="nl"/>
               </w:rPr>
-              <w:t xml:space="preserve">Lees de huisregels en vink de taak af</w:t>
-            </w:r>
-          </w:p>
-        </w:tc>
-      </w:tr>
-      <w:tr>
-        <w:tc>
-          <w:tcPr/>
-          <w:p>
-            <w:pPr>
-              <w:pStyle w:val="Compact"/>
-            </w:pPr>
-            <w:r>
-              <w:rPr>
-                <w:lang w:val="nl"/>
-              </w:rPr>
-              <w:t xml:space="preserve">Lid worden</w:t>
-            </w:r>
-          </w:p>
-        </w:tc>
-        <w:tc>
-          <w:tcPr/>
-          <w:p>
-            <w:pPr>
-              <w:pStyle w:val="Compact"/>
-            </w:pPr>
-            <w:r>
-              <w:rPr>
-                <w:lang w:val="nl"/>
-              </w:rPr>
-              <w:t xml:space="preserve">Inschrijving bij de vereniging (alleen als je nog geen Paal 13-account hebt); onder 18 met gegevens van je ouder</w:t>
-            </w:r>
-          </w:p>
-        </w:tc>
-      </w:tr>
-      <w:tr>
-        <w:tc>
-          <w:tcPr/>
-          <w:p>
-            <w:pPr>
-              <w:pStyle w:val="Compact"/>
-            </w:pPr>
-            <w:r>
-              <w:rPr>
-                <w:lang w:val="nl"/>
-              </w:rPr>
-              <w:t xml:space="preserve">Account activeren</w:t>
-            </w:r>
-          </w:p>
-        </w:tc>
-        <w:tc>
-          <w:tcPr/>
-          <w:p>
-            <w:pPr>
-              <w:pStyle w:val="Compact"/>
-            </w:pPr>
-            <w:r>
-              <w:rPr>
-                <w:lang w:val="nl"/>
-              </w:rPr>
-              <w:t xml:space="preserve">Je krijgt een Paal 13-account; vink af als dat gelukt is</w:t>
+              <w:t xml:space="preserve">60 dagen, of korter als je uitlogt</w:t>
             </w:r>
           </w:p>
         </w:tc>
@@ -1679,31 +4976,115 @@
         <w:rPr>
           <w:lang w:val="nl"/>
         </w:rPr>
-        <w:t xml:space="preserve">Foto's maak je direct met je telefoon of kies je uit je bestanden (jpg, png of pdf, maximaal</w:t>
-      </w:r>
-      <w:r>
-        <w:rPr>
-          <w:lang w:val="nl"/>
-        </w:rPr>
-        <w:t xml:space="preserve"> </w:t>
-      </w:r>
-      <w:r>
-        <w:rPr>
-          <w:lang w:val="nl"/>
-        </w:rPr>
-        <w:t xml:space="preserve">10 MB). Je kunt een foto vervangen of verwijderen totdat de penningmeester het dossier heeft</w:t>
-      </w:r>
-      <w:r>
-        <w:rPr>
-          <w:lang w:val="nl"/>
-        </w:rPr>
-        <w:t xml:space="preserve"> </w:t>
-      </w:r>
-      <w:r>
-        <w:rPr>
-          <w:lang w:val="nl"/>
-        </w:rPr>
-        <w:t xml:space="preserve">verwerkt.</w:t>
+        <w:t xml:space="preserve">De privacyverklaring vind je onderaan elke pagina van het portaal en bij het aanmeldformulier.</w:t>
+      </w:r>
+      <w:r>
+        <w:rPr>
+          <w:lang w:val="nl"/>
+        </w:rPr>
+        <w:t xml:space="preserve"> </w:t>
+      </w:r>
+      <w:r>
+        <w:rPr>
+          <w:lang w:val="nl"/>
+        </w:rPr>
+        <w:t xml:space="preserve">Daar staat ook welke gegevens we gebruiken, wie ze ziet en wat je rechten zijn.</w:t>
+      </w:r>
+    </w:p>
+    <w:bookmarkEnd w:id="21"/>
+    <w:bookmarkStart w:id="22" w:name="veelgestelde-vragen"/>
+    <w:p>
+      <w:pPr>
+        <w:pStyle w:val="Heading1"/>
+      </w:pPr>
+      <w:r>
+        <w:rPr>
+          <w:lang w:val="nl"/>
+        </w:rPr>
+        <w:t xml:space="preserve">Veelgestelde vragen</w:t>
+      </w:r>
+    </w:p>
+    <w:p>
+      <w:pPr>
+        <w:pStyle w:val="BlockText"/>
+      </w:pPr>
+      <w:r>
+        <w:rPr>
+          <w:b/>
+          <w:bCs/>
+          <w:lang w:val="nl"/>
+        </w:rPr>
+        <w:t xml:space="preserve">In het kort:</w:t>
+      </w:r>
+      <w:r>
+        <w:rPr>
+          <w:lang w:val="nl"/>
+        </w:rPr>
+        <w:t xml:space="preserve"> </w:t>
+      </w:r>
+      <w:r>
+        <w:rPr>
+          <w:lang w:val="nl"/>
+        </w:rPr>
+        <w:t xml:space="preserve">de meeste vragen gaan over inloggen, de link voor je ouder, een fout in een</w:t>
+      </w:r>
+      <w:r>
+        <w:rPr>
+          <w:lang w:val="nl"/>
+        </w:rPr>
+        <w:t xml:space="preserve"> </w:t>
+      </w:r>
+      <w:r>
+        <w:rPr>
+          <w:lang w:val="nl"/>
+        </w:rPr>
+        <w:t xml:space="preserve">formulier of een foto die niet lukt.</w:t>
+      </w:r>
+    </w:p>
+    <w:p>
+      <w:pPr>
+        <w:pStyle w:val="FirstParagraph"/>
+      </w:pPr>
+      <w:r>
+        <w:rPr>
+          <w:b/>
+          <w:bCs/>
+          <w:lang w:val="nl"/>
+        </w:rPr>
+        <w:t xml:space="preserve">Ik krijg geen inloglink of code.</w:t>
+      </w:r>
+      <w:r>
+        <w:br/>
+      </w:r>
+      <w:r>
+        <w:rPr>
+          <w:lang w:val="nl"/>
+        </w:rPr>
+        <w:t xml:space="preserve">Kijk in je spam. Gebruik je hetzelfde e-mailadres als bij je aanmelding? Na een minuut kun je</w:t>
+      </w:r>
+      <w:r>
+        <w:rPr>
+          <w:lang w:val="nl"/>
+        </w:rPr>
+        <w:t xml:space="preserve"> </w:t>
+      </w:r>
+      <w:r>
+        <w:rPr>
+          <w:lang w:val="nl"/>
+        </w:rPr>
+        <w:t xml:space="preserve">op "Opnieuw sturen" klikken. Lukt het echt niet, mail het bestuur; zij kunnen je adres</w:t>
+      </w:r>
+      <w:r>
+        <w:rPr>
+          <w:lang w:val="nl"/>
+        </w:rPr>
+        <w:t xml:space="preserve"> </w:t>
+      </w:r>
+      <w:r>
+        <w:rPr>
+          <w:lang w:val="nl"/>
+        </w:rPr>
+        <w:t xml:space="preserve">controleren.</w:t>
       </w:r>
     </w:p>
     <w:p>
@@ -1712,81 +5093,32 @@
       </w:pPr>
       <w:r>
         <w:rPr>
-          <w:lang w:val="nl"/>
-        </w:rPr>
-        <w:t xml:space="preserve">Hoe veilig is dat? Je ID, bankpas, BSN en IBAN worden meteen versleuteld opgeslagen, buiten het</w:t>
-      </w:r>
-      <w:r>
-        <w:rPr>
-          <w:lang w:val="nl"/>
-        </w:rPr>
-        <w:t xml:space="preserve"> </w:t>
-      </w:r>
-      <w:r>
-        <w:rPr>
-          <w:lang w:val="nl"/>
-        </w:rPr>
-        <w:t xml:space="preserve">bereik van de website. Alleen de penningmeester en de systeembeheerder kunnen ze inzien, elke</w:t>
-      </w:r>
-      <w:r>
-        <w:rPr>
-          <w:lang w:val="nl"/>
-        </w:rPr>
-        <w:t xml:space="preserve"> </w:t>
-      </w:r>
-      <w:r>
-        <w:rPr>
-          <w:lang w:val="nl"/>
-        </w:rPr>
-        <w:t xml:space="preserve">inzage wordt vastgelegd, en op een gedownloade kopie komt een watermerk. Na de wettelijke</w:t>
-      </w:r>
-      <w:r>
-        <w:rPr>
-          <w:lang w:val="nl"/>
-        </w:rPr>
-        <w:t xml:space="preserve"> </w:t>
-      </w:r>
-      <w:r>
-        <w:rPr>
-          <w:lang w:val="nl"/>
-        </w:rPr>
-        <w:t xml:space="preserve">bewaartermijn worden ze automatisch vernietigd.</w:t>
-      </w:r>
-    </w:p>
-    <w:bookmarkEnd w:id="17"/>
-    <w:bookmarkStart w:id="18" w:name="berichten-en-whatsapp"/>
-    <w:p>
-      <w:pPr>
-        <w:pStyle w:val="Heading1"/>
-      </w:pPr>
-      <w:r>
-        <w:rPr>
-          <w:lang w:val="nl"/>
-        </w:rPr>
-        <w:t xml:space="preserve">Berichten en WhatsApp</w:t>
-      </w:r>
-    </w:p>
-    <w:p>
-      <w:pPr>
-        <w:pStyle w:val="FirstParagraph"/>
-      </w:pPr>
-      <w:r>
-        <w:rPr>
-          <w:lang w:val="nl"/>
-        </w:rPr>
-        <w:t xml:space="preserve">Alles wat we je sturen (e-mail, WhatsApp, sms) staat ook achter het belletje in het portaal, zodat</w:t>
-      </w:r>
-      <w:r>
-        <w:rPr>
-          <w:lang w:val="nl"/>
-        </w:rPr>
-        <w:t xml:space="preserve"> </w:t>
-      </w:r>
-      <w:r>
-        <w:rPr>
-          <w:lang w:val="nl"/>
-        </w:rPr>
-        <w:t xml:space="preserve">je niets kwijtraakt. Tik op een bericht om het helemaal te lezen.</w:t>
+          <w:b/>
+          <w:bCs/>
+          <w:lang w:val="nl"/>
+        </w:rPr>
+        <w:t xml:space="preserve">De inloglink werkt niet meer.</w:t>
+      </w:r>
+      <w:r>
+        <w:br/>
+      </w:r>
+      <w:r>
+        <w:rPr>
+          <w:lang w:val="nl"/>
+        </w:rPr>
+        <w:t xml:space="preserve">Een link werkt 15 minuten en maar één keer. Vul je e-mailadres opnieuw in, dan krijg je een</w:t>
+      </w:r>
+      <w:r>
+        <w:rPr>
+          <w:lang w:val="nl"/>
+        </w:rPr>
+        <w:t xml:space="preserve"> </w:t>
+      </w:r>
+      <w:r>
+        <w:rPr>
+          <w:lang w:val="nl"/>
+        </w:rPr>
+        <w:t xml:space="preserve">nieuwe.</w:t>
       </w:r>
     </w:p>
     <w:p>
@@ -1795,221 +5127,11 @@
       </w:pPr>
       <w:r>
         <w:rPr>
-          <w:lang w:val="nl"/>
-        </w:rPr>
-        <w:t xml:space="preserve">Bij</w:t>
-      </w:r>
-      <w:r>
-        <w:rPr>
-          <w:lang w:val="nl"/>
-        </w:rPr>
-        <w:t xml:space="preserve"> </w:t>
-      </w:r>
-      <w:r>
-        <w:rPr>
-          <w:b/>
-          <w:bCs/>
-          <w:lang w:val="nl"/>
-        </w:rPr>
-        <w:t xml:space="preserve">Gegevens</w:t>
-      </w:r>
-      <w:r>
-        <w:rPr>
-          <w:lang w:val="nl"/>
-        </w:rPr>
-        <w:t xml:space="preserve"> </w:t>
-      </w:r>
-      <w:r>
-        <w:rPr>
-          <w:lang w:val="nl"/>
-        </w:rPr>
-        <w:t xml:space="preserve">kies je hoe je korte berichten wilt krijgen: WhatsApp (standaard zodra we je nummer</w:t>
-      </w:r>
-      <w:r>
-        <w:rPr>
-          <w:lang w:val="nl"/>
-        </w:rPr>
-        <w:t xml:space="preserve"> </w:t>
-      </w:r>
-      <w:r>
-        <w:rPr>
-          <w:lang w:val="nl"/>
-        </w:rPr>
-        <w:t xml:space="preserve">hebben), sms of alleen e-mail. Belangrijke berichten komen altijd óók per e-mail.</w:t>
-      </w:r>
-    </w:p>
-    <w:bookmarkEnd w:id="18"/>
-    <w:bookmarkStart w:id="19" w:name="je-gegevens-en-privacy"/>
-    <w:p>
-      <w:pPr>
-        <w:pStyle w:val="Heading1"/>
-      </w:pPr>
-      <w:r>
-        <w:rPr>
-          <w:lang w:val="nl"/>
-        </w:rPr>
-        <w:t xml:space="preserve">Je gegevens en privacy</w:t>
-      </w:r>
-    </w:p>
-    <w:p>
-      <w:pPr>
-        <w:pStyle w:val="Compact"/>
-        <w:numPr>
-          <w:ilvl w:val="0"/>
-          <w:numId w:val="1008"/>
-        </w:numPr>
-      </w:pPr>
-      <w:r>
-        <w:rPr>
-          <w:lang w:val="nl"/>
-        </w:rPr>
-        <w:t xml:space="preserve">Bij Gegevens zie je alles wat we van je hebben en kun je je telefoonnummer en adres aanpassen.</w:t>
-      </w:r>
-    </w:p>
-    <w:p>
-      <w:pPr>
-        <w:pStyle w:val="Compact"/>
-        <w:numPr>
-          <w:ilvl w:val="0"/>
-          <w:numId w:val="1008"/>
-        </w:numPr>
-      </w:pPr>
-      <w:r>
-        <w:rPr>
-          <w:b/>
-          <w:bCs/>
-          <w:lang w:val="nl"/>
-        </w:rPr>
-        <w:t xml:space="preserve">Download</w:t>
-      </w:r>
-      <w:r>
-        <w:rPr>
-          <w:lang w:val="nl"/>
-        </w:rPr>
-        <w:t xml:space="preserve"> </w:t>
-      </w:r>
-      <w:r>
-        <w:rPr>
-          <w:lang w:val="nl"/>
-        </w:rPr>
-        <w:t xml:space="preserve">al je gegevens als bestand (recht op inzage).</w:t>
-      </w:r>
-    </w:p>
-    <w:p>
-      <w:pPr>
-        <w:pStyle w:val="Compact"/>
-        <w:numPr>
-          <w:ilvl w:val="0"/>
-          <w:numId w:val="1008"/>
-        </w:numPr>
-      </w:pPr>
-      <w:r>
-        <w:rPr>
-          <w:b/>
-          <w:bCs/>
-          <w:lang w:val="nl"/>
-        </w:rPr>
-        <w:t xml:space="preserve">Verwijderen:</w:t>
-      </w:r>
-      <w:r>
-        <w:rPr>
-          <w:lang w:val="nl"/>
-        </w:rPr>
-        <w:t xml:space="preserve"> </w:t>
-      </w:r>
-      <w:r>
-        <w:rPr>
-          <w:lang w:val="nl"/>
-        </w:rPr>
-        <w:t xml:space="preserve">je kunt je sollicitatie zelf intrekken en je gegevens laten verwijderen. Je</w:t>
-      </w:r>
-      <w:r>
-        <w:rPr>
-          <w:lang w:val="nl"/>
-        </w:rPr>
-        <w:t xml:space="preserve"> </w:t>
-      </w:r>
-      <w:r>
-        <w:rPr>
-          <w:lang w:val="nl"/>
-        </w:rPr>
-        <w:t xml:space="preserve">gegevens worden dan geanonimiseerd en je documenten vernietigd; het bestuur krijgt daar bericht</w:t>
-      </w:r>
-      <w:r>
-        <w:rPr>
-          <w:lang w:val="nl"/>
-        </w:rPr>
-        <w:t xml:space="preserve"> </w:t>
-      </w:r>
-      <w:r>
-        <w:rPr>
-          <w:lang w:val="nl"/>
-        </w:rPr>
-        <w:t xml:space="preserve">van. Is je loondossier al verwerkt, dan kan dat niet meer zelf: de wet verplicht ons het</w:t>
-      </w:r>
-      <w:r>
-        <w:rPr>
-          <w:lang w:val="nl"/>
-        </w:rPr>
-        <w:t xml:space="preserve"> </w:t>
-      </w:r>
-      <w:r>
-        <w:rPr>
-          <w:lang w:val="nl"/>
-        </w:rPr>
-        <w:t xml:space="preserve">loonheffingsformulier en de ID-kopie vijf jaar te bewaren. Mail in dat geval het bestuur.</w:t>
-      </w:r>
-    </w:p>
-    <w:p>
-      <w:pPr>
-        <w:pStyle w:val="Compact"/>
-        <w:numPr>
-          <w:ilvl w:val="0"/>
-          <w:numId w:val="1008"/>
-        </w:numPr>
-      </w:pPr>
-      <w:r>
-        <w:rPr>
-          <w:lang w:val="nl"/>
-        </w:rPr>
-        <w:t xml:space="preserve">Afgewezen? Dan zie je alleen nog een rustige pagina met deze twee opties.</w:t>
-      </w:r>
-    </w:p>
-    <w:p>
-      <w:pPr>
-        <w:pStyle w:val="FirstParagraph"/>
-      </w:pPr>
-      <w:r>
-        <w:rPr>
-          <w:lang w:val="nl"/>
-        </w:rPr>
-        <w:t xml:space="preserve">Wat we bewaren, waarom en hoe lang staat in de privacyverklaring op paal13.com.</w:t>
-      </w:r>
-    </w:p>
-    <w:bookmarkEnd w:id="19"/>
-    <w:bookmarkStart w:id="20" w:name="veelgestelde-vragen"/>
-    <w:p>
-      <w:pPr>
-        <w:pStyle w:val="Heading1"/>
-      </w:pPr>
-      <w:r>
-        <w:rPr>
-          <w:lang w:val="nl"/>
-        </w:rPr>
-        <w:t xml:space="preserve">Veelgestelde vragen</w:t>
-      </w:r>
-    </w:p>
-    <w:p>
-      <w:pPr>
-        <w:pStyle w:val="FirstParagraph"/>
-      </w:pPr>
-      <w:r>
-        <w:rPr>
-          <w:b/>
-          <w:bCs/>
-          <w:lang w:val="nl"/>
-        </w:rPr>
-        <w:t xml:space="preserve">Ik krijg geen inlogcode.</w:t>
+          <w:b/>
+          <w:bCs/>
+          <w:lang w:val="nl"/>
+        </w:rPr>
+        <w:t xml:space="preserve">De link in de mail voor mijn ouder werkt niet.</w:t>
       </w:r>
       <w:r>
         <w:br/>
@@ -2018,19 +5140,31 @@
         <w:rPr>
           <w:lang w:val="nl"/>
         </w:rPr>
-        <w:t xml:space="preserve">Controleer je spam en of je hetzelfde e-mailadres gebruikt als bij je aanmelding. Na een minuut kun</w:t>
-      </w:r>
-      <w:r>
-        <w:rPr>
-          <w:lang w:val="nl"/>
-        </w:rPr>
-        <w:t xml:space="preserve"> </w:t>
-      </w:r>
-      <w:r>
-        <w:rPr>
-          <w:lang w:val="nl"/>
-        </w:rPr>
-        <w:t xml:space="preserve">je een nieuwe aanvragen. Lukt het echt niet, mail het bestuur; zij kunnen je adres controleren.</w:t>
+        <w:t xml:space="preserve">Laat je ouder de link kopiëren en in de browser plakken. Werkt hij niet meer, klik dan bij de</w:t>
+      </w:r>
+      <w:r>
+        <w:rPr>
+          <w:lang w:val="nl"/>
+        </w:rPr>
+        <w:t xml:space="preserve"> </w:t>
+      </w:r>
+      <w:r>
+        <w:rPr>
+          <w:lang w:val="nl"/>
+        </w:rPr>
+        <w:t xml:space="preserve">taak op "Link opnieuw sturen". Klopt het e-mailadres niet, klik dan op "Wijzigen" bij "Gegevens</w:t>
+      </w:r>
+      <w:r>
+        <w:rPr>
+          <w:lang w:val="nl"/>
+        </w:rPr>
+        <w:t xml:space="preserve"> </w:t>
+      </w:r>
+      <w:r>
+        <w:rPr>
+          <w:lang w:val="nl"/>
+        </w:rPr>
+        <w:t xml:space="preserve">ouder/verzorger".</w:t>
       </w:r>
     </w:p>
     <w:p>
@@ -2043,7 +5177,7 @@
           <w:bCs/>
           <w:lang w:val="nl"/>
         </w:rPr>
-        <w:t xml:space="preserve">De link in de mail voor mijn ouder werkt niet.</w:t>
+        <w:t xml:space="preserve">Ik heb een fout gemaakt in Beter Leren Kennen.</w:t>
       </w:r>
       <w:r>
         <w:br/>
@@ -2052,19 +5186,19 @@
         <w:rPr>
           <w:lang w:val="nl"/>
         </w:rPr>
-        <w:t xml:space="preserve">Laat je ouder de link kopiëren en in de browser plakken. Is de link al gebruikt of verlopen, dan</w:t>
-      </w:r>
-      <w:r>
-        <w:rPr>
-          <w:lang w:val="nl"/>
-        </w:rPr>
-        <w:t xml:space="preserve"> </w:t>
-      </w:r>
-      <w:r>
-        <w:rPr>
-          <w:lang w:val="nl"/>
-        </w:rPr>
-        <w:t xml:space="preserve">zie je een uitleg; vraag bij Gegevens een nieuwe aan door het e-mailadres opnieuw op te slaan.</w:t>
+        <w:t xml:space="preserve">Zolang je uitgenodigd bent voor de selectiedag: open het formulier opnieuw, pas het aan en</w:t>
+      </w:r>
+      <w:r>
+        <w:rPr>
+          <w:lang w:val="nl"/>
+        </w:rPr>
+        <w:t xml:space="preserve"> </w:t>
+      </w:r>
+      <w:r>
+        <w:rPr>
+          <w:lang w:val="nl"/>
+        </w:rPr>
+        <w:t xml:space="preserve">schrijf kort op wat je hebt veranderd. Daarna kan het niet meer zelf; mail het bestuur.</w:t>
       </w:r>
     </w:p>
     <w:p>
@@ -2077,7 +5211,7 @@
           <w:bCs/>
           <w:lang w:val="nl"/>
         </w:rPr>
-        <w:t xml:space="preserve">Ik heb een fout gemaakt in Beter Leren Kennen.</w:t>
+        <w:t xml:space="preserve">Kan ik mijn beschikbaarheid nog wijzigen na "definitief"?</w:t>
       </w:r>
       <w:r>
         <w:br/>
@@ -2086,7 +5220,7 @@
         <w:rPr>
           <w:lang w:val="nl"/>
         </w:rPr>
-        <w:t xml:space="preserve">Open de taak opnieuw via "Bekijken", pas het aan en geef kort aan wat je hebt veranderd.</w:t>
+        <w:t xml:space="preserve">Ja. Open Mijn beschikbaarheid en klik op "Aanpassen".</w:t>
       </w:r>
     </w:p>
     <w:p>
@@ -2099,7 +5233,7 @@
           <w:bCs/>
           <w:lang w:val="nl"/>
         </w:rPr>
-        <w:t xml:space="preserve">Kan ik mijn beschikbaarheid nog wijzigen na "definitief"?</w:t>
+        <w:t xml:space="preserve">Ik heb een nieuw telefoonnummer of e-mailadres.</w:t>
       </w:r>
       <w:r>
         <w:br/>
@@ -2108,7 +5242,19 @@
         <w:rPr>
           <w:lang w:val="nl"/>
         </w:rPr>
-        <w:t xml:space="preserve">Niet zelf. Stuur het bestuur een bericht; zij passen het aan.</w:t>
+        <w:t xml:space="preserve">Mail het bestuur, dan passen zij het aan. Je telefoonnummer kun je ook zelf aanpassen in Beter</w:t>
+      </w:r>
+      <w:r>
+        <w:rPr>
+          <w:lang w:val="nl"/>
+        </w:rPr>
+        <w:t xml:space="preserve"> </w:t>
+      </w:r>
+      <w:r>
+        <w:rPr>
+          <w:lang w:val="nl"/>
+        </w:rPr>
+        <w:t xml:space="preserve">Leren Kennen, zolang dat formulier open is.</w:t>
       </w:r>
     </w:p>
     <w:p>
@@ -2130,19 +5276,31 @@
         <w:rPr>
           <w:lang w:val="nl"/>
         </w:rPr>
-        <w:t xml:space="preserve">Gebruik jpg, png of pdf, maximaal 10 MB. HEIC-foto's van een iPhone kun je in de camera-app als</w:t>
-      </w:r>
-      <w:r>
-        <w:rPr>
-          <w:lang w:val="nl"/>
-        </w:rPr>
-        <w:t xml:space="preserve"> </w:t>
-      </w:r>
-      <w:r>
-        <w:rPr>
-          <w:lang w:val="nl"/>
-        </w:rPr>
-        <w:t xml:space="preserve">jpg laten opslaan (instelling "Meest compatibel").</w:t>
+        <w:t xml:space="preserve">Voor het takenpakket: gebruik jpg, png of pdf, maximaal 10 MB. Voor de foto in Beter Leren</w:t>
+      </w:r>
+      <w:r>
+        <w:rPr>
+          <w:lang w:val="nl"/>
+        </w:rPr>
+        <w:t xml:space="preserve"> </w:t>
+      </w:r>
+      <w:r>
+        <w:rPr>
+          <w:lang w:val="nl"/>
+        </w:rPr>
+        <w:t xml:space="preserve">Kennen: maximaal 5 MB. Foto's van een iPhone (HEIC) kun je als jpg laten opslaan: zet in de</w:t>
+      </w:r>
+      <w:r>
+        <w:rPr>
+          <w:lang w:val="nl"/>
+        </w:rPr>
+        <w:t xml:space="preserve"> </w:t>
+      </w:r>
+      <w:r>
+        <w:rPr>
+          <w:lang w:val="nl"/>
+        </w:rPr>
+        <w:t xml:space="preserve">instellingen van de camera "Meest compatibel" aan.</w:t>
       </w:r>
     </w:p>
     <w:p>
@@ -2164,7 +5322,7 @@
         <w:rPr>
           <w:lang w:val="nl"/>
         </w:rPr>
-        <w:t xml:space="preserve">Alleen de mensen voor wie het relevant is: het bestuur en de begeleiders op de selectiedag.</w:t>
+        <w:t xml:space="preserve">Alleen de mensen voor wie het nodig is: het bestuur en de selectiecommissie.</w:t>
       </w:r>
     </w:p>
     <w:p>
@@ -2177,7 +5335,7 @@
           <w:bCs/>
           <w:lang w:val="nl"/>
         </w:rPr>
-        <w:t xml:space="preserve">Ik ben 17 en heb het loonheffingsformulier zelf getekend. Klopt dat?</w:t>
+        <w:t xml:space="preserve">Ik ben 17 en heb het loonheffingsformulier zelf ondertekend. Klopt dat?</w:t>
       </w:r>
       <w:r>
         <w:br/>
@@ -2186,10 +5344,56 @@
         <w:rPr>
           <w:lang w:val="nl"/>
         </w:rPr>
-        <w:t xml:space="preserve">Ja. Dat formulier moet je zelf tekenen; alle andere formulieren tekent je ouder zolang je onder de 18 bent.</w:t>
-      </w:r>
-    </w:p>
-    <w:bookmarkEnd w:id="20"/>
+        <w:t xml:space="preserve">Ja. Dat formulier onderteken je zelf. De gezondheidsverklaring en het intakeformulier ondertekent</w:t>
+      </w:r>
+      <w:r>
+        <w:rPr>
+          <w:lang w:val="nl"/>
+        </w:rPr>
+        <w:t xml:space="preserve"> </w:t>
+      </w:r>
+      <w:r>
+        <w:rPr>
+          <w:lang w:val="nl"/>
+        </w:rPr>
+        <w:t xml:space="preserve">je ouder zolang je jonger bent dan 18.</w:t>
+      </w:r>
+    </w:p>
+    <w:p>
+      <w:pPr>
+        <w:pStyle w:val="BodyText"/>
+      </w:pPr>
+      <w:r>
+        <w:rPr>
+          <w:b/>
+          <w:bCs/>
+          <w:lang w:val="nl"/>
+        </w:rPr>
+        <w:t xml:space="preserve">Mijn telefoon is kwijt en ik had "blijf ingelogd" aan.</w:t>
+      </w:r>
+      <w:r>
+        <w:br/>
+      </w:r>
+      <w:r>
+        <w:rPr>
+          <w:lang w:val="nl"/>
+        </w:rPr>
+        <w:t xml:space="preserve">Log in op een ander apparaat, ga naar Gegevens en klik op "Vergeet alle apparaten". Dan werkt</w:t>
+      </w:r>
+      <w:r>
+        <w:rPr>
+          <w:lang w:val="nl"/>
+        </w:rPr>
+        <w:t xml:space="preserve"> </w:t>
+      </w:r>
+      <w:r>
+        <w:rPr>
+          <w:lang w:val="nl"/>
+        </w:rPr>
+        <w:t xml:space="preserve">het portaal op je oude telefoon niet meer zonder opnieuw in te loggen.</w:t>
+      </w:r>
+    </w:p>
+    <w:bookmarkEnd w:id="22"/>
     <w:sectPr>
       <w:footnotePr>
         <w:numRestart w:val="eachSect"/>
@@ -2552,15 +5756,6 @@
     </w:lvlOverride>
   </w:num>
   <w:num w:numId="1003">
-    <w:abstractNumId w:val="991"/>
-  </w:num>
-  <w:num w:numId="1004">
-    <w:abstractNumId w:val="991"/>
-  </w:num>
-  <w:num w:numId="1005">
-    <w:abstractNumId w:val="991"/>
-  </w:num>
-  <w:num w:numId="1006">
     <w:abstractNumId w:val="99411"/>
     <w:lvlOverride w:ilvl="0">
       <w:startOverride w:val="1"/>
@@ -2590,7 +5785,10 @@
       <w:startOverride w:val="1"/>
     </w:lvlOverride>
   </w:num>
-  <w:num w:numId="1007">
+  <w:num w:numId="1004">
+    <w:abstractNumId w:val="991"/>
+  </w:num>
+  <w:num w:numId="1005">
     <w:abstractNumId w:val="99411"/>
     <w:lvlOverride w:ilvl="0">
       <w:startOverride w:val="1"/>
@@ -2620,7 +5818,79 @@
       <w:startOverride w:val="1"/>
     </w:lvlOverride>
   </w:num>
+  <w:num w:numId="1006">
+    <w:abstractNumId w:val="991"/>
+  </w:num>
+  <w:num w:numId="1007">
+    <w:abstractNumId w:val="991"/>
+  </w:num>
   <w:num w:numId="1008">
+    <w:abstractNumId w:val="99411"/>
+    <w:lvlOverride w:ilvl="0">
+      <w:startOverride w:val="1"/>
+    </w:lvlOverride>
+    <w:lvlOverride w:ilvl="1">
+      <w:startOverride w:val="1"/>
+    </w:lvlOverride>
+    <w:lvlOverride w:ilvl="2">
+      <w:startOverride w:val="1"/>
+    </w:lvlOverride>
+    <w:lvlOverride w:ilvl="3">
+      <w:startOverride w:val="1"/>
+    </w:lvlOverride>
+    <w:lvlOverride w:ilvl="4">
+      <w:startOverride w:val="1"/>
+    </w:lvlOverride>
+    <w:lvlOverride w:ilvl="5">
+      <w:startOverride w:val="1"/>
+    </w:lvlOverride>
+    <w:lvlOverride w:ilvl="6">
+      <w:startOverride w:val="1"/>
+    </w:lvlOverride>
+    <w:lvlOverride w:ilvl="7">
+      <w:startOverride w:val="1"/>
+    </w:lvlOverride>
+    <w:lvlOverride w:ilvl="8">
+      <w:startOverride w:val="1"/>
+    </w:lvlOverride>
+  </w:num>
+  <w:num w:numId="1009">
+    <w:abstractNumId w:val="991"/>
+  </w:num>
+  <w:num w:numId="1010">
+    <w:abstractNumId w:val="99411"/>
+    <w:lvlOverride w:ilvl="0">
+      <w:startOverride w:val="1"/>
+    </w:lvlOverride>
+    <w:lvlOverride w:ilvl="1">
+      <w:startOverride w:val="1"/>
+    </w:lvlOverride>
+    <w:lvlOverride w:ilvl="2">
+      <w:startOverride w:val="1"/>
+    </w:lvlOverride>
+    <w:lvlOverride w:ilvl="3">
+      <w:startOverride w:val="1"/>
+    </w:lvlOverride>
+    <w:lvlOverride w:ilvl="4">
+      <w:startOverride w:val="1"/>
+    </w:lvlOverride>
+    <w:lvlOverride w:ilvl="5">
+      <w:startOverride w:val="1"/>
+    </w:lvlOverride>
+    <w:lvlOverride w:ilvl="6">
+      <w:startOverride w:val="1"/>
+    </w:lvlOverride>
+    <w:lvlOverride w:ilvl="7">
+      <w:startOverride w:val="1"/>
+    </w:lvlOverride>
+    <w:lvlOverride w:ilvl="8">
+      <w:startOverride w:val="1"/>
+    </w:lvlOverride>
+  </w:num>
+  <w:num w:numId="1011">
+    <w:abstractNumId w:val="991"/>
+  </w:num>
+  <w:num w:numId="1012">
     <w:abstractNumId w:val="991"/>
   </w:num>
 </w:numbering>

--- a/docs/handleiding/word/handleiding_sollicitant.docx
+++ b/docs/handleiding/word/handleiding_sollicitant.docx
@@ -21,7 +21,7 @@
         <w:rPr>
           <w:lang w:val="nl"/>
         </w:rPr>
-        <w:t xml:space="preserve">Versie 2.99 · september 2026</w:t>
+        <w:t xml:space="preserve">Versie 2.101 · september 2026</w:t>
       </w:r>
     </w:p>
     <w:p>
@@ -1330,7 +1330,19 @@
         <w:rPr>
           <w:lang w:val="nl"/>
         </w:rPr>
-        <w:t xml:space="preserve">klikken.</w:t>
+        <w:t xml:space="preserve">klikken. Na de selectiedag staat bij Beter Leren Kennen alleen nog</w:t>
+      </w:r>
+      <w:r>
+        <w:rPr>
+          <w:lang w:val="nl"/>
+        </w:rPr>
+        <w:t xml:space="preserve"> </w:t>
+      </w:r>
+      <w:r>
+        <w:rPr>
+          <w:lang w:val="nl"/>
+        </w:rPr>
+        <w:t xml:space="preserve">"Ingeleverd" met de datum.</w:t>
       </w:r>
     </w:p>
     <w:p>
@@ -2065,7 +2077,30 @@
         <w:rPr>
           <w:lang w:val="nl"/>
         </w:rPr>
-        <w:t xml:space="preserve">iets niet, mail het bestuur.</w:t>
+        <w:t xml:space="preserve">iets niet, stel dan een vraag via Berichten.</w:t>
+      </w:r>
+    </w:p>
+    <w:p>
+      <w:pPr>
+        <w:pStyle w:val="BodyText"/>
+      </w:pPr>
+      <w:r>
+        <w:rPr>
+          <w:lang w:val="nl"/>
+        </w:rPr>
+        <w:t xml:space="preserve">Je e-mailadres kun je hier niet veranderen. Klopt het niet? Stel een vraag via Berichten, dan past</w:t>
+      </w:r>
+      <w:r>
+        <w:rPr>
+          <w:lang w:val="nl"/>
+        </w:rPr>
+        <w:t xml:space="preserve"> </w:t>
+      </w:r>
+      <w:r>
+        <w:rPr>
+          <w:lang w:val="nl"/>
+        </w:rPr>
+        <w:t xml:space="preserve">het bestuur het aan.</w:t>
       </w:r>
     </w:p>
     <w:bookmarkEnd w:id="14"/>
@@ -3699,7 +3734,7 @@
         <w:rPr>
           <w:lang w:val="nl"/>
         </w:rPr>
-        <w:t xml:space="preserve">watermerk. Na de wettelijke bewaartermijn worden ze vanzelf vernietigd.</w:t>
+        <w:t xml:space="preserve">watermerk. De wet zegt hoe lang we ze moeten bewaren. Daarna vernietigt de penningmeester ze.</w:t>
       </w:r>
     </w:p>
     <w:bookmarkEnd w:id="18"/>
@@ -3804,19 +3839,19 @@
         <w:rPr>
           <w:lang w:val="nl"/>
         </w:rPr>
-        <w:t xml:space="preserve">Zo raak je niets kwijt. Tik op een bericht om het helemaal te lezen. De volledige tekst kun je</w:t>
-      </w:r>
-      <w:r>
-        <w:rPr>
-          <w:lang w:val="nl"/>
-        </w:rPr>
-        <w:t xml:space="preserve"> </w:t>
-      </w:r>
-      <w:r>
-        <w:rPr>
-          <w:lang w:val="nl"/>
-        </w:rPr>
-        <w:t xml:space="preserve">ongeveer drie maanden teruglezen.</w:t>
+        <w:t xml:space="preserve">Zo raak je niets kwijt. Tik op een bericht om het helemaal te lezen. Onder je berichten staat hoe</w:t>
+      </w:r>
+      <w:r>
+        <w:rPr>
+          <w:lang w:val="nl"/>
+        </w:rPr>
+        <w:t xml:space="preserve"> </w:t>
+      </w:r>
+      <w:r>
+        <w:rPr>
+          <w:lang w:val="nl"/>
+        </w:rPr>
+        <w:t xml:space="preserve">lang je ze kunt teruglezen, meestal 3 maanden.</w:t>
       </w:r>
     </w:p>
     <w:p>
@@ -4330,7 +4365,6 @@
     </w:p>
     <w:p>
       <w:pPr>
-        <w:pStyle w:val="Compact"/>
         <w:numPr>
           <w:ilvl w:val="0"/>
           <w:numId w:val="1012"/>
@@ -4366,19 +4400,57 @@
         <w:rPr>
           <w:lang w:val="nl"/>
         </w:rPr>
-        <w:t xml:space="preserve">aanmeldde en waar je sollicitatie nu staat. Klopt er iets niet? Mail het bestuur, dan passen</w:t>
-      </w:r>
-      <w:r>
-        <w:rPr>
-          <w:lang w:val="nl"/>
-        </w:rPr>
-        <w:t xml:space="preserve"> </w:t>
-      </w:r>
-      <w:r>
-        <w:rPr>
-          <w:lang w:val="nl"/>
-        </w:rPr>
-        <w:t xml:space="preserve">zij het aan. Je telefoonnummer en adres kun je zelf aanpassen in Beter Leren Kennen, zolang dat</w:t>
+        <w:t xml:space="preserve">aanmeldde en waar je sollicitatie nu staat. Klopt je naam, e-mailadres of telefoonnummer niet?</w:t>
+      </w:r>
+      <w:r>
+        <w:rPr>
+          <w:lang w:val="nl"/>
+        </w:rPr>
+        <w:t xml:space="preserve"> </w:t>
+      </w:r>
+      <w:r>
+        <w:rPr>
+          <w:lang w:val="nl"/>
+        </w:rPr>
+        <w:t xml:space="preserve">Klik op</w:t>
+      </w:r>
+      <w:r>
+        <w:rPr>
+          <w:lang w:val="nl"/>
+        </w:rPr>
+        <w:t xml:space="preserve"> </w:t>
+      </w:r>
+      <w:r>
+        <w:rPr>
+          <w:b/>
+          <w:bCs/>
+          <w:lang w:val="nl"/>
+        </w:rPr>
+        <w:t xml:space="preserve">Stel een vraag via Berichten</w:t>
+      </w:r>
+      <w:r>
+        <w:rPr>
+          <w:lang w:val="nl"/>
+        </w:rPr>
+        <w:t xml:space="preserve"> </w:t>
+      </w:r>
+      <w:r>
+        <w:rPr>
+          <w:lang w:val="nl"/>
+        </w:rPr>
+        <w:t xml:space="preserve">en schrijf wat er anders moet. Het bestuur past het dan</w:t>
+      </w:r>
+      <w:r>
+        <w:rPr>
+          <w:lang w:val="nl"/>
+        </w:rPr>
+        <w:t xml:space="preserve"> </w:t>
+      </w:r>
+      <w:r>
+        <w:rPr>
+          <w:lang w:val="nl"/>
+        </w:rPr>
+        <w:t xml:space="preserve">aan. Je telefoonnummer en adres kun je ook zelf aanpassen in Beter Leren Kennen, zolang dat</w:t>
       </w:r>
       <w:r>
         <w:rPr>
@@ -4395,7 +4467,6 @@
     </w:p>
     <w:p>
       <w:pPr>
-        <w:pStyle w:val="Compact"/>
         <w:numPr>
           <w:ilvl w:val="0"/>
           <w:numId w:val="1012"/>
@@ -4436,7 +4507,6 @@
     </w:p>
     <w:p>
       <w:pPr>
-        <w:pStyle w:val="Compact"/>
         <w:numPr>
           <w:ilvl w:val="0"/>
           <w:numId w:val="1012"/>
@@ -4460,7 +4530,96 @@
         <w:rPr>
           <w:lang w:val="nl"/>
         </w:rPr>
-        <w:t xml:space="preserve">typ</w:t>
+        <w:t xml:space="preserve">zo gaat het:</w:t>
+      </w:r>
+    </w:p>
+    <w:p>
+      <w:pPr>
+        <w:pStyle w:val="Compact"/>
+        <w:numPr>
+          <w:ilvl w:val="1"/>
+          <w:numId w:val="1013"/>
+        </w:numPr>
+      </w:pPr>
+      <w:r>
+        <w:rPr>
+          <w:lang w:val="nl"/>
+        </w:rPr>
+        <w:t xml:space="preserve">Klik op</w:t>
+      </w:r>
+      <w:r>
+        <w:rPr>
+          <w:lang w:val="nl"/>
+        </w:rPr>
+        <w:t xml:space="preserve"> </w:t>
+      </w:r>
+      <w:r>
+        <w:rPr>
+          <w:b/>
+          <w:bCs/>
+          <w:lang w:val="nl"/>
+        </w:rPr>
+        <w:t xml:space="preserve">Definitief verwijderen</w:t>
+      </w:r>
+      <w:r>
+        <w:rPr>
+          <w:lang w:val="nl"/>
+        </w:rPr>
+        <w:t xml:space="preserve">. Er klapt een stuk tekst open.</w:t>
+      </w:r>
+    </w:p>
+    <w:p>
+      <w:pPr>
+        <w:pStyle w:val="Compact"/>
+        <w:numPr>
+          <w:ilvl w:val="1"/>
+          <w:numId w:val="1013"/>
+        </w:numPr>
+      </w:pPr>
+      <w:r>
+        <w:rPr>
+          <w:lang w:val="nl"/>
+        </w:rPr>
+        <w:t xml:space="preserve">Lees wat er gebeurt: je naam, e-mail, telefoon en adres worden onherkenbaar gemaakt, en je</w:t>
+      </w:r>
+      <w:r>
+        <w:rPr>
+          <w:lang w:val="nl"/>
+        </w:rPr>
+        <w:t xml:space="preserve"> </w:t>
+      </w:r>
+      <w:r>
+        <w:rPr>
+          <w:lang w:val="nl"/>
+        </w:rPr>
+        <w:t xml:space="preserve">formulieren, beschikbaarheid, foto en documenten worden gewist. Je kunt daarna niet meer</w:t>
+      </w:r>
+      <w:r>
+        <w:rPr>
+          <w:lang w:val="nl"/>
+        </w:rPr>
+        <w:t xml:space="preserve"> </w:t>
+      </w:r>
+      <w:r>
+        <w:rPr>
+          <w:lang w:val="nl"/>
+        </w:rPr>
+        <w:t xml:space="preserve">inloggen.</w:t>
+      </w:r>
+    </w:p>
+    <w:p>
+      <w:pPr>
+        <w:pStyle w:val="Compact"/>
+        <w:numPr>
+          <w:ilvl w:val="1"/>
+          <w:numId w:val="1013"/>
+        </w:numPr>
+      </w:pPr>
+      <w:r>
+        <w:rPr>
+          <w:lang w:val="nl"/>
+        </w:rPr>
+        <w:t xml:space="preserve">Typ</w:t>
       </w:r>
       <w:r>
         <w:rPr>
@@ -4485,80 +4644,84 @@
         <w:rPr>
           <w:lang w:val="nl"/>
         </w:rPr>
-        <w:t xml:space="preserve">en klik op</w:t>
-      </w:r>
-      <w:r>
-        <w:rPr>
-          <w:lang w:val="nl"/>
-        </w:rPr>
-        <w:t xml:space="preserve"> </w:t>
-      </w:r>
-      <w:r>
-        <w:rPr>
-          <w:b/>
-          <w:bCs/>
-          <w:lang w:val="nl"/>
-        </w:rPr>
-        <w:t xml:space="preserve">Definitief verwijderen</w:t>
-      </w:r>
-      <w:r>
-        <w:rPr>
-          <w:lang w:val="nl"/>
-        </w:rPr>
-        <w:t xml:space="preserve">. Je naam en</w:t>
-      </w:r>
-      <w:r>
-        <w:rPr>
-          <w:lang w:val="nl"/>
-        </w:rPr>
-        <w:t xml:space="preserve"> </w:t>
-      </w:r>
-      <w:r>
-        <w:rPr>
-          <w:lang w:val="nl"/>
-        </w:rPr>
-        <w:t xml:space="preserve">contactgegevens worden dan onherkenbaar gemaakt, en je formulieren, beschikbaarheid, foto en</w:t>
-      </w:r>
-      <w:r>
-        <w:rPr>
-          <w:lang w:val="nl"/>
-        </w:rPr>
-        <w:t xml:space="preserve"> </w:t>
-      </w:r>
-      <w:r>
-        <w:rPr>
-          <w:lang w:val="nl"/>
-        </w:rPr>
-        <w:t xml:space="preserve">documenten worden gewist. Het bestuur krijgt daar bericht van. Dit kun je niet terugdraaien.</w:t>
-      </w:r>
-      <w:r>
-        <w:rPr>
-          <w:lang w:val="nl"/>
-        </w:rPr>
-        <w:t xml:space="preserve"> </w:t>
-      </w:r>
-      <w:r>
-        <w:rPr>
-          <w:lang w:val="nl"/>
-        </w:rPr>
-        <w:t xml:space="preserve">Is je loondossier al verwerkt, dan kan dit niet meer zelf: de wet verplicht ons het</w:t>
-      </w:r>
-      <w:r>
-        <w:rPr>
-          <w:lang w:val="nl"/>
-        </w:rPr>
-        <w:t xml:space="preserve"> </w:t>
-      </w:r>
-      <w:r>
-        <w:rPr>
-          <w:lang w:val="nl"/>
-        </w:rPr>
-        <w:t xml:space="preserve">loonheffingsformulier en de kopie ID vijf jaar te bewaren. Mail in dat geval het bestuur.</w:t>
+        <w:t xml:space="preserve">in het vak.</w:t>
       </w:r>
     </w:p>
     <w:p>
       <w:pPr>
         <w:pStyle w:val="Compact"/>
+        <w:numPr>
+          <w:ilvl w:val="1"/>
+          <w:numId w:val="1013"/>
+        </w:numPr>
+      </w:pPr>
+      <w:r>
+        <w:rPr>
+          <w:lang w:val="nl"/>
+        </w:rPr>
+        <w:t xml:space="preserve">Klik op</w:t>
+      </w:r>
+      <w:r>
+        <w:rPr>
+          <w:lang w:val="nl"/>
+        </w:rPr>
+        <w:t xml:space="preserve"> </w:t>
+      </w:r>
+      <w:r>
+        <w:rPr>
+          <w:b/>
+          <w:bCs/>
+          <w:lang w:val="nl"/>
+        </w:rPr>
+        <w:t xml:space="preserve">Ja, verwijder mijn account</w:t>
+      </w:r>
+      <w:r>
+        <w:rPr>
+          <w:lang w:val="nl"/>
+        </w:rPr>
+        <w:t xml:space="preserve">.</w:t>
+      </w:r>
+    </w:p>
+    <w:p>
+      <w:pPr>
+        <w:numPr>
+          <w:ilvl w:val="0"/>
+          <w:numId w:val="1000"/>
+        </w:numPr>
+      </w:pPr>
+      <w:r>
+        <w:rPr>
+          <w:lang w:val="nl"/>
+        </w:rPr>
+        <w:t xml:space="preserve">Het bestuur krijgt daar bericht van. Dit kun je niet terugdraaien. Is je loondossier al verwerkt,</w:t>
+      </w:r>
+      <w:r>
+        <w:rPr>
+          <w:lang w:val="nl"/>
+        </w:rPr>
+        <w:t xml:space="preserve"> </w:t>
+      </w:r>
+      <w:r>
+        <w:rPr>
+          <w:lang w:val="nl"/>
+        </w:rPr>
+        <w:t xml:space="preserve">dan kan dit niet meer zelf: de wet verplicht ons het loonheffingsformulier en de kopie ID vijf jaar</w:t>
+      </w:r>
+      <w:r>
+        <w:rPr>
+          <w:lang w:val="nl"/>
+        </w:rPr>
+        <w:t xml:space="preserve"> </w:t>
+      </w:r>
+      <w:r>
+        <w:rPr>
+          <w:lang w:val="nl"/>
+        </w:rPr>
+        <w:t xml:space="preserve">te bewaren. Mail in dat geval het bestuur.</w:t>
+      </w:r>
+    </w:p>
+    <w:p>
+      <w:pPr>
         <w:numPr>
           <w:ilvl w:val="0"/>
           <w:numId w:val="1012"/>
@@ -4902,7 +5065,7 @@
               <w:rPr>
                 <w:lang w:val="nl"/>
               </w:rPr>
-              <w:t xml:space="preserve">5 jaar na het jaar waarin je voor het laatst bij ons werkte (wettelijke termijn)</w:t>
+              <w:t xml:space="preserve">5 jaar na het einde van het jaar waarin je voor het laatst bij ons werkte (dat zegt de wet); de penningmeester vernietigt ze daarna</w:t>
             </w:r>
           </w:p>
         </w:tc>
@@ -4948,6 +5111,36 @@
               <w:rPr>
                 <w:lang w:val="nl"/>
               </w:rPr>
+              <w:t xml:space="preserve">Berichten in het portaal</w:t>
+            </w:r>
+          </w:p>
+        </w:tc>
+        <w:tc>
+          <w:tcPr/>
+          <w:p>
+            <w:pPr>
+              <w:pStyle w:val="Compact"/>
+            </w:pPr>
+            <w:r>
+              <w:rPr>
+                <w:lang w:val="nl"/>
+              </w:rPr>
+              <w:t xml:space="preserve">Je kunt ze 3 maanden teruglezen</w:t>
+            </w:r>
+          </w:p>
+        </w:tc>
+      </w:tr>
+      <w:tr>
+        <w:tc>
+          <w:tcPr/>
+          <w:p>
+            <w:pPr>
+              <w:pStyle w:val="Compact"/>
+            </w:pPr>
+            <w:r>
+              <w:rPr>
+                <w:lang w:val="nl"/>
+              </w:rPr>
               <w:t xml:space="preserve">"Blijf ingelogd"</w:t>
             </w:r>
           </w:p>
@@ -5198,7 +5391,7 @@
         <w:rPr>
           <w:lang w:val="nl"/>
         </w:rPr>
-        <w:t xml:space="preserve">schrijf kort op wat je hebt veranderd. Daarna kan het niet meer zelf; mail het bestuur.</w:t>
+        <w:t xml:space="preserve">schrijf kort op wat je hebt veranderd. Daarna kan het niet meer zelf; stel een vraag via Berichten.</w:t>
       </w:r>
     </w:p>
     <w:p>
@@ -5233,7 +5426,7 @@
           <w:bCs/>
           <w:lang w:val="nl"/>
         </w:rPr>
-        <w:t xml:space="preserve">Ik heb een nieuw telefoonnummer of e-mailadres.</w:t>
+        <w:t xml:space="preserve">Ik heb een nieuw telefoonnummer of e-mailadres, of mijn naam klopt niet.</w:t>
       </w:r>
       <w:r>
         <w:br/>
@@ -5242,7 +5435,19 @@
         <w:rPr>
           <w:lang w:val="nl"/>
         </w:rPr>
-        <w:t xml:space="preserve">Mail het bestuur, dan passen zij het aan. Je telefoonnummer kun je ook zelf aanpassen in Beter</w:t>
+        <w:t xml:space="preserve">Stel een vraag via Berichten (het belletje), dan past het bestuur het aan. Na een nieuw</w:t>
+      </w:r>
+      <w:r>
+        <w:rPr>
+          <w:lang w:val="nl"/>
+        </w:rPr>
+        <w:t xml:space="preserve"> </w:t>
+      </w:r>
+      <w:r>
+        <w:rPr>
+          <w:lang w:val="nl"/>
+        </w:rPr>
+        <w:t xml:space="preserve">e-mailadres log je voortaan met dat adres in. Je telefoonnummer kun je ook zelf aanpassen in Beter</w:t>
       </w:r>
       <w:r>
         <w:rPr>
@@ -5322,7 +5527,19 @@
         <w:rPr>
           <w:lang w:val="nl"/>
         </w:rPr>
-        <w:t xml:space="preserve">Alleen de mensen voor wie het nodig is: het bestuur en de selectiecommissie.</w:t>
+        <w:t xml:space="preserve">Alleen de mensen voor wie het nodig is: het bestuur. Begeleiders op de selectiedag zien alleen</w:t>
+      </w:r>
+      <w:r>
+        <w:rPr>
+          <w:lang w:val="nl"/>
+        </w:rPr>
+        <w:t xml:space="preserve"> </w:t>
+      </w:r>
+      <w:r>
+        <w:rPr>
+          <w:lang w:val="nl"/>
+        </w:rPr>
+        <w:t xml:space="preserve">dát er iets is, zodat ze het aan het bestuur kunnen vragen. Wat er staat, zien ze niet.</w:t>
       </w:r>
     </w:p>
     <w:p>
@@ -5892,6 +6109,36 @@
   </w:num>
   <w:num w:numId="1012">
     <w:abstractNumId w:val="991"/>
+  </w:num>
+  <w:num w:numId="1013">
+    <w:abstractNumId w:val="99411"/>
+    <w:lvlOverride w:ilvl="0">
+      <w:startOverride w:val="1"/>
+    </w:lvlOverride>
+    <w:lvlOverride w:ilvl="1">
+      <w:startOverride w:val="1"/>
+    </w:lvlOverride>
+    <w:lvlOverride w:ilvl="2">
+      <w:startOverride w:val="1"/>
+    </w:lvlOverride>
+    <w:lvlOverride w:ilvl="3">
+      <w:startOverride w:val="1"/>
+    </w:lvlOverride>
+    <w:lvlOverride w:ilvl="4">
+      <w:startOverride w:val="1"/>
+    </w:lvlOverride>
+    <w:lvlOverride w:ilvl="5">
+      <w:startOverride w:val="1"/>
+    </w:lvlOverride>
+    <w:lvlOverride w:ilvl="6">
+      <w:startOverride w:val="1"/>
+    </w:lvlOverride>
+    <w:lvlOverride w:ilvl="7">
+      <w:startOverride w:val="1"/>
+    </w:lvlOverride>
+    <w:lvlOverride w:ilvl="8">
+      <w:startOverride w:val="1"/>
+    </w:lvlOverride>
   </w:num>
 </w:numbering>
 </file>

--- a/docs/handleiding/word/handleiding_sollicitant.docx
+++ b/docs/handleiding/word/handleiding_sollicitant.docx
@@ -21,7 +21,7 @@
         <w:rPr>
           <w:lang w:val="nl"/>
         </w:rPr>
-        <w:t xml:space="preserve">Versie 2.101 · september 2026</w:t>
+        <w:t xml:space="preserve">Versie 2.102 · september 2026</w:t>
       </w:r>
     </w:p>
     <w:p>
@@ -4317,19 +4317,31 @@
         <w:rPr>
           <w:lang w:val="nl"/>
         </w:rPr>
-        <w:t xml:space="preserve">gegevens zelf laten verwijderen. In de privacyverklaring staat wat we bewaren, waarom en hoe</w:t>
-      </w:r>
-      <w:r>
-        <w:rPr>
-          <w:lang w:val="nl"/>
-        </w:rPr>
-        <w:t xml:space="preserve"> </w:t>
-      </w:r>
-      <w:r>
-        <w:rPr>
-          <w:lang w:val="nl"/>
-        </w:rPr>
-        <w:t xml:space="preserve">lang.</w:t>
+        <w:t xml:space="preserve">gegevens zelf laten verwijderen, ook als je al bent aangenomen. Wil je geen advies van de</w:t>
+      </w:r>
+      <w:r>
+        <w:rPr>
+          <w:lang w:val="nl"/>
+        </w:rPr>
+        <w:t xml:space="preserve"> </w:t>
+      </w:r>
+      <w:r>
+        <w:rPr>
+          <w:lang w:val="nl"/>
+        </w:rPr>
+        <w:t xml:space="preserve">computer over je formulier, laat het ons weten via Berichten. In de privacyverklaring staat wat</w:t>
+      </w:r>
+      <w:r>
+        <w:rPr>
+          <w:lang w:val="nl"/>
+        </w:rPr>
+        <w:t xml:space="preserve"> </w:t>
+      </w:r>
+      <w:r>
+        <w:rPr>
+          <w:lang w:val="nl"/>
+        </w:rPr>
+        <w:t xml:space="preserve">we bewaren, waarom en hoe lang.</w:t>
       </w:r>
     </w:p>
     <w:p>
@@ -4490,19 +4502,99 @@
         <w:rPr>
           <w:lang w:val="nl"/>
         </w:rPr>
-        <w:t xml:space="preserve">je krijgt een bestand (JSON) met alles wat we van je hebben</w:t>
-      </w:r>
-      <w:r>
-        <w:rPr>
-          <w:lang w:val="nl"/>
-        </w:rPr>
-        <w:t xml:space="preserve"> </w:t>
-      </w:r>
-      <w:r>
-        <w:rPr>
-          <w:lang w:val="nl"/>
-        </w:rPr>
-        <w:t xml:space="preserve">(recht op inzage).</w:t>
+        <w:t xml:space="preserve">klik op</w:t>
+      </w:r>
+      <w:r>
+        <w:rPr>
+          <w:lang w:val="nl"/>
+        </w:rPr>
+        <w:t xml:space="preserve"> </w:t>
+      </w:r>
+      <w:r>
+        <w:rPr>
+          <w:b/>
+          <w:bCs/>
+          <w:lang w:val="nl"/>
+        </w:rPr>
+        <w:t xml:space="preserve">Download als JSON</w:t>
+      </w:r>
+      <w:r>
+        <w:rPr>
+          <w:lang w:val="nl"/>
+        </w:rPr>
+        <w:t xml:space="preserve">. Je krijgt een bestand met alles</w:t>
+      </w:r>
+      <w:r>
+        <w:rPr>
+          <w:lang w:val="nl"/>
+        </w:rPr>
+        <w:t xml:space="preserve"> </w:t>
+      </w:r>
+      <w:r>
+        <w:rPr>
+          <w:lang w:val="nl"/>
+        </w:rPr>
+        <w:t xml:space="preserve">wat we over je hebben vastgelegd (recht op inzage). Daarin staan je gegevens, je formulieren, je</w:t>
+      </w:r>
+      <w:r>
+        <w:rPr>
+          <w:lang w:val="nl"/>
+        </w:rPr>
+        <w:t xml:space="preserve"> </w:t>
+      </w:r>
+      <w:r>
+        <w:rPr>
+          <w:lang w:val="nl"/>
+        </w:rPr>
+        <w:t xml:space="preserve">beschikbaarheid, de cijfers en besluiten van de selectiedag en het trainingsweekend, de</w:t>
+      </w:r>
+      <w:r>
+        <w:rPr>
+          <w:lang w:val="nl"/>
+        </w:rPr>
+        <w:t xml:space="preserve"> </w:t>
+      </w:r>
+      <w:r>
+        <w:rPr>
+          <w:lang w:val="nl"/>
+        </w:rPr>
+        <w:t xml:space="preserve">aantekeningen van het bestuur, het advies van de computer (zie hieronder), welke documenten je</w:t>
+      </w:r>
+      <w:r>
+        <w:rPr>
+          <w:lang w:val="nl"/>
+        </w:rPr>
+        <w:t xml:space="preserve"> </w:t>
+      </w:r>
+      <w:r>
+        <w:rPr>
+          <w:lang w:val="nl"/>
+        </w:rPr>
+        <w:t xml:space="preserve">hebt getekend en ingeleverd, en de berichten die we je stuurden. Je BSN, rekeningnummer en</w:t>
+      </w:r>
+      <w:r>
+        <w:rPr>
+          <w:lang w:val="nl"/>
+        </w:rPr>
+        <w:t xml:space="preserve"> </w:t>
+      </w:r>
+      <w:r>
+        <w:rPr>
+          <w:lang w:val="nl"/>
+        </w:rPr>
+        <w:t xml:space="preserve">handtekening staan er niet in; die vind je in de getekende pdf's. Bij cijfers en aantekeningen</w:t>
+      </w:r>
+      <w:r>
+        <w:rPr>
+          <w:lang w:val="nl"/>
+        </w:rPr>
+        <w:t xml:space="preserve"> </w:t>
+      </w:r>
+      <w:r>
+        <w:rPr>
+          <w:lang w:val="nl"/>
+        </w:rPr>
+        <w:t xml:space="preserve">staat "beoordelaar" in plaats van de naam van de persoon die ze gaf.</w:t>
       </w:r>
     </w:p>
     <w:p>
@@ -4592,19 +4684,19 @@
         <w:rPr>
           <w:lang w:val="nl"/>
         </w:rPr>
-        <w:t xml:space="preserve">formulieren, beschikbaarheid, foto en documenten worden gewist. Je kunt daarna niet meer</w:t>
-      </w:r>
-      <w:r>
-        <w:rPr>
-          <w:lang w:val="nl"/>
-        </w:rPr>
-        <w:t xml:space="preserve"> </w:t>
-      </w:r>
-      <w:r>
-        <w:rPr>
-          <w:lang w:val="nl"/>
-        </w:rPr>
-        <w:t xml:space="preserve">inloggen.</w:t>
+        <w:t xml:space="preserve">formulieren, beschikbaarheid, beoordelingen, foto en documenten worden gewist. Je kunt daarna</w:t>
+      </w:r>
+      <w:r>
+        <w:rPr>
+          <w:lang w:val="nl"/>
+        </w:rPr>
+        <w:t xml:space="preserve"> </w:t>
+      </w:r>
+      <w:r>
+        <w:rPr>
+          <w:lang w:val="nl"/>
+        </w:rPr>
+        <w:t xml:space="preserve">niet meer inloggen.</w:t>
       </w:r>
     </w:p>
     <w:p>
@@ -4693,31 +4785,95 @@
         <w:rPr>
           <w:lang w:val="nl"/>
         </w:rPr>
-        <w:t xml:space="preserve">Het bestuur krijgt daar bericht van. Dit kun je niet terugdraaien. Is je loondossier al verwerkt,</w:t>
-      </w:r>
-      <w:r>
-        <w:rPr>
-          <w:lang w:val="nl"/>
-        </w:rPr>
-        <w:t xml:space="preserve"> </w:t>
-      </w:r>
-      <w:r>
-        <w:rPr>
-          <w:lang w:val="nl"/>
-        </w:rPr>
-        <w:t xml:space="preserve">dan kan dit niet meer zelf: de wet verplicht ons het loonheffingsformulier en de kopie ID vijf jaar</w:t>
-      </w:r>
-      <w:r>
-        <w:rPr>
-          <w:lang w:val="nl"/>
-        </w:rPr>
-        <w:t xml:space="preserve"> </w:t>
-      </w:r>
-      <w:r>
-        <w:rPr>
-          <w:lang w:val="nl"/>
-        </w:rPr>
-        <w:t xml:space="preserve">te bewaren. Mail in dat geval het bestuur.</w:t>
+        <w:t xml:space="preserve">Het bestuur krijgt daar bericht van. Dit kun je niet terugdraaien.</w:t>
+      </w:r>
+    </w:p>
+    <w:p>
+      <w:pPr>
+        <w:numPr>
+          <w:ilvl w:val="0"/>
+          <w:numId w:val="1000"/>
+        </w:numPr>
+      </w:pPr>
+      <w:r>
+        <w:rPr>
+          <w:b/>
+          <w:bCs/>
+          <w:lang w:val="nl"/>
+        </w:rPr>
+        <w:t xml:space="preserve">Al aangenomen en je loongegevens zijn verwerkt?</w:t>
+      </w:r>
+      <w:r>
+        <w:rPr>
+          <w:lang w:val="nl"/>
+        </w:rPr>
+        <w:t xml:space="preserve"> </w:t>
+      </w:r>
+      <w:r>
+        <w:rPr>
+          <w:lang w:val="nl"/>
+        </w:rPr>
+        <w:t xml:space="preserve">Dan kun je je account ook verwijderen. Eén</w:t>
+      </w:r>
+      <w:r>
+        <w:rPr>
+          <w:lang w:val="nl"/>
+        </w:rPr>
+        <w:t xml:space="preserve"> </w:t>
+      </w:r>
+      <w:r>
+        <w:rPr>
+          <w:lang w:val="nl"/>
+        </w:rPr>
+        <w:t xml:space="preserve">ding blijft dan staan, omdat de wet (voor de belasting) dat eist: je naam, je geboortedatum, je</w:t>
+      </w:r>
+      <w:r>
+        <w:rPr>
+          <w:lang w:val="nl"/>
+        </w:rPr>
+        <w:t xml:space="preserve"> </w:t>
+      </w:r>
+      <w:r>
+        <w:rPr>
+          <w:lang w:val="nl"/>
+        </w:rPr>
+        <w:t xml:space="preserve">getekende opgaaf voor de loonheffing (met je BSN) en de kopie van je identiteitsbewijs. Alleen de</w:t>
+      </w:r>
+      <w:r>
+        <w:rPr>
+          <w:lang w:val="nl"/>
+        </w:rPr>
+        <w:t xml:space="preserve"> </w:t>
+      </w:r>
+      <w:r>
+        <w:rPr>
+          <w:lang w:val="nl"/>
+        </w:rPr>
+        <w:t xml:space="preserve">penningmeester kan daarbij. We bewaren het tot 5 jaar na het einde van het jaar waarin je voor het</w:t>
+      </w:r>
+      <w:r>
+        <w:rPr>
+          <w:lang w:val="nl"/>
+        </w:rPr>
+        <w:t xml:space="preserve"> </w:t>
+      </w:r>
+      <w:r>
+        <w:rPr>
+          <w:lang w:val="nl"/>
+        </w:rPr>
+        <w:t xml:space="preserve">laatst bij ons werkte. Daarna vernietigt de penningmeester het. Al het andere verwijderen we</w:t>
+      </w:r>
+      <w:r>
+        <w:rPr>
+          <w:lang w:val="nl"/>
+        </w:rPr>
+        <w:t xml:space="preserve"> </w:t>
+      </w:r>
+      <w:r>
+        <w:rPr>
+          <w:lang w:val="nl"/>
+        </w:rPr>
+        <w:t xml:space="preserve">meteen. Het portaal laat je vooraf zien wat er blijft.</w:t>
       </w:r>
     </w:p>
     <w:p>
@@ -4825,6 +4981,141 @@
     <w:p>
       <w:pPr>
         <w:pStyle w:val="FirstParagraph"/>
+      </w:pPr>
+      <w:r>
+        <w:rPr>
+          <w:b/>
+          <w:bCs/>
+          <w:lang w:val="nl"/>
+        </w:rPr>
+        <w:t xml:space="preserve">Advies van de computer (AI).</w:t>
+      </w:r>
+      <w:r>
+        <w:rPr>
+          <w:lang w:val="nl"/>
+        </w:rPr>
+        <w:t xml:space="preserve"> </w:t>
+      </w:r>
+      <w:r>
+        <w:rPr>
+          <w:lang w:val="nl"/>
+        </w:rPr>
+        <w:t xml:space="preserve">Als het bestuur dat gebruikt, geeft een computerprogramma van</w:t>
+      </w:r>
+      <w:r>
+        <w:rPr>
+          <w:lang w:val="nl"/>
+        </w:rPr>
+        <w:t xml:space="preserve"> </w:t>
+      </w:r>
+      <w:r>
+        <w:rPr>
+          <w:lang w:val="nl"/>
+        </w:rPr>
+        <w:t xml:space="preserve">Google een advies over je formulier Beter Leren Kennen. Het programma krijgt je leeftijdsgroep en</w:t>
+      </w:r>
+      <w:r>
+        <w:rPr>
+          <w:lang w:val="nl"/>
+        </w:rPr>
+        <w:t xml:space="preserve"> </w:t>
+      </w:r>
+      <w:r>
+        <w:rPr>
+          <w:lang w:val="nl"/>
+        </w:rPr>
+        <w:t xml:space="preserve">je antwoorden over opleiding, diploma's, werkervaring, motivatie en beschikbaarheid. Het krijgt</w:t>
+      </w:r>
+      <w:r>
+        <w:rPr>
+          <w:lang w:val="nl"/>
+        </w:rPr>
+        <w:t xml:space="preserve"> </w:t>
+      </w:r>
+      <w:r>
+        <w:rPr>
+          <w:lang w:val="nl"/>
+        </w:rPr>
+        <w:t xml:space="preserve">niet je naam, adres, e-mailadres, telefoonnummer of foto, en ook niet wat je invult bij</w:t>
+      </w:r>
+      <w:r>
+        <w:rPr>
+          <w:lang w:val="nl"/>
+        </w:rPr>
+        <w:t xml:space="preserve"> </w:t>
+      </w:r>
+      <w:r>
+        <w:rPr>
+          <w:lang w:val="nl"/>
+        </w:rPr>
+        <w:t xml:space="preserve">bijzonderheden. Het advies is een hulpmiddel: een mens beslist altijd. Wil je dit niet? Stel een</w:t>
+      </w:r>
+      <w:r>
+        <w:rPr>
+          <w:lang w:val="nl"/>
+        </w:rPr>
+        <w:t xml:space="preserve"> </w:t>
+      </w:r>
+      <w:r>
+        <w:rPr>
+          <w:lang w:val="nl"/>
+        </w:rPr>
+        <w:t xml:space="preserve">vraag via</w:t>
+      </w:r>
+      <w:r>
+        <w:rPr>
+          <w:lang w:val="nl"/>
+        </w:rPr>
+        <w:t xml:space="preserve"> </w:t>
+      </w:r>
+      <w:r>
+        <w:rPr>
+          <w:b/>
+          <w:bCs/>
+          <w:lang w:val="nl"/>
+        </w:rPr>
+        <w:t xml:space="preserve">Berichten</w:t>
+      </w:r>
+      <w:r>
+        <w:rPr>
+          <w:lang w:val="nl"/>
+        </w:rPr>
+        <w:t xml:space="preserve"> </w:t>
+      </w:r>
+      <w:r>
+        <w:rPr>
+          <w:lang w:val="nl"/>
+        </w:rPr>
+        <w:t xml:space="preserve">(het belletje) en schrijf dat je bezwaar maakt tegen de automatische</w:t>
+      </w:r>
+      <w:r>
+        <w:rPr>
+          <w:lang w:val="nl"/>
+        </w:rPr>
+        <w:t xml:space="preserve"> </w:t>
+      </w:r>
+      <w:r>
+        <w:rPr>
+          <w:lang w:val="nl"/>
+        </w:rPr>
+        <w:t xml:space="preserve">beoordeling. Het bestuur verwijdert dan het advies en maakt er geen nieuw. Dat heeft geen gevolgen</w:t>
+      </w:r>
+      <w:r>
+        <w:rPr>
+          <w:lang w:val="nl"/>
+        </w:rPr>
+        <w:t xml:space="preserve"> </w:t>
+      </w:r>
+      <w:r>
+        <w:rPr>
+          <w:lang w:val="nl"/>
+        </w:rPr>
+        <w:t xml:space="preserve">voor je sollicitatie.</w:t>
+      </w:r>
+    </w:p>
+    <w:p>
+      <w:pPr>
+        <w:pStyle w:val="BodyText"/>
       </w:pPr>
       <w:r>
         <w:rPr>

--- a/docs/handleiding/word/handleiding_sollicitant.docx
+++ b/docs/handleiding/word/handleiding_sollicitant.docx
@@ -1725,7 +1725,7 @@
               <w:rPr>
                 <w:lang w:val="nl"/>
               </w:rPr>
-              <w:t xml:space="preserve">Meedoen</w:t>
+              <w:t xml:space="preserve">Laten weten of je komt, meedoen, en aan het eind een gesprek met het bestuur</w:t>
             </w:r>
           </w:p>
         </w:tc>
@@ -1783,7 +1783,130 @@
         <w:rPr>
           <w:lang w:val="nl"/>
         </w:rPr>
-        <w:t xml:space="preserve">Op de selectiedag kun je jezelf bij aankomst aanmelden op een tablet: je typt je naam en ziet in</w:t>
+        <w:t xml:space="preserve">Vóór de selectiedag en het trainingsweekend staat bij je taken "Kom je?". Kies</w:t>
+      </w:r>
+      <w:r>
+        <w:rPr>
+          <w:lang w:val="nl"/>
+        </w:rPr>
+        <w:t xml:space="preserve"> </w:t>
+      </w:r>
+      <w:r>
+        <w:rPr>
+          <w:b/>
+          <w:bCs/>
+          <w:lang w:val="nl"/>
+        </w:rPr>
+        <w:t xml:space="preserve">Ik kom</w:t>
+      </w:r>
+      <w:r>
+        <w:rPr>
+          <w:lang w:val="nl"/>
+        </w:rPr>
+        <w:t xml:space="preserve"> </w:t>
+      </w:r>
+      <w:r>
+        <w:rPr>
+          <w:lang w:val="nl"/>
+        </w:rPr>
+        <w:t xml:space="preserve">of</w:t>
+      </w:r>
+      <w:r>
+        <w:rPr>
+          <w:lang w:val="nl"/>
+        </w:rPr>
+        <w:t xml:space="preserve"> </w:t>
+      </w:r>
+      <w:r>
+        <w:rPr>
+          <w:b/>
+          <w:bCs/>
+          <w:lang w:val="nl"/>
+        </w:rPr>
+        <w:t xml:space="preserve">Ik</w:t>
+      </w:r>
+      <w:r>
+        <w:rPr>
+          <w:b/>
+          <w:bCs/>
+          <w:lang w:val="nl"/>
+        </w:rPr>
+        <w:t xml:space="preserve"> </w:t>
+      </w:r>
+      <w:r>
+        <w:rPr>
+          <w:b/>
+          <w:bCs/>
+          <w:lang w:val="nl"/>
+        </w:rPr>
+        <w:t xml:space="preserve">kan niet</w:t>
+      </w:r>
+      <w:r>
+        <w:rPr>
+          <w:lang w:val="nl"/>
+        </w:rPr>
+        <w:t xml:space="preserve"> </w:t>
+      </w:r>
+      <w:r>
+        <w:rPr>
+          <w:lang w:val="nl"/>
+        </w:rPr>
+        <w:t xml:space="preserve">en klik op</w:t>
+      </w:r>
+      <w:r>
+        <w:rPr>
+          <w:lang w:val="nl"/>
+        </w:rPr>
+        <w:t xml:space="preserve"> </w:t>
+      </w:r>
+      <w:r>
+        <w:rPr>
+          <w:b/>
+          <w:bCs/>
+          <w:lang w:val="nl"/>
+        </w:rPr>
+        <w:t xml:space="preserve">Doorgeven</w:t>
+      </w:r>
+      <w:r>
+        <w:rPr>
+          <w:lang w:val="nl"/>
+        </w:rPr>
+        <w:t xml:space="preserve">. Kun je niet, schrijf dan kort waarom; het bestuur neemt</w:t>
+      </w:r>
+      <w:r>
+        <w:rPr>
+          <w:lang w:val="nl"/>
+        </w:rPr>
+        <w:t xml:space="preserve"> </w:t>
+      </w:r>
+      <w:r>
+        <w:rPr>
+          <w:lang w:val="nl"/>
+        </w:rPr>
+        <w:t xml:space="preserve">contact met je op. Heb je het al aan de telefoon gezegd, dan staat het er vaak al ingevuld.</w:t>
+      </w:r>
+    </w:p>
+    <w:p>
+      <w:pPr>
+        <w:pStyle w:val="BodyText"/>
+      </w:pPr>
+      <w:r>
+        <w:rPr>
+          <w:lang w:val="nl"/>
+        </w:rPr>
+        <w:t xml:space="preserve">Op de selectiedag en het trainingsweekend meld je jezelf bij aankomst aan op een tablet: je typt</w:t>
+      </w:r>
+      <w:r>
+        <w:rPr>
+          <w:lang w:val="nl"/>
+        </w:rPr>
+        <w:t xml:space="preserve"> </w:t>
+      </w:r>
+      <w:r>
+        <w:rPr>
+          <w:lang w:val="nl"/>
+        </w:rPr>
+        <w:t xml:space="preserve">de eerste letters van je naam en tikt op jezelf (met je foto). Op de selectiedag zie je daarna in</w:t>
       </w:r>
       <w:r>
         <w:rPr>
@@ -1796,6 +1919,41 @@
           <w:lang w:val="nl"/>
         </w:rPr>
         <w:t xml:space="preserve">welke groep je zit.</w:t>
+      </w:r>
+    </w:p>
+    <w:p>
+      <w:pPr>
+        <w:pStyle w:val="BodyText"/>
+      </w:pPr>
+      <w:r>
+        <w:rPr>
+          <w:lang w:val="nl"/>
+        </w:rPr>
+        <w:t xml:space="preserve">Aan het eind van het trainingsweekend heb je een gesprek met het bestuur. Daar hoor je of je bent</w:t>
+      </w:r>
+      <w:r>
+        <w:rPr>
+          <w:lang w:val="nl"/>
+        </w:rPr>
+        <w:t xml:space="preserve"> </w:t>
+      </w:r>
+      <w:r>
+        <w:rPr>
+          <w:lang w:val="nl"/>
+        </w:rPr>
+        <w:t xml:space="preserve">aangenomen, en je krijgt het daarna nog eens per mail, met wat er besproken is. Ben je aangenomen,</w:t>
+      </w:r>
+      <w:r>
+        <w:rPr>
+          <w:lang w:val="nl"/>
+        </w:rPr>
+        <w:t xml:space="preserve"> </w:t>
+      </w:r>
+      <w:r>
+        <w:rPr>
+          <w:lang w:val="nl"/>
+        </w:rPr>
+        <w:t xml:space="preserve">dan staan je formulieren meteen in het portaal.</w:t>
       </w:r>
     </w:p>
     <w:p>

--- a/docs/handleiding/word/handleiding_sollicitant.docx
+++ b/docs/handleiding/word/handleiding_sollicitant.docx
@@ -1918,7 +1918,43 @@
         <w:rPr>
           <w:lang w:val="nl"/>
         </w:rPr>
-        <w:t xml:space="preserve">welke groep je zit.</w:t>
+        <w:t xml:space="preserve">welke groep je zit. Heb je je gezondheidsverklaring of intakeformulier nog niet getekend, dan zegt</w:t>
+      </w:r>
+      <w:r>
+        <w:rPr>
+          <w:lang w:val="nl"/>
+        </w:rPr>
+        <w:t xml:space="preserve"> </w:t>
+      </w:r>
+      <w:r>
+        <w:rPr>
+          <w:lang w:val="nl"/>
+        </w:rPr>
+        <w:t xml:space="preserve">de tablet dat, en krijg je meteen de link per mail en WhatsApp. Vul het dan direct in op je</w:t>
+      </w:r>
+      <w:r>
+        <w:rPr>
+          <w:lang w:val="nl"/>
+        </w:rPr>
+        <w:t xml:space="preserve"> </w:t>
+      </w:r>
+      <w:r>
+        <w:rPr>
+          <w:lang w:val="nl"/>
+        </w:rPr>
+        <w:t xml:space="preserve">telefoon: zonder getekende gezondheidsverklaring ga je het water niet in. Tekent je ouder, dan</w:t>
+      </w:r>
+      <w:r>
+        <w:rPr>
+          <w:lang w:val="nl"/>
+        </w:rPr>
+        <w:t xml:space="preserve"> </w:t>
+      </w:r>
+      <w:r>
+        <w:rPr>
+          <w:lang w:val="nl"/>
+        </w:rPr>
+        <w:t xml:space="preserve">krijgt die de link opnieuw.</w:t>
       </w:r>
     </w:p>
     <w:p>

--- a/docs/handleiding/word/handleiding_sollicitant.docx
+++ b/docs/handleiding/word/handleiding_sollicitant.docx
@@ -3474,19 +3474,43 @@
         <w:rPr>
           <w:lang w:val="nl"/>
         </w:rPr>
-        <w:t xml:space="preserve">Dat schrijft de Belastingdienst zo voor. De inschrijving als lid onderteken je ook zelf; ben je</w:t>
-      </w:r>
-      <w:r>
-        <w:rPr>
-          <w:lang w:val="nl"/>
-        </w:rPr>
-        <w:t xml:space="preserve"> </w:t>
-      </w:r>
-      <w:r>
-        <w:rPr>
-          <w:lang w:val="nl"/>
-        </w:rPr>
-        <w:t xml:space="preserve">jonger dan 18, dan vul je daarin ook de gegevens van je ouder in.</w:t>
+        <w:t xml:space="preserve">Dat schrijft de Belastingdienst zo voor. De inschrijving als lid van de vereniging tekent je ouder</w:t>
+      </w:r>
+      <w:r>
+        <w:rPr>
+          <w:lang w:val="nl"/>
+        </w:rPr>
+        <w:t xml:space="preserve"> </w:t>
+      </w:r>
+      <w:r>
+        <w:rPr>
+          <w:lang w:val="nl"/>
+        </w:rPr>
+        <w:t xml:space="preserve">of verzorger als je jonger bent dan 18 (net als de gezondheidsverklaring): die krijgt een mail met</w:t>
+      </w:r>
+      <w:r>
+        <w:rPr>
+          <w:lang w:val="nl"/>
+        </w:rPr>
+        <w:t xml:space="preserve"> </w:t>
+      </w:r>
+      <w:r>
+        <w:rPr>
+          <w:lang w:val="nl"/>
+        </w:rPr>
+        <w:t xml:space="preserve">een eigen link, controleert je gegevens en geeft zo nodig ook de machtiging voor de contributie. In</w:t>
+      </w:r>
+      <w:r>
+        <w:rPr>
+          <w:lang w:val="nl"/>
+        </w:rPr>
+        <w:t xml:space="preserve"> </w:t>
+      </w:r>
+      <w:r>
+        <w:rPr>
+          <w:lang w:val="nl"/>
+        </w:rPr>
+        <w:t xml:space="preserve">je portaal zie je die taak onder "Wacht op ouder". Ben je 18 of ouder, dan teken je zelf.</w:t>
       </w:r>
     </w:p>
     <w:bookmarkEnd w:id="17"/>

--- a/docs/handleiding/word/handleiding_sollicitant.docx
+++ b/docs/handleiding/word/handleiding_sollicitant.docx
@@ -170,13 +170,13 @@
           <w:numId w:val="1001"/>
         </w:numPr>
       </w:pPr>
-      <w:hyperlink w:anchor="beter-leren-kennen">
+      <w:hyperlink w:anchor="kennismakingsformulier">
         <w:r>
           <w:rPr>
             <w:rStyle w:val="Hyperlink"/>
             <w:lang w:val="nl"/>
           </w:rPr>
-          <w:t xml:space="preserve">Beter Leren Kennen</w:t>
+          <w:t xml:space="preserve">Kennismakingsformulier</w:t>
         </w:r>
       </w:hyperlink>
     </w:p>
@@ -420,7 +420,7 @@
         <w:rPr>
           <w:lang w:val="nl"/>
         </w:rPr>
-        <w:t xml:space="preserve">wervingspagina's van Paal 13. Het is overal hetzelfde formulier.</w:t>
+        <w:t xml:space="preserve">landingspagina's van Paal 13. Het is overal hetzelfde formulier.</w:t>
       </w:r>
     </w:p>
     <w:p>
@@ -1330,7 +1330,7 @@
         <w:rPr>
           <w:lang w:val="nl"/>
         </w:rPr>
-        <w:t xml:space="preserve">klikken. Na de selectiedag staat bij Beter Leren Kennen alleen nog</w:t>
+        <w:t xml:space="preserve">klikken. Na de selectiedag staat bij het kennismakingsformulier alleen nog</w:t>
       </w:r>
       <w:r>
         <w:rPr>
@@ -1637,7 +1637,7 @@
               <w:rPr>
                 <w:lang w:val="nl"/>
               </w:rPr>
-              <w:t xml:space="preserve">Beter Leren Kennen invullen, beschikbaarheid doorgeven, de gezondheidsverklaring en het intakeformulier ondertekenen (of laten ondertekenen door je ouder)</w:t>
+              <w:t xml:space="preserve">Kennismakingsformulier invullen, beschikbaarheid doorgeven, de gezondheidsverklaring en het intakeformulier ondertekenen (of laten ondertekenen door je ouder)</w:t>
             </w:r>
           </w:p>
         </w:tc>
@@ -2016,7 +2016,7 @@
       </w:r>
     </w:p>
     <w:bookmarkEnd w:id="13"/>
-    <w:bookmarkStart w:id="14" w:name="beter-leren-kennen"/>
+    <w:bookmarkStart w:id="14" w:name="kennismakingsformulier"/>
     <w:p>
       <w:pPr>
         <w:pStyle w:val="Heading1"/>
@@ -2025,7 +2025,7 @@
         <w:rPr>
           <w:lang w:val="nl"/>
         </w:rPr>
-        <w:t xml:space="preserve">Beter Leren Kennen</w:t>
+        <w:t xml:space="preserve">Kennismakingsformulier</w:t>
       </w:r>
     </w:p>
     <w:p>
@@ -4680,19 +4680,19 @@
         <w:rPr>
           <w:lang w:val="nl"/>
         </w:rPr>
-        <w:t xml:space="preserve">aan. Je telefoonnummer en adres kun je ook zelf aanpassen in Beter Leren Kennen, zolang dat</w:t>
-      </w:r>
-      <w:r>
-        <w:rPr>
-          <w:lang w:val="nl"/>
-        </w:rPr>
-        <w:t xml:space="preserve"> </w:t>
-      </w:r>
-      <w:r>
-        <w:rPr>
-          <w:lang w:val="nl"/>
-        </w:rPr>
-        <w:t xml:space="preserve">formulier open is.</w:t>
+        <w:t xml:space="preserve">aan. Je telefoonnummer en adres kun je ook zelf aanpassen in het kennismakingsformulier, zolang</w:t>
+      </w:r>
+      <w:r>
+        <w:rPr>
+          <w:lang w:val="nl"/>
+        </w:rPr>
+        <w:t xml:space="preserve"> </w:t>
+      </w:r>
+      <w:r>
+        <w:rPr>
+          <w:lang w:val="nl"/>
+        </w:rPr>
+        <w:t xml:space="preserve">dat formulier open is.</w:t>
       </w:r>
     </w:p>
     <w:p>
@@ -5230,7 +5230,7 @@
         <w:rPr>
           <w:lang w:val="nl"/>
         </w:rPr>
-        <w:t xml:space="preserve">Google een advies over je formulier Beter Leren Kennen. Het programma krijgt je leeftijdsgroep en</w:t>
+        <w:t xml:space="preserve">Google een advies over je kennismakingsformulier. Het programma krijgt je leeftijdsgroep en</w:t>
       </w:r>
       <w:r>
         <w:rPr>
@@ -5879,7 +5879,7 @@
           <w:bCs/>
           <w:lang w:val="nl"/>
         </w:rPr>
-        <w:t xml:space="preserve">Ik heb een fout gemaakt in Beter Leren Kennen.</w:t>
+        <w:t xml:space="preserve">Ik heb een fout gemaakt in het kennismakingsformulier.</w:t>
       </w:r>
       <w:r>
         <w:br/>
@@ -5956,19 +5956,19 @@
         <w:rPr>
           <w:lang w:val="nl"/>
         </w:rPr>
-        <w:t xml:space="preserve">e-mailadres log je voortaan met dat adres in. Je telefoonnummer kun je ook zelf aanpassen in Beter</w:t>
-      </w:r>
-      <w:r>
-        <w:rPr>
-          <w:lang w:val="nl"/>
-        </w:rPr>
-        <w:t xml:space="preserve"> </w:t>
-      </w:r>
-      <w:r>
-        <w:rPr>
-          <w:lang w:val="nl"/>
-        </w:rPr>
-        <w:t xml:space="preserve">Leren Kennen, zolang dat formulier open is.</w:t>
+        <w:t xml:space="preserve">e-mailadres log je voortaan met dat adres in. Je telefoonnummer kun je ook zelf aanpassen in het</w:t>
+      </w:r>
+      <w:r>
+        <w:rPr>
+          <w:lang w:val="nl"/>
+        </w:rPr>
+        <w:t xml:space="preserve"> </w:t>
+      </w:r>
+      <w:r>
+        <w:rPr>
+          <w:lang w:val="nl"/>
+        </w:rPr>
+        <w:t xml:space="preserve">kennismakingsformulier, zolang dat formulier open is.</w:t>
       </w:r>
     </w:p>
     <w:p>
@@ -5990,19 +5990,19 @@
         <w:rPr>
           <w:lang w:val="nl"/>
         </w:rPr>
-        <w:t xml:space="preserve">Voor het takenpakket: gebruik jpg, png of pdf, maximaal 10 MB. Voor de foto in Beter Leren</w:t>
-      </w:r>
-      <w:r>
-        <w:rPr>
-          <w:lang w:val="nl"/>
-        </w:rPr>
-        <w:t xml:space="preserve"> </w:t>
-      </w:r>
-      <w:r>
-        <w:rPr>
-          <w:lang w:val="nl"/>
-        </w:rPr>
-        <w:t xml:space="preserve">Kennen: maximaal 5 MB. Foto's van een iPhone (HEIC) kun je als jpg laten opslaan: zet in de</w:t>
+        <w:t xml:space="preserve">Voor het takenpakket: gebruik jpg, png of pdf, maximaal 10 MB. Voor de foto in het</w:t>
+      </w:r>
+      <w:r>
+        <w:rPr>
+          <w:lang w:val="nl"/>
+        </w:rPr>
+        <w:t xml:space="preserve"> </w:t>
+      </w:r>
+      <w:r>
+        <w:rPr>
+          <w:lang w:val="nl"/>
+        </w:rPr>
+        <w:t xml:space="preserve">kennismakingsformulier: maximaal 5 MB. Foto's van een iPhone (HEIC) kun je als jpg laten opslaan: zet in de</w:t>
       </w:r>
       <w:r>
         <w:rPr>

--- a/docs/handleiding/word/handleiding_sollicitant.docx
+++ b/docs/handleiding/word/handleiding_sollicitant.docx
@@ -378,7 +378,7 @@
         <w:rPr>
           <w:lang w:val="nl"/>
         </w:rPr>
-        <w:t xml:space="preserve">zijn. Ben je nog geen 16, dan geeft je ouder of verzorger toestemming.</w:t>
+        <w:t xml:space="preserve">zijn. Ben je nog geen 16, dan geeft je ouder of verzorger akkoord.</w:t>
       </w:r>
     </w:p>
     <w:p>
@@ -599,19 +599,75 @@
         <w:rPr>
           <w:lang w:val="nl"/>
         </w:rPr>
-        <w:t xml:space="preserve">Dan vraagt het formulier in stap 2 de naam van je ouder of verzorger. Je ouder zet</w:t>
-      </w:r>
-      <w:r>
-        <w:rPr>
-          <w:lang w:val="nl"/>
-        </w:rPr>
-        <w:t xml:space="preserve"> </w:t>
-      </w:r>
-      <w:r>
-        <w:rPr>
-          <w:lang w:val="nl"/>
-        </w:rPr>
-        <w:t xml:space="preserve">ook een vinkje dat de brigade je gegevens mag verwerken. Vul dit blok samen in.</w:t>
+        <w:t xml:space="preserve">Dan staat in stap 2 het blok</w:t>
+      </w:r>
+      <w:r>
+        <w:rPr>
+          <w:lang w:val="nl"/>
+        </w:rPr>
+        <w:t xml:space="preserve"> </w:t>
+      </w:r>
+      <w:r>
+        <w:rPr>
+          <w:b/>
+          <w:bCs/>
+          <w:lang w:val="nl"/>
+        </w:rPr>
+        <w:t xml:space="preserve">Akkoord van je ouder of verzorger</w:t>
+      </w:r>
+      <w:r>
+        <w:rPr>
+          <w:lang w:val="nl"/>
+        </w:rPr>
+        <w:t xml:space="preserve">. Vul dit blok</w:t>
+      </w:r>
+      <w:r>
+        <w:rPr>
+          <w:lang w:val="nl"/>
+        </w:rPr>
+        <w:t xml:space="preserve"> </w:t>
+      </w:r>
+      <w:r>
+        <w:rPr>
+          <w:lang w:val="nl"/>
+        </w:rPr>
+        <w:t xml:space="preserve">samen in: de naam van je ouder of verzorger, en een vinkje bij "Ik ben ouder of verzorger en vind</w:t>
+      </w:r>
+      <w:r>
+        <w:rPr>
+          <w:lang w:val="nl"/>
+        </w:rPr>
+        <w:t xml:space="preserve"> </w:t>
+      </w:r>
+      <w:r>
+        <w:rPr>
+          <w:lang w:val="nl"/>
+        </w:rPr>
+        <w:t xml:space="preserve">het goed dat mijn kind solliciteert. Ik heb de privacyverklaring gelezen." Het blok verschijnt</w:t>
+      </w:r>
+      <w:r>
+        <w:rPr>
+          <w:lang w:val="nl"/>
+        </w:rPr>
+        <w:t xml:space="preserve"> </w:t>
+      </w:r>
+      <w:r>
+        <w:rPr>
+          <w:lang w:val="nl"/>
+        </w:rPr>
+        <w:t xml:space="preserve">alleen als je geboortedatum laat zien dat je 15 bent. (Werkt JavaScript in je browser niet, dan</w:t>
+      </w:r>
+      <w:r>
+        <w:rPr>
+          <w:lang w:val="nl"/>
+        </w:rPr>
+        <w:t xml:space="preserve"> </w:t>
+      </w:r>
+      <w:r>
+        <w:rPr>
+          <w:lang w:val="nl"/>
+        </w:rPr>
+        <w:t xml:space="preserve">staat het blok er altijd; sla het dan over als je 16 of ouder bent.)</w:t>
       </w:r>
     </w:p>
     <w:p>
@@ -622,19 +678,43 @@
         <w:rPr>
           <w:lang w:val="nl"/>
         </w:rPr>
-        <w:t xml:space="preserve">Na het aanmelden krijg je een e-mail met een link naar je portaal. Geen mail? Kijk in je</w:t>
-      </w:r>
-      <w:r>
-        <w:rPr>
-          <w:lang w:val="nl"/>
-        </w:rPr>
-        <w:t xml:space="preserve"> </w:t>
-      </w:r>
-      <w:r>
-        <w:rPr>
-          <w:lang w:val="nl"/>
-        </w:rPr>
-        <w:t xml:space="preserve">ongewenste mail. Heb je je dit seizoen al aangemeld, dan zegt het formulier dat.</w:t>
+        <w:t xml:space="preserve">Na het aanmelden zie je "Je aanmelding is binnen" en krijg je een e-mail met een link naar je</w:t>
+      </w:r>
+      <w:r>
+        <w:rPr>
+          <w:lang w:val="nl"/>
+        </w:rPr>
+        <w:t xml:space="preserve"> </w:t>
+      </w:r>
+      <w:r>
+        <w:rPr>
+          <w:lang w:val="nl"/>
+        </w:rPr>
+        <w:t xml:space="preserve">portaal. Geen mail? Kijk in je ongewenste mail. Had je je dit seizoen al aangemeld met hetzelfde</w:t>
+      </w:r>
+      <w:r>
+        <w:rPr>
+          <w:lang w:val="nl"/>
+        </w:rPr>
+        <w:t xml:space="preserve"> </w:t>
+      </w:r>
+      <w:r>
+        <w:rPr>
+          <w:lang w:val="nl"/>
+        </w:rPr>
+        <w:t xml:space="preserve">e-mailadres, dan zie je ook "Je aanmelding is binnen" en krijg je de bevestiging met de link nog</w:t>
+      </w:r>
+      <w:r>
+        <w:rPr>
+          <w:lang w:val="nl"/>
+        </w:rPr>
+        <w:t xml:space="preserve"> </w:t>
+      </w:r>
+      <w:r>
+        <w:rPr>
+          <w:lang w:val="nl"/>
+        </w:rPr>
+        <w:t xml:space="preserve">een keer (hooguit één keer per uur). Er komt dan geen tweede aanmelding bij.</w:t>
       </w:r>
     </w:p>
     <w:p>
@@ -1016,19 +1096,45 @@
         <w:rPr>
           <w:lang w:val="nl"/>
         </w:rPr>
-        <w:t xml:space="preserve">doe je onderaan de pagina Gegevens (of met het pijltje naast je naam op een</w:t>
-      </w:r>
-      <w:r>
-        <w:rPr>
-          <w:lang w:val="nl"/>
-        </w:rPr>
-        <w:t xml:space="preserve"> </w:t>
-      </w:r>
-      <w:r>
-        <w:rPr>
-          <w:lang w:val="nl"/>
-        </w:rPr>
-        <w:t xml:space="preserve">computer). Dan vergeet dat apparaat je ook.</w:t>
+        <w:t xml:space="preserve">doe je met de knop</w:t>
+      </w:r>
+      <w:r>
+        <w:rPr>
+          <w:lang w:val="nl"/>
+        </w:rPr>
+        <w:t xml:space="preserve"> </w:t>
+      </w:r>
+      <w:r>
+        <w:rPr>
+          <w:b/>
+          <w:bCs/>
+          <w:lang w:val="nl"/>
+        </w:rPr>
+        <w:t xml:space="preserve">Uitloggen</w:t>
+      </w:r>
+      <w:r>
+        <w:rPr>
+          <w:lang w:val="nl"/>
+        </w:rPr>
+        <w:t xml:space="preserve"> </w:t>
+      </w:r>
+      <w:r>
+        <w:rPr>
+          <w:lang w:val="nl"/>
+        </w:rPr>
+        <w:t xml:space="preserve">onderaan de pagina Gegevens (of met het pijltje</w:t>
+      </w:r>
+      <w:r>
+        <w:rPr>
+          <w:lang w:val="nl"/>
+        </w:rPr>
+        <w:t xml:space="preserve"> </w:t>
+      </w:r>
+      <w:r>
+        <w:rPr>
+          <w:lang w:val="nl"/>
+        </w:rPr>
+        <w:t xml:space="preserve">naast je naam op een computer). Dan vergeet dat apparaat je ook.</w:t>
       </w:r>
     </w:p>
     <w:p>
@@ -1885,6 +1991,94 @@
         </w:rPr>
         <w:t xml:space="preserve">contact met je op. Heb je het al aan de telefoon gezegd, dan staat het er vaak al ingevuld.</w:t>
       </w:r>
+      <w:r>
+        <w:rPr>
+          <w:lang w:val="nl"/>
+        </w:rPr>
+        <w:t xml:space="preserve"> </w:t>
+      </w:r>
+      <w:r>
+        <w:rPr>
+          <w:lang w:val="nl"/>
+        </w:rPr>
+        <w:t xml:space="preserve">Met</w:t>
+      </w:r>
+      <w:r>
+        <w:rPr>
+          <w:lang w:val="nl"/>
+        </w:rPr>
+        <w:t xml:space="preserve"> </w:t>
+      </w:r>
+      <w:r>
+        <w:rPr>
+          <w:b/>
+          <w:bCs/>
+          <w:lang w:val="nl"/>
+        </w:rPr>
+        <w:t xml:space="preserve">Ik kom</w:t>
+      </w:r>
+      <w:r>
+        <w:rPr>
+          <w:lang w:val="nl"/>
+        </w:rPr>
+        <w:t xml:space="preserve"> </w:t>
+      </w:r>
+      <w:r>
+        <w:rPr>
+          <w:lang w:val="nl"/>
+        </w:rPr>
+        <w:t xml:space="preserve">ben je aangemeld voor de selectiedag; het kennismakingsformulier vul je daarnaast in.</w:t>
+      </w:r>
+      <w:r>
+        <w:rPr>
+          <w:lang w:val="nl"/>
+        </w:rPr>
+        <w:t xml:space="preserve"> </w:t>
+      </w:r>
+      <w:r>
+        <w:rPr>
+          <w:lang w:val="nl"/>
+        </w:rPr>
+        <w:t xml:space="preserve">Moet je op het trainingsweekend eerder weg? Vink</w:t>
+      </w:r>
+      <w:r>
+        <w:rPr>
+          <w:lang w:val="nl"/>
+        </w:rPr>
+        <w:t xml:space="preserve"> </w:t>
+      </w:r>
+      <w:r>
+        <w:rPr>
+          <w:b/>
+          <w:bCs/>
+          <w:lang w:val="nl"/>
+        </w:rPr>
+        <w:t xml:space="preserve">Ja, ik moet eerder weg</w:t>
+      </w:r>
+      <w:r>
+        <w:rPr>
+          <w:lang w:val="nl"/>
+        </w:rPr>
+        <w:t xml:space="preserve"> </w:t>
+      </w:r>
+      <w:r>
+        <w:rPr>
+          <w:lang w:val="nl"/>
+        </w:rPr>
+        <w:t xml:space="preserve">aan en kies de dag en</w:t>
+      </w:r>
+      <w:r>
+        <w:rPr>
+          <w:lang w:val="nl"/>
+        </w:rPr>
+        <w:t xml:space="preserve"> </w:t>
+      </w:r>
+      <w:r>
+        <w:rPr>
+          <w:lang w:val="nl"/>
+        </w:rPr>
+        <w:t xml:space="preserve">de tijd; dan plant het bestuur je gesprek op tijd.</w:t>
+      </w:r>
     </w:p>
     <w:p>
       <w:pPr>
@@ -3144,19 +3338,19 @@
         <w:rPr>
           <w:lang w:val="nl"/>
         </w:rPr>
-        <w:t xml:space="preserve">gezondheidsverklaring en het intakeformulier. Het loonheffingsformulier en de inschrijving als</w:t>
-      </w:r>
-      <w:r>
-        <w:rPr>
-          <w:lang w:val="nl"/>
-        </w:rPr>
-        <w:t xml:space="preserve"> </w:t>
-      </w:r>
-      <w:r>
-        <w:rPr>
-          <w:lang w:val="nl"/>
-        </w:rPr>
-        <w:t xml:space="preserve">lid onderteken je zelf.</w:t>
+        <w:t xml:space="preserve">gezondheidsverklaring, het intakeformulier en (na het aannemen) de inschrijving als lid. Het</w:t>
+      </w:r>
+      <w:r>
+        <w:rPr>
+          <w:lang w:val="nl"/>
+        </w:rPr>
+        <w:t xml:space="preserve"> </w:t>
+      </w:r>
+      <w:r>
+        <w:rPr>
+          <w:lang w:val="nl"/>
+        </w:rPr>
+        <w:t xml:space="preserve">loonheffingsformulier onderteken je zelf.</w:t>
       </w:r>
     </w:p>
     <w:p>
@@ -3208,7 +3402,7 @@
         <w:rPr>
           <w:lang w:val="nl"/>
         </w:rPr>
-        <w:t xml:space="preserve">ouder of verzorger bij het aanmelden toestemming geven voor het gebruik van je gegevens (zie</w:t>
+        <w:t xml:space="preserve">ouder of verzorger bij het aanmelden laten weten dat die het goed vindt dat je solliciteert (zie</w:t>
       </w:r>
       <w:r>
         <w:rPr>
@@ -3940,19 +4134,19 @@
         <w:rPr>
           <w:lang w:val="nl"/>
         </w:rPr>
-        <w:t xml:space="preserve">openen. Elke keer dat iemand ze bekijkt, wordt vastgelegd, en op een gedownloade foto komt een</w:t>
-      </w:r>
-      <w:r>
-        <w:rPr>
-          <w:lang w:val="nl"/>
-        </w:rPr>
-        <w:t xml:space="preserve"> </w:t>
-      </w:r>
-      <w:r>
-        <w:rPr>
-          <w:lang w:val="nl"/>
-        </w:rPr>
-        <w:t xml:space="preserve">watermerk. De wet zegt hoe lang we ze moeten bewaren. Daarna vernietigt de penningmeester ze.</w:t>
+        <w:t xml:space="preserve">openen. Elke keer dat iemand ze bekijkt, wordt vastgelegd, en op een gedownloade foto van je</w:t>
+      </w:r>
+      <w:r>
+        <w:rPr>
+          <w:lang w:val="nl"/>
+        </w:rPr>
+        <w:t xml:space="preserve"> </w:t>
+      </w:r>
+      <w:r>
+        <w:rPr>
+          <w:lang w:val="nl"/>
+        </w:rPr>
+        <w:t xml:space="preserve">bankpas komt een watermerk. De wet zegt hoe lang we ze moeten bewaren. Daarna vernietigt de penningmeester ze.</w:t>
       </w:r>
     </w:p>
     <w:bookmarkEnd w:id="18"/>
@@ -5193,7 +5387,31 @@
         <w:rPr>
           <w:lang w:val="nl"/>
         </w:rPr>
-        <w:t xml:space="preserve">. Op elk apparaat moet je dan opnieuw inloggen.</w:t>
+        <w:t xml:space="preserve">. Op alle andere apparaten ben je meteen uitgelogd, ook als het portaal daar nog</w:t>
+      </w:r>
+      <w:r>
+        <w:rPr>
+          <w:lang w:val="nl"/>
+        </w:rPr>
+        <w:t xml:space="preserve"> </w:t>
+      </w:r>
+      <w:r>
+        <w:rPr>
+          <w:lang w:val="nl"/>
+        </w:rPr>
+        <w:t xml:space="preserve">openstond. Op het apparaat waarop je dit doet, blijf je nu nog ingelogd; dat apparaat onthoudt</w:t>
+      </w:r>
+      <w:r>
+        <w:rPr>
+          <w:lang w:val="nl"/>
+        </w:rPr>
+        <w:t xml:space="preserve"> </w:t>
+      </w:r>
+      <w:r>
+        <w:rPr>
+          <w:lang w:val="nl"/>
+        </w:rPr>
+        <w:t xml:space="preserve">je daarna alleen niet meer, dus de volgende keer log je ook daar opnieuw in.</w:t>
       </w:r>
     </w:p>
     <w:p>
